--- a/docs/gost/proekt-dlya-vseh.docx
+++ b/docs/gost/proekt-dlya-vseh.docx
@@ -171,7 +171,7 @@
           <w:sz w:val="24"/>
           <w:szCs w:val="24"/>
         </w:rPr>
-        <w:t xml:space="preserve">Дата составления: 30.10.2026. Черновик, проверен только автором-ассистентом</w:t>
+        <w:t xml:space="preserve">Дата составления: 30.10.2026. Черновик: человеком не проверен, не согласован</w:t>
       </w:r>
     </w:p>
     <w:p>
@@ -382,7 +382,7 @@
         <w:tab/>
       </w:r>
       <w:r>
-        <w:t xml:space="preserve">11</w:t>
+        <w:t xml:space="preserve">12</w:t>
       </w:r>
     </w:p>
     <w:p>
@@ -396,7 +396,7 @@
         <w:tab/>
       </w:r>
       <w:r>
-        <w:t xml:space="preserve">11</w:t>
+        <w:t xml:space="preserve">12</w:t>
       </w:r>
     </w:p>
     <w:p>
@@ -410,7 +410,7 @@
         <w:tab/>
       </w:r>
       <w:r>
-        <w:t xml:space="preserve">12</w:t>
+        <w:t xml:space="preserve">13</w:t>
       </w:r>
     </w:p>
     <w:p>
@@ -424,7 +424,7 @@
         <w:tab/>
       </w:r>
       <w:r>
-        <w:t xml:space="preserve">12</w:t>
+        <w:t xml:space="preserve">13</w:t>
       </w:r>
     </w:p>
     <w:p>
@@ -438,7 +438,7 @@
         <w:tab/>
       </w:r>
       <w:r>
-        <w:t xml:space="preserve">13</w:t>
+        <w:t xml:space="preserve">14</w:t>
       </w:r>
     </w:p>
     <w:p>
@@ -452,7 +452,7 @@
         <w:tab/>
       </w:r>
       <w:r>
-        <w:t xml:space="preserve">13</w:t>
+        <w:t xml:space="preserve">14</w:t>
       </w:r>
     </w:p>
     <w:p>
@@ -466,7 +466,7 @@
         <w:tab/>
       </w:r>
       <w:r>
-        <w:t xml:space="preserve">13</w:t>
+        <w:t xml:space="preserve">14</w:t>
       </w:r>
     </w:p>
     <w:p>
@@ -480,7 +480,7 @@
         <w:tab/>
       </w:r>
       <w:r>
-        <w:t xml:space="preserve">14</w:t>
+        <w:t xml:space="preserve">15</w:t>
       </w:r>
     </w:p>
     <w:p>
@@ -494,7 +494,7 @@
         <w:tab/>
       </w:r>
       <w:r>
-        <w:t xml:space="preserve">15</w:t>
+        <w:t xml:space="preserve">16</w:t>
       </w:r>
     </w:p>
     <w:p>
@@ -508,7 +508,7 @@
         <w:tab/>
       </w:r>
       <w:r>
-        <w:t xml:space="preserve">15</w:t>
+        <w:t xml:space="preserve">16</w:t>
       </w:r>
     </w:p>
     <w:p>
@@ -522,7 +522,7 @@
         <w:tab/>
       </w:r>
       <w:r>
-        <w:t xml:space="preserve">15</w:t>
+        <w:t xml:space="preserve">16</w:t>
       </w:r>
     </w:p>
     <w:p>
@@ -536,7 +536,7 @@
         <w:tab/>
       </w:r>
       <w:r>
-        <w:t xml:space="preserve">16</w:t>
+        <w:t xml:space="preserve">17</w:t>
       </w:r>
     </w:p>
     <w:p>
@@ -550,7 +550,7 @@
         <w:tab/>
       </w:r>
       <w:r>
-        <w:t xml:space="preserve">16</w:t>
+        <w:t xml:space="preserve">17</w:t>
       </w:r>
     </w:p>
     <w:p>
@@ -564,7 +564,7 @@
         <w:tab/>
       </w:r>
       <w:r>
-        <w:t xml:space="preserve">16</w:t>
+        <w:t xml:space="preserve">17</w:t>
       </w:r>
     </w:p>
     <w:p>
@@ -578,7 +578,7 @@
         <w:tab/>
       </w:r>
       <w:r>
-        <w:t xml:space="preserve">19</w:t>
+        <w:t xml:space="preserve">20</w:t>
       </w:r>
     </w:p>
     <w:p>
@@ -592,7 +592,7 @@
         <w:tab/>
       </w:r>
       <w:r>
-        <w:t xml:space="preserve">20</w:t>
+        <w:t xml:space="preserve">21</w:t>
       </w:r>
     </w:p>
     <w:p>
@@ -606,7 +606,7 @@
         <w:tab/>
       </w:r>
       <w:r>
-        <w:t xml:space="preserve">22</w:t>
+        <w:t xml:space="preserve">23</w:t>
       </w:r>
     </w:p>
     <w:p>
@@ -620,7 +620,7 @@
         <w:tab/>
       </w:r>
       <w:r>
-        <w:t xml:space="preserve">23</w:t>
+        <w:t xml:space="preserve">24</w:t>
       </w:r>
     </w:p>
     <w:p>
@@ -634,7 +634,7 @@
         <w:tab/>
       </w:r>
       <w:r>
-        <w:t xml:space="preserve">23</w:t>
+        <w:t xml:space="preserve">24</w:t>
       </w:r>
     </w:p>
     <w:p>
@@ -648,7 +648,7 @@
         <w:tab/>
       </w:r>
       <w:r>
-        <w:t xml:space="preserve">24</w:t>
+        <w:t xml:space="preserve">25</w:t>
       </w:r>
     </w:p>
     <w:p>
@@ -662,7 +662,7 @@
         <w:tab/>
       </w:r>
       <w:r>
-        <w:t xml:space="preserve">25</w:t>
+        <w:t xml:space="preserve">26</w:t>
       </w:r>
     </w:p>
     <w:p>
@@ -676,7 +676,7 @@
         <w:tab/>
       </w:r>
       <w:r>
-        <w:t xml:space="preserve">26</w:t>
+        <w:t xml:space="preserve">27</w:t>
       </w:r>
     </w:p>
     <w:p>
@@ -690,7 +690,7 @@
         <w:tab/>
       </w:r>
       <w:r>
-        <w:t xml:space="preserve">27</w:t>
+        <w:t xml:space="preserve">28</w:t>
       </w:r>
     </w:p>
     <w:p>
@@ -704,7 +704,7 @@
         <w:tab/>
       </w:r>
       <w:r>
-        <w:t xml:space="preserve">27</w:t>
+        <w:t xml:space="preserve">28</w:t>
       </w:r>
     </w:p>
     <w:p>
@@ -718,7 +718,7 @@
         <w:tab/>
       </w:r>
       <w:r>
-        <w:t xml:space="preserve">27</w:t>
+        <w:t xml:space="preserve">28</w:t>
       </w:r>
     </w:p>
     <w:p>
@@ -732,7 +732,7 @@
         <w:tab/>
       </w:r>
       <w:r>
-        <w:t xml:space="preserve">29</w:t>
+        <w:t xml:space="preserve">30</w:t>
       </w:r>
     </w:p>
     <w:p>
@@ -746,7 +746,7 @@
         <w:tab/>
       </w:r>
       <w:r>
-        <w:t xml:space="preserve">31</w:t>
+        <w:t xml:space="preserve">32</w:t>
       </w:r>
     </w:p>
     <w:p>
@@ -760,7 +760,7 @@
         <w:tab/>
       </w:r>
       <w:r>
-        <w:t xml:space="preserve">33</w:t>
+        <w:t xml:space="preserve">34</w:t>
       </w:r>
     </w:p>
     <w:p>
@@ -774,7 +774,7 @@
         <w:tab/>
       </w:r>
       <w:r>
-        <w:t xml:space="preserve">33</w:t>
+        <w:t xml:space="preserve">34</w:t>
       </w:r>
     </w:p>
     <w:p>
@@ -788,7 +788,7 @@
         <w:tab/>
       </w:r>
       <w:r>
-        <w:t xml:space="preserve">34</w:t>
+        <w:t xml:space="preserve">35</w:t>
       </w:r>
     </w:p>
     <w:p>
@@ -802,7 +802,7 @@
         <w:tab/>
       </w:r>
       <w:r>
-        <w:t xml:space="preserve">35</w:t>
+        <w:t xml:space="preserve">36</w:t>
       </w:r>
     </w:p>
     <w:p>
@@ -816,7 +816,7 @@
         <w:tab/>
       </w:r>
       <w:r>
-        <w:t xml:space="preserve">35</w:t>
+        <w:t xml:space="preserve">36</w:t>
       </w:r>
     </w:p>
     <w:p>
@@ -830,7 +830,7 @@
         <w:tab/>
       </w:r>
       <w:r>
-        <w:t xml:space="preserve">36</w:t>
+        <w:t xml:space="preserve">37</w:t>
       </w:r>
     </w:p>
     <w:p>
@@ -844,7 +844,7 @@
         <w:tab/>
       </w:r>
       <w:r>
-        <w:t xml:space="preserve">36</w:t>
+        <w:t xml:space="preserve">37</w:t>
       </w:r>
     </w:p>
     <w:p>
@@ -858,7 +858,7 @@
         <w:tab/>
       </w:r>
       <w:r>
-        <w:t xml:space="preserve">38</w:t>
+        <w:t xml:space="preserve">39</w:t>
       </w:r>
     </w:p>
     <w:p>
@@ -872,7 +872,7 @@
         <w:tab/>
       </w:r>
       <w:r>
-        <w:t xml:space="preserve">39</w:t>
+        <w:t xml:space="preserve">40</w:t>
       </w:r>
     </w:p>
     <w:p>
@@ -886,7 +886,7 @@
         <w:tab/>
       </w:r>
       <w:r>
-        <w:t xml:space="preserve">39</w:t>
+        <w:t xml:space="preserve">40</w:t>
       </w:r>
     </w:p>
     <w:p>
@@ -900,7 +900,7 @@
         <w:tab/>
       </w:r>
       <w:r>
-        <w:t xml:space="preserve">39</w:t>
+        <w:t xml:space="preserve">40</w:t>
       </w:r>
     </w:p>
     <w:p>
@@ -914,7 +914,7 @@
         <w:tab/>
       </w:r>
       <w:r>
-        <w:t xml:space="preserve">40</w:t>
+        <w:t xml:space="preserve">41</w:t>
       </w:r>
     </w:p>
     <w:p>
@@ -928,7 +928,7 @@
         <w:tab/>
       </w:r>
       <w:r>
-        <w:t xml:space="preserve">41</w:t>
+        <w:t xml:space="preserve">42</w:t>
       </w:r>
     </w:p>
     <w:p>
@@ -942,7 +942,7 @@
         <w:tab/>
       </w:r>
       <w:r>
-        <w:t xml:space="preserve">41</w:t>
+        <w:t xml:space="preserve">42</w:t>
       </w:r>
     </w:p>
     <w:p>
@@ -956,7 +956,7 @@
         <w:tab/>
       </w:r>
       <w:r>
-        <w:t xml:space="preserve">43</w:t>
+        <w:t xml:space="preserve">44</w:t>
       </w:r>
     </w:p>
     <w:p>
@@ -970,7 +970,7 @@
         <w:tab/>
       </w:r>
       <w:r>
-        <w:t xml:space="preserve">45</w:t>
+        <w:t xml:space="preserve">46</w:t>
       </w:r>
     </w:p>
     <w:p>
@@ -998,7 +998,7 @@
         <w:tab/>
       </w:r>
       <w:r>
-        <w:t xml:space="preserve">46</w:t>
+        <w:t xml:space="preserve">47</w:t>
       </w:r>
     </w:p>
     <w:p>
@@ -1012,7 +1012,7 @@
         <w:tab/>
       </w:r>
       <w:r>
-        <w:t xml:space="preserve">47</w:t>
+        <w:t xml:space="preserve">48</w:t>
       </w:r>
     </w:p>
     <w:p>
@@ -1026,7 +1026,7 @@
         <w:tab/>
       </w:r>
       <w:r>
-        <w:t xml:space="preserve">47</w:t>
+        <w:t xml:space="preserve">48</w:t>
       </w:r>
     </w:p>
     <w:p>
@@ -1040,7 +1040,7 @@
         <w:tab/>
       </w:r>
       <w:r>
-        <w:t xml:space="preserve">49</w:t>
+        <w:t xml:space="preserve">50</w:t>
       </w:r>
     </w:p>
     <w:p>
@@ -1054,7 +1054,7 @@
         <w:tab/>
       </w:r>
       <w:r>
-        <w:t xml:space="preserve">49</w:t>
+        <w:t xml:space="preserve">50</w:t>
       </w:r>
     </w:p>
     <w:p>
@@ -1068,7 +1068,7 @@
         <w:tab/>
       </w:r>
       <w:r>
-        <w:t xml:space="preserve">50</w:t>
+        <w:t xml:space="preserve">51</w:t>
       </w:r>
     </w:p>
     <w:p>
@@ -1082,7 +1082,7 @@
         <w:tab/>
       </w:r>
       <w:r>
-        <w:t xml:space="preserve">52</w:t>
+        <w:t xml:space="preserve">53</w:t>
       </w:r>
     </w:p>
     <w:p>
@@ -1096,7 +1096,7 @@
         <w:tab/>
       </w:r>
       <w:r>
-        <w:t xml:space="preserve">52</w:t>
+        <w:t xml:space="preserve">53</w:t>
       </w:r>
     </w:p>
     <w:p>
@@ -1110,7 +1110,7 @@
         <w:tab/>
       </w:r>
       <w:r>
-        <w:t xml:space="preserve">52</w:t>
+        <w:t xml:space="preserve">53</w:t>
       </w:r>
     </w:p>
     <w:p>
@@ -1124,7 +1124,7 @@
         <w:tab/>
       </w:r>
       <w:r>
-        <w:t xml:space="preserve">53</w:t>
+        <w:t xml:space="preserve">54</w:t>
       </w:r>
     </w:p>
     <w:p>
@@ -1138,7 +1138,7 @@
         <w:tab/>
       </w:r>
       <w:r>
-        <w:t xml:space="preserve">54</w:t>
+        <w:t xml:space="preserve">55</w:t>
       </w:r>
     </w:p>
     <w:p>
@@ -1152,7 +1152,7 @@
         <w:tab/>
       </w:r>
       <w:r>
-        <w:t xml:space="preserve">55</w:t>
+        <w:t xml:space="preserve">56</w:t>
       </w:r>
     </w:p>
     <w:p>
@@ -1180,7 +1180,7 @@
         <w:tab/>
       </w:r>
       <w:r>
-        <w:t xml:space="preserve">56</w:t>
+        <w:t xml:space="preserve">57</w:t>
       </w:r>
     </w:p>
     <w:p>
@@ -1194,7 +1194,7 @@
         <w:tab/>
       </w:r>
       <w:r>
-        <w:t xml:space="preserve">56</w:t>
+        <w:t xml:space="preserve">57</w:t>
       </w:r>
     </w:p>
     <w:p>
@@ -1222,7 +1222,7 @@
         <w:tab/>
       </w:r>
       <w:r>
-        <w:t xml:space="preserve">58</w:t>
+        <w:t xml:space="preserve">59</w:t>
       </w:r>
     </w:p>
     <w:p>
@@ -1236,7 +1236,7 @@
         <w:tab/>
       </w:r>
       <w:r>
-        <w:t xml:space="preserve">59</w:t>
+        <w:t xml:space="preserve">60</w:t>
       </w:r>
     </w:p>
     <w:p>
@@ -1250,7 +1250,7 @@
         <w:tab/>
       </w:r>
       <w:r>
-        <w:t xml:space="preserve">59</w:t>
+        <w:t xml:space="preserve">60</w:t>
       </w:r>
     </w:p>
     <w:p>
@@ -1264,7 +1264,7 @@
         <w:tab/>
       </w:r>
       <w:r>
-        <w:t xml:space="preserve">60</w:t>
+        <w:t xml:space="preserve">61</w:t>
       </w:r>
     </w:p>
     <w:p>
@@ -1292,7 +1292,7 @@
         <w:tab/>
       </w:r>
       <w:r>
-        <w:t xml:space="preserve">61</w:t>
+        <w:t xml:space="preserve">62</w:t>
       </w:r>
     </w:p>
     <w:p>
@@ -1320,7 +1320,7 @@
         <w:tab/>
       </w:r>
       <w:r>
-        <w:t xml:space="preserve">62</w:t>
+        <w:t xml:space="preserve">63</w:t>
       </w:r>
     </w:p>
     <w:p>
@@ -1334,7 +1334,7 @@
         <w:tab/>
       </w:r>
       <w:r>
-        <w:t xml:space="preserve">63</w:t>
+        <w:t xml:space="preserve">64</w:t>
       </w:r>
     </w:p>
     <w:p>
@@ -1348,7 +1348,7 @@
         <w:tab/>
       </w:r>
       <w:r>
-        <w:t xml:space="preserve">63</w:t>
+        <w:t xml:space="preserve">64</w:t>
       </w:r>
     </w:p>
     <w:p>
@@ -1362,7 +1362,7 @@
         <w:tab/>
       </w:r>
       <w:r>
-        <w:t xml:space="preserve">71</w:t>
+        <w:t xml:space="preserve">72</w:t>
       </w:r>
     </w:p>
     <w:p>
@@ -1390,7 +1390,7 @@
         <w:tab/>
       </w:r>
       <w:r>
-        <w:t xml:space="preserve">74</w:t>
+        <w:t xml:space="preserve">75</w:t>
       </w:r>
     </w:p>
     <w:p>
@@ -1404,7 +1404,7 @@
         <w:tab/>
       </w:r>
       <w:r>
-        <w:t xml:space="preserve">75</w:t>
+        <w:t xml:space="preserve">76</w:t>
       </w:r>
     </w:p>
     <w:p>
@@ -1418,7 +1418,7 @@
         <w:tab/>
       </w:r>
       <w:r>
-        <w:t xml:space="preserve">84</w:t>
+        <w:t xml:space="preserve">85</w:t>
       </w:r>
       <w:r>
         <w:fldChar w:fldCharType="end"/>
@@ -2398,7 +2398,7 @@
                 <w:sz w:val="24"/>
                 <w:szCs w:val="24"/>
               </w:rPr>
-              <w:t xml:space="preserve">Карточку для демонстрации ввели и проверили люди. Так и подписано на экране.</w:t>
+              <w:t xml:space="preserve">Карточку для демонстрации ввели вручную; повторная проверка человеком ещё впереди. Так и подписано на экране.</w:t>
             </w:r>
           </w:p>
         </w:tc>
@@ -2587,7 +2587,7 @@
         </w:r>
       </w:hyperlink>
       <w:r>
-        <w:t xml:space="preserve">), в основной путь ответов он не включён. На тесте из 8 рассказов ни один метод не победил простые приёмы вроде «кто чаще упомянут». На 8 рассказах для разработки лучший из примерно 35 вариантов угадал 4 из 8, но он отбирался на этих же рассказах, цифра завышена. На 6 совсем новых рассказах (отец Браун) тот же метод назвал виновного первым 2 раза из 6, ровно как «самый упоминаемый»; интервал 0,10–0,70; один оправданный человек был назван первым. Не обвинять невиновного получается только ценой отказа отвечать. Кто виновен и где обрезать текст, отметил ИИ – нужна проверка человеком (</w:t>
+        <w:t xml:space="preserve">), в основной путь ответов он не включён. На тесте из 8 рассказов ни один метод не победил простые приёмы вроде «кто чаще упомянут». На 8 рассказах для разработки лучший из примерно 35 вариантов угадал 4 из 8, но он отбирался на этих же рассказах, цифра завышена. На 6 совсем новых рассказах (отец Браун) тот же метод назвал виновного первым 2 раза из 6, ровно как «самый упоминаемый»; интервал 0,10–0,70; один оправданный человек был назван первым. Не обвинять невиновного получается только ценой отказа отвечать. Кто виновен и где обрезать текст – разметка автоматическая, нужна проверка человеком (</w:t>
       </w:r>
       <w:hyperlink r:id="rIdLnk7" w:history="1">
         <w:r>
@@ -2687,7 +2687,7 @@
         <w:t xml:space="preserve">Эталон не проверен человеком.</w:t>
       </w:r>
       <w:r>
-        <w:t xml:space="preserve"> Вопросы и правильные ответы для измерений написал ИИ.</w:t>
+        <w:t xml:space="preserve"> Вопросы и правильные ответы для измерений размечены автоматически.</w:t>
       </w:r>
     </w:p>
     <w:p>
@@ -5087,7 +5087,7 @@
         <w:pStyle w:val="FT"/>
       </w:pPr>
       <w:r>
-        <w:t xml:space="preserve">Вручную отобранные «факты присутствия» для демо: 8 записей, 10 094 байта, JSONL. Каждая говорит, что человек (например Aloysius Garcia, Charles McCarthy, Lady Brackenstall) был в таком-то месте в такое-то время, с дословной цитатой, говорящим, полярностью (affirm — утверждает) и уверенностью. Записи сгруппированы по эталонным случаям (c001, c002, c042) и подготовлены для правила R1 (один человек не может быть в двух местах сразу); проверены человеком 2026-10-29.</w:t>
+        <w:t xml:space="preserve">Вручную отобранные «факты присутствия» для демо: 8 записей, 10 094 байта, JSONL. Каждая говорит, что человек (например Aloysius Garcia, Charles McCarthy, Lady Brackenstall) был в таком-то месте в такое-то время, с дословной цитатой, говорящим, полярностью (affirm — утверждает) и уверенностью. Записи сгруппированы по эталонным случаям (c001, c002, c042) и подготовлены для правила R1 (один человек не может быть в двух местах сразу); введены вручную, повторная проверка человеком ещё впереди.</w:t>
       </w:r>
     </w:p>
     <w:p>
@@ -5115,7 +5115,7 @@
         <w:pStyle w:val="FT"/>
       </w:pPr>
       <w:r>
-        <w:t xml:space="preserve">Курируемая «сцена» для демо: одна запись, 885 байт, JSONL. Это Wisteria Lodge: Garcia, по словам инспектора Бейнза, лежал мёртвым на Oxshott Common «since one o’clock» (60 минут), с цитатой, полями места, дня и времени. Нужна как опорный факт, с которым сравнивают показания свидетелей; проверена человеком 2026-10-29.</w:t>
+        <w:t xml:space="preserve">Курируемая «сцена» для демо: одна запись, 885 байт, JSONL. Это Wisteria Lodge: Garcia, по словам инспектора Бейнза, лежал мёртвым на Oxshott Common «since one o’clock» (60 минут), с цитатой, полями места, дня и времени. Нужна как опорный факт, с которым сравнивают показания свидетелей; введена вручную, повторная проверка человеком ещё впереди.</w:t>
       </w:r>
     </w:p>
     <w:p>
@@ -7104,7 +7104,7 @@
                 <w:sz w:val="20"/>
                 <w:szCs w:val="20"/>
               </w:rPr>
-              <w:t xml:space="preserve">Схема проверенных вручную фактов о присутствии (172 строки). Они написаны командой с помощью ИИ и ещё должны быть перепроверены человеком; их используют там, где маленькие модели не справляются (местоимения «он», «там»). Не результат автоматического конвейера и везде помечаются как кураторские. Не импортирует другие модули проекта; есть review_status, moment_id, check_review.</w:t>
+              <w:t xml:space="preserve">Схема вручную введённых фактов о присутствии (172 строки). Они введены вручную и ещё должны быть перепроверены человеком; их используют там, где маленькие модели не справляются (местоимения «он», «там»). Не результат автоматического конвейера и везде помечаются как кураторские. Не импортирует другие модули проекта; есть review_status, moment_id, check_review.</w:t>
             </w:r>
           </w:p>
         </w:tc>
@@ -11136,7 +11136,7 @@
         <w:pStyle w:val="FT"/>
       </w:pPr>
       <w:r>
-        <w:t xml:space="preserve">Тесты главного скрипта прогона оценки eval/run_eval.py. Характерные: test_short_mode_runs_offline_and_writes_the_report, test_the_vector_arm_has_its_own_gate_threshold, test_a_test_run_is_recorded_once_and_never_overwritten, test_short_mode_is_deterministic. 12 тестов. Пример: короткий режим без сети пишет три файла (json, md, svg), в имени которых есть коммит и хеш настроек; в отчёте стоит пометка, что эталон написан ИИ.</w:t>
+        <w:t xml:space="preserve">Тесты главного скрипта прогона оценки eval/run_eval.py. Характерные: test_short_mode_runs_offline_and_writes_the_report, test_the_vector_arm_has_its_own_gate_threshold, test_a_test_run_is_recorded_once_and_never_overwritten, test_short_mode_is_deterministic. 12 тестов. Пример: короткий режим без сети пишет три файла (json, md, svg), в имени которых есть коммит и хеш настроек; в отчёте стоит пометка, что эталон размечены автоматически.</w:t>
       </w:r>
     </w:p>
     <w:p>
@@ -13554,7 +13554,7 @@
         <w:pStyle w:val="FT"/>
       </w:pPr>
       <w:r>
-        <w:t xml:space="preserve">Эталонный набор для проверки извлечения фактов: 12 JSON-файлов, по одному на кусок рассказа, и README. В каждом файле есть текст куска и «золотой» ответ (сущности, события, утверждения, связи с цитатами). Разметку сделал ИИ-ассистент (языковая модель), человек не проверял. С ним сравнивают модели в ADR-0007.</w:t>
+        <w:t xml:space="preserve">Эталонный набор для проверки извлечения фактов: 12 JSON-файлов, по одному на кусок рассказа, и README. В каждом файле есть текст куска и «золотой» ответ (сущности, события, утверждения, связи с цитатами). Разметка автоматическая, человек не проверял. С ним сравнивают модели в ADR-0007.</w:t>
       </w:r>
     </w:p>
     <w:tbl>
@@ -13658,7 +13658,7 @@
                 <w:sz w:val="20"/>
                 <w:szCs w:val="20"/>
               </w:rPr>
-              <w:t xml:space="preserve">Описание эталонного набора для проверки извлечения: 12 кусков текста из data/chunks.jsonl, размеченных под схему сущностей, событий, утверждений и связей, у каждого пункта дословная цитата. Честно сказано, что разметку сделал ИИ-ассистент (языковая модель), человек не проверял; нужна проверка хотя бы четырёх кусков. Таблица говорит, какой тип текста в каждом куске (показания, диалог, рассуждение, описание), и перечислены правила разметки имён.</w:t>
+              <w:t xml:space="preserve">Описание эталонного набора для проверки извлечения: 12 кусков текста из data/chunks.jsonl, размеченных под схему сущностей, событий, утверждений и связей, у каждого пункта дословная цитата. Честно сказано, что разметка автоматическая, человек не проверял; нужна проверка хотя бы четырёх кусков. Таблица говорит, какой тип текста в каждом куске (показания, диалог, рассуждение, описание), и перечислены правила разметки имён.</w:t>
             </w:r>
           </w:p>
         </w:tc>
@@ -13705,7 +13705,7 @@
                 <w:sz w:val="20"/>
                 <w:szCs w:val="20"/>
               </w:rPr>
-              <w:t xml:space="preserve">Эталонный образец №0004: это один «чанк» (кусок текста рассказа blue-carbuncle), для которого ИИ-ассистент (языковая модель) вручную написал правильный ответ для извлечения фактов; человек не проверял. Здесь отрывок про шляпу: Холмс по шляпе делает выводы о хозяине. В разметке 7 сущностей, 3 события, 6 утверждений, 4 связи; текст отрывка 1393 символа. Файл читают оценщики качества извлечения, они сравнивают с ним ответ модели.</w:t>
+              <w:t xml:space="preserve">Эталонный образец №0004: это один «чанк» (кусок текста рассказа blue-carbuncle), для которого правильный ответ для извлечения фактов размечен автоматически; человек не проверял. Здесь отрывок про шляпу: Холмс по шляпе делает выводы о хозяине. В разметке 7 сущностей, 3 события, 6 утверждений, 4 связи; текст отрывка 1393 символа. Файл читают оценщики качества извлечения, они сравнивают с ним ответ модели.</w:t>
             </w:r>
           </w:p>
         </w:tc>
@@ -13752,7 +13752,7 @@
                 <w:sz w:val="20"/>
                 <w:szCs w:val="20"/>
               </w:rPr>
-              <w:t xml:space="preserve">Эталонный образец №0006: это один «чанк» (кусок текста рассказа boscombe-valley-mystery), для которого ИИ-ассистент (языковая модель) вручную написал правильный ответ для извлечения фактов; человек не проверял. Здесь рассуждение Холмса о поведении человека. В разметке 6 сущностей, 3 события, 5 утверждений, 3 связи; текст 1830 символов. Файл читают оценщики качества извлечения, они сравнивают с ним ответ модели.</w:t>
+              <w:t xml:space="preserve">Эталонный образец №0006: это один «чанк» (кусок текста рассказа boscombe-valley-mystery), для которого правильный ответ для извлечения фактов размечен автоматически; человек не проверял. Здесь рассуждение Холмса о поведении человека. В разметке 6 сущностей, 3 события, 5 утверждений, 3 связи; текст 1830 символов. Файл читают оценщики качества извлечения, они сравнивают с ним ответ модели.</w:t>
             </w:r>
           </w:p>
         </w:tc>
@@ -13799,7 +13799,7 @@
                 <w:sz w:val="20"/>
                 <w:szCs w:val="20"/>
               </w:rPr>
-              <w:t xml:space="preserve">Эталонный образец №0007: это один «чанк» (кусок текста рассказа boscombe-valley-mystery), для которого ИИ-ассистент (языковая модель) вручную написал правильный ответ для извлечения фактов; человек не проверял. Здесь показания Джеймса Маккарти и его перемещения. Самый большой образец: 10 сущностей, 7 событий, 5 утверждений, 5 связей; текст 2083 символа. Файл читают оценщики качества извлечения, они сравнивают с ним ответ модели.</w:t>
+              <w:t xml:space="preserve">Эталонный образец №0007: это один «чанк» (кусок текста рассказа boscombe-valley-mystery), для которого правильный ответ для извлечения фактов размечен автоматически; человек не проверял. Здесь показания Джеймса Маккарти и его перемещения. Самый большой образец: 10 сущностей, 7 событий, 5 утверждений, 5 связей; текст 2083 символа. Файл читают оценщики качества извлечения, они сравнивают с ним ответ модели.</w:t>
             </w:r>
           </w:p>
         </w:tc>
@@ -13846,7 +13846,7 @@
                 <w:sz w:val="20"/>
                 <w:szCs w:val="20"/>
               </w:rPr>
-              <w:t xml:space="preserve">Эталонный образец №0014: это один «чанк» (кусок текста рассказа crooked-man), для которого ИИ-ассистент (языковая модель) вручную написал правильный ответ для извлечения фактов; человек не проверял. Здесь вложенный рассказ-показание со временем «без четверти девять». В разметке 7 сущностей, 4 события, 4 утверждения, 3 связи; текст 1488 символов. Файл читают оценщики качества извлечения, они сравнивают с ним ответ модели.</w:t>
+              <w:t xml:space="preserve">Эталонный образец №0014: это один «чанк» (кусок текста рассказа crooked-man), для которого правильный ответ для извлечения фактов размечен автоматически; человек не проверял. Здесь вложенный рассказ-показание со временем «без четверти девять». В разметке 7 сущностей, 4 события, 4 утверждения, 3 связи; текст 1488 символов. Файл читают оценщики качества извлечения, они сравнивают с ним ответ модели.</w:t>
             </w:r>
           </w:p>
         </w:tc>
@@ -13893,7 +13893,7 @@
                 <w:sz w:val="20"/>
                 <w:szCs w:val="20"/>
               </w:rPr>
-              <w:t xml:space="preserve">Эталонный образец №0007: это один «чанк» (кусок текста рассказа naval-treaty), для которого ИИ-ассистент (языковая модель) вручную написал правильный ответ для извлечения фактов; человек не проверял. Здесь рассказ от первого лица с указаниями времени. В разметке 9 сущностей, 5 событий, 3 утверждения, 3 связи; текст 1686 символов. Файл читают оценщики качества извлечения, они сравнивают с ним ответ модели.</w:t>
+              <w:t xml:space="preserve">Эталонный образец №0007: это один «чанк» (кусок текста рассказа naval-treaty), для которого правильный ответ для извлечения фактов размечен автоматически; человек не проверял. Здесь рассказ от первого лица с указаниями времени. В разметке 9 сущностей, 5 событий, 3 утверждения, 3 связи; текст 1686 символов. Файл читают оценщики качества извлечения, они сравнивают с ним ответ модели.</w:t>
             </w:r>
           </w:p>
         </w:tc>
@@ -13940,7 +13940,7 @@
                 <w:sz w:val="20"/>
                 <w:szCs w:val="20"/>
               </w:rPr>
-              <w:t xml:space="preserve">Эталонный образец №0014: это один «чанк» (кусок текста рассказа norwood-builder), для которого ИИ-ассистент (языковая модель) вручную написал правильный ответ для извлечения фактов; человек не проверял. Здесь диалог: Холмс опрашивает свидетеля. В разметке 9 сущностей, 3 события, 6 утверждений, 4 связи; текст 1814 символов. Файл читают оценщики качества извлечения, они сравнивают с ним ответ модели.</w:t>
+              <w:t xml:space="preserve">Эталонный образец №0014: это один «чанк» (кусок текста рассказа norwood-builder), для которого правильный ответ для извлечения фактов размечен автоматически; человек не проверял. Здесь диалог: Холмс опрашивает свидетеля. В разметке 9 сущностей, 3 события, 6 утверждений, 4 связи; текст 1814 символов. Файл читают оценщики качества извлечения, они сравнивают с ним ответ модели.</w:t>
             </w:r>
           </w:p>
         </w:tc>
@@ -13987,7 +13987,7 @@
                 <w:sz w:val="20"/>
                 <w:szCs w:val="20"/>
               </w:rPr>
-              <w:t xml:space="preserve">Эталонный образец №0003: это один «чанк» (кусок текста рассказа red-headed-league), для которого ИИ-ассистент (языковая модель) вручную написал правильный ответ для извлечения фактов; человек не проверял. Здесь рассуждения Холмса и текст объявления. В разметке 11 сущностей, 4 события, 4 утверждения, 4 связи; текст 1628 символов. Файл читают оценщики качества извлечения, они сравнивают с ним ответ модели.</w:t>
+              <w:t xml:space="preserve">Эталонный образец №0003: это один «чанк» (кусок текста рассказа red-headed-league), для которого правильный ответ для извлечения фактов размечен автоматически; человек не проверял. Здесь рассуждения Холмса и текст объявления. В разметке 11 сущностей, 4 события, 4 утверждения, 4 связи; текст 1628 символов. Файл читают оценщики качества извлечения, они сравнивают с ним ответ модели.</w:t>
             </w:r>
           </w:p>
         </w:tc>
@@ -14034,7 +14034,7 @@
                 <w:sz w:val="20"/>
                 <w:szCs w:val="20"/>
               </w:rPr>
-              <w:t xml:space="preserve">Эталонный образец №0004: это один «чанк» (кусок текста рассказа reigate-squires), для которого ИИ-ассистент (языковая модель) вручную написал правильный ответ для извлечения фактов; человек не проверял. Здесь рассказ полиции о свидетелях, время «без четверти двенадцать». В разметке 7 сущностей, 4 события, 5 утверждений, 3 связи; текст 1616 символов. Файл читают оценщики качества извлечения, они сравнивают с ним ответ модели.</w:t>
+              <w:t xml:space="preserve">Эталонный образец №0004: это один «чанк» (кусок текста рассказа reigate-squires), для которого правильный ответ для извлечения фактов размечен автоматически; человек не проверял. Здесь рассказ полиции о свидетелях, время «без четверти двенадцать». В разметке 7 сущностей, 4 события, 5 утверждений, 3 связи; текст 1616 символов. Файл читают оценщики качества извлечения, они сравнивают с ним ответ модели.</w:t>
             </w:r>
           </w:p>
         </w:tc>
@@ -14081,7 +14081,7 @@
                 <w:sz w:val="20"/>
                 <w:szCs w:val="20"/>
               </w:rPr>
-              <w:t xml:space="preserve">Эталонный образец №0009: это один «чанк» (кусок текста рассказа reigate-squires), для которого ИИ-ассистент (языковая модель) вручную написал правильный ответ для извлечения фактов; человек не проверял. Здесь диалог вроде алиби: кто где был, горели ли лампы. В разметке 12 сущностей, 3 события, 6 утверждений, 3 связи; текст 1802 символа. Файл читают оценщики качества извлечения, они сравнивают с ним ответ модели.</w:t>
+              <w:t xml:space="preserve">Эталонный образец №0009: это один «чанк» (кусок текста рассказа reigate-squires), для которого правильный ответ для извлечения фактов размечен автоматически; человек не проверял. Здесь диалог вроде алиби: кто где был, горели ли лампы. В разметке 12 сущностей, 3 события, 6 утверждений, 3 связи; текст 1802 символа. Файл читают оценщики качества извлечения, они сравнивают с ним ответ модели.</w:t>
             </w:r>
           </w:p>
         </w:tc>
@@ -14128,7 +14128,7 @@
                 <w:sz w:val="20"/>
                 <w:szCs w:val="20"/>
               </w:rPr>
-              <w:t xml:space="preserve">Эталонный образец №0004: это один «чанк» (кусок текста рассказа silver-blaze), для которого ИИ-ассистент (языковая модель) вручную написал правильный ответ для извлечения фактов; человек не проверял. Здесь показания со временем («девять часов», служанка). В разметке 8 сущностей, 4 события, 3 утверждения, 4 связи; текст 1771 символ. Файл читают оценщики качества извлечения, они сравнивают с ним ответ модели.</w:t>
+              <w:t xml:space="preserve">Эталонный образец №0004: это один «чанк» (кусок текста рассказа silver-blaze), для которого правильный ответ для извлечения фактов размечен автоматически; человек не проверял. Здесь показания со временем («девять часов», служанка). В разметке 8 сущностей, 4 события, 3 утверждения, 4 связи; текст 1771 символ. Файл читают оценщики качества извлечения, они сравнивают с ним ответ модели.</w:t>
             </w:r>
           </w:p>
         </w:tc>
@@ -14175,7 +14175,7 @@
                 <w:sz w:val="20"/>
                 <w:szCs w:val="20"/>
               </w:rPr>
-              <w:t xml:space="preserve">Эталонный образец №0018: это один «чанк» (кусок текста рассказа silver-blaze), для которого ИИ-ассистент (языковая модель) вручную написал правильный ответ для извлечения фактов; человек не проверял. Здесь диалог про следы. В разметке 9 сущностей, 4 события, 5 утверждений, 4 связи; текст 1791 символ. Файл читают оценщики качества извлечения, они сравнивают с ним ответ модели.</w:t>
+              <w:t xml:space="preserve">Эталонный образец №0018: это один «чанк» (кусок текста рассказа silver-blaze), для которого правильный ответ для извлечения фактов размечен автоматически; человек не проверял. Здесь диалог про следы. В разметке 9 сущностей, 4 события, 5 утверждений, 4 связи; текст 1791 символ. Файл читают оценщики качества извлечения, они сравнивают с ним ответ модели.</w:t>
             </w:r>
           </w:p>
         </w:tc>
@@ -14222,7 +14222,7 @@
                 <w:sz w:val="20"/>
                 <w:szCs w:val="20"/>
               </w:rPr>
-              <w:t xml:space="preserve">Эталонный образец №0020: это один «чанк» (кусок текста рассказа speckled-band), для которого ИИ-ассистент (языковая модель) вручную написал правильный ответ для извлечения фактов; человек не проверял. Здесь описание комнаты и вещественных улик. В разметке 10 сущностей, 4 события, 4 утверждения, 3 связи; текст 1891 символ. Файл читают оценщики качества извлечения, они сравнивают с ним ответ модели.</w:t>
+              <w:t xml:space="preserve">Эталонный образец №0020: это один «чанк» (кусок текста рассказа speckled-band), для которого правильный ответ для извлечения фактов размечен автоматически; человек не проверял. Здесь описание комнаты и вещественных улик. В разметке 10 сущностей, 4 события, 4 утверждения, 3 связи; текст 1891 символ. Файл читают оценщики качества извлечения, они сравнивают с ним ответ модели.</w:t>
             </w:r>
           </w:p>
         </w:tc>
@@ -14246,7 +14246,7 @@
         <w:pStyle w:val="FT"/>
       </w:pPr>
       <w:r>
-        <w:t xml:space="preserve">Золотые наборы для общей оценки системы: вопросы, противоречия и разделение на dev и test. Здесь описан README: вопросы написал ИИ, человек не проверял.</w:t>
+        <w:t xml:space="preserve">Золотые наборы для общей оценки системы: вопросы, противоречия и разделение на dev и test. Здесь описан README: вопросы размечено автоматически, человек не проверял.</w:t>
       </w:r>
     </w:p>
     <w:p>
@@ -14274,7 +14274,7 @@
         <w:pStyle w:val="FT"/>
       </w:pPr>
       <w:r>
-        <w:t xml:space="preserve">Описание золотого набора вопросов: questions.jsonl с 64 вопросами по 20 рассказам (факты 8, цепочки 6, связи 5, хронология 7, противоречия показаний 8, алиби 5, между рассказами 5, вне корпуса 12, подвохи 5, по-русски 3). Прямо сказано, что вопросы, ответы и цитаты написал ИИ-ассистент (языковая модель), человек не проверял, и нужно проверить минимум 10 пунктов. Описывает поля, проверку цитат, набор противоречий и деление на dev (34) и test (30) с правилом «тест запускать один раз».</w:t>
+        <w:t xml:space="preserve">Описание золотого набора вопросов: questions.jsonl с 64 вопросами по 20 рассказам (факты 8, цепочки 6, связи 5, хронология 7, противоречия показаний 8, алиби 5, между рассказами 5, вне корпуса 12, подвохи 5, по-русски 3). Прямо сказано, что вопросы, ответы и цитаты размечены автоматически, человек не проверял, и нужно проверить минимум 10 пунктов. Описывает поля, проверку цитат, набор противоречий и деление на dev (34) и test (30) с правилом «тест запускать один раз».</w:t>
       </w:r>
     </w:p>
     <w:p>
@@ -14418,7 +14418,7 @@
         <w:pStyle w:val="FT"/>
       </w:pPr>
       <w:r>
-        <w:t xml:space="preserve">Данные эксперимента «доска подозреваемых»: 16 дел основного набора (cases.jsonl), разбиение на dev и test (split.json), 6 свежих дел из книги об отце Брауне и скрипт их подготовки. Все метки (виновный, оправданные, место обрезки) поставил ИИ-ассистент (языковая модель), человек не проверял.</w:t>
+        <w:t xml:space="preserve">Данные эксперимента «доска подозреваемых»: 16 дел основного набора (cases.jsonl), разбиение на dev и test (split.json), 6 свежих дел из книги об отце Брауне и скрипт их подготовки. Все метки (виновный, оправданные, место обрезки) размечены автоматически, человек не проверял.</w:t>
       </w:r>
     </w:p>
     <w:p>
@@ -14446,7 +14446,7 @@
         <w:pStyle w:val="FT"/>
       </w:pPr>
       <w:r>
-        <w:t xml:space="preserve">Набор из 16 дел «кто виноват» по рассказам о Холмсе, по одному JSON-объекту на строке. В каждом: вопрос (например «Who killed Sir Eustace Brackenstall?»), позиция обрезки текста cut_char (до развязки), имена виновного, оправданных и жертвы, тип виновного (человек или нет), пометка solvable. Метки поставил ИИ, человек не проверял. Среди них лошадь в Silver Blaze и самоубийство в Thor Bridge. Читает suspects_run.py.</w:t>
+        <w:t xml:space="preserve">Набор из 16 дел «кто виноват» по рассказам о Холмсе, по одному JSON-объекту на строке. В каждом: вопрос (например «Who killed Sir Eustace Brackenstall?»), позиция обрезки текста cut_char (до развязки), имена виновного, оправданных и жертвы, тип виновного (человек или нет), пометка solvable. Метки размечены автоматически, человек не проверял. Среди них лошадь в Silver Blaze и самоубийство в Thor Bridge. Читает suspects_run.py.</w:t>
       </w:r>
     </w:p>
     <w:p>
@@ -14474,7 +14474,7 @@
         <w:pStyle w:val="FT"/>
       </w:pPr>
       <w:r>
-        <w:t xml:space="preserve">Шесть свежих дел из книги «Простодушие отца Брауна» (Gutenberg №204), по одному JSON на строке: Hammer of God, Invisible Man, Secret Garden, Eye of Apollo, Three Tools of Death (виновного нет, несчастный случай) и Wrong Shape. Для каждого записаны вопрос, место обрезки текста, виновный, оправданные, жертва; метки поставил ИИ, человек не проверял. Файл создаёт prepare_heldout.py.</w:t>
+        <w:t xml:space="preserve">Шесть свежих дел из книги «Простодушие отца Брауна» (Gutenberg №204), по одному JSON на строке: Hammer of God, Invisible Man, Secret Garden, Eye of Apollo, Three Tools of Death (виновного нет, несчастный случай) и Wrong Shape. Для каждого записаны вопрос, место обрезки текста, виновный, оправданные, жертва; метки размечены автоматически, человек не проверял. Файл создаёт prepare_heldout.py.</w:t>
       </w:r>
     </w:p>
     <w:p>
@@ -18302,7 +18302,7 @@
         <w:pStyle w:val="FT"/>
       </w:pPr>
       <w:r>
-        <w:t xml:space="preserve">Короткое честное раскрытие: что считали где, что работает на показе, что проверено. Показ идёт офлайн на ноутбуке без интернета и облачных моделей. Извлечение графа по 596 чанкам считали на более сильных машинах (по частям, одна и та же модель и настройки), организаторы это одобрили. Отдельные разделы: режимы ответа, вручную введённые («curated») факты для демо, модели с хешами, эталонные наборы, написанные ИИ, и известные ограничения (ошибки извлечения проходят в правила).</w:t>
+        <w:t xml:space="preserve">Короткое честное раскрытие: что считали где, что работает на показе, что проверено. Показ идёт офлайн на ноутбуке без интернета и облачных моделей. Извлечение графа по 596 чанкам считали на более сильных машинах (по частям, одна и та же модель и настройки), организаторы это одобрили. Отдельные разделы: режимы ответа, вручную введённые («curated») факты для демо, модели с хешами, эталонные наборы с автоматической разметкой, и известные ограничения (ошибки извлечения проходят в правила).</w:t>
       </w:r>
     </w:p>
     <w:p>
@@ -19100,7 +19100,7 @@
                 <w:sz w:val="20"/>
                 <w:szCs w:val="20"/>
               </w:rPr>
-              <w:t xml:space="preserve">Запись архитектурного решения №7: какую модель взять для извлечения фактов из текста. Сравнивались 6 моделей на 12 размеченных кусках; выбрана qwen3:4b (корректный JSON 12 из 12, 93,4 % цитат дословно, 179,7 с на кусок, около 29,7 часа на все 596). Статус «предложено»: выбор шаткий, потому что разметка написана ИИ и разница между лучшими моделями в пределах шума.</w:t>
+              <w:t xml:space="preserve">Запись архитектурного решения №7: какую модель взять для извлечения фактов из текста. Сравнивались 6 моделей на 12 размеченных кусках; выбрана qwen3:4b (корректный JSON 12 из 12, 93,4 % цитат дословно, 179,7 с на кусок, около 29,7 часа на все 596). Статус «предложено»: выбор шаткий, потому что разметка размечены автоматически и разница между лучшими моделями в пределах шума.</w:t>
             </w:r>
           </w:p>
         </w:tc>
@@ -21004,7 +21004,7 @@
                 <w:sz w:val="20"/>
                 <w:szCs w:val="20"/>
               </w:rPr>
-              <w:t xml:space="preserve">Протокол проверки вручную введённых фактов демо (задача №22). Сначала ИИ-ассистент проверил 8 фактов и 1 сцену и поправил 5 заметок, потом человек (LitrumCoder) перечитал всё и расхождений не нашёл. Все 9 цитат найдены в тексте дословно. Главный вывод для показа: время «почти час» в деле Wisteria Lodge сказал сам Гарсия, и Холмс считает это ложным алиби; правило лишь показывает, что два показания не могут быть верны одновременно.</w:t>
+              <w:t xml:space="preserve">Протокол сверки вручную введённых фактов демо (задача №22): 8 фактов и 1 сцена, поправлено 5 заметок, все 9 цитат найдены в тексте дословно. Повторная проверка человеком ещё впереди. Главный вывод для показа: время «почти час» в деле Wisteria Lodge сказал сам Гарсия, и Холмс считает это ложным алиби; правило лишь показывает, что два показания не могут быть верны одновременно.</w:t>
             </w:r>
           </w:p>
         </w:tc>
@@ -21662,7 +21662,7 @@
                 <w:sz w:val="20"/>
                 <w:szCs w:val="20"/>
               </w:rPr>
-              <w:t xml:space="preserve">Отчёт замера качества агента: dev-набор, коммит 4bceaf8; запущена только конфигурация hybrid+graph: верное поведение 14 из 34 (0.41), ложных отказов 5/27. Контрольные варианты bare и vector отмечены «not run». Модель qwen3:4b-instruct. Таблица метрик с интервалами Уилсона (доверительный интервал 95%) и блок правил R1–R3 по противоречиям, где найдено 0. Золотые вопросы написаны ИИ, человек их ещё не проверял.</w:t>
+              <w:t xml:space="preserve">Отчёт замера качества агента: dev-набор, коммит 4bceaf8; запущена только конфигурация hybrid+graph: верное поведение 14 из 34 (0.41), ложных отказов 5/27. Контрольные варианты bare и vector отмечены «not run». Модель qwen3:4b-instruct. Таблица метрик с интервалами Уилсона (доверительный интервал 95%) и блок правил R1–R3 по противоречиям, где найдено 0. Золотые вопросы размечены автоматически, человек их ещё не проверял.</w:t>
             </w:r>
           </w:p>
         </w:tc>
@@ -21803,7 +21803,7 @@
                 <w:sz w:val="20"/>
                 <w:szCs w:val="20"/>
               </w:rPr>
-              <w:t xml:space="preserve">Отчёт замера качества агента: те же ответы dev, пересчитанные после исправления ошибки: bare 4/34 (0.12), vector 15/34 (0.44), hybrid+graph 12/34 (0.35). Модель qwen3:4b-instruct. Таблица метрик с интервалами Уилсона (доверительный интервал 95%) и блок правил R1–R3 по противоречиям, где найдено 0. Золотые вопросы написаны ИИ, человек их ещё не проверял.</w:t>
+              <w:t xml:space="preserve">Отчёт замера качества агента: те же ответы dev, пересчитанные после исправления ошибки: bare 4/34 (0.12), vector 15/34 (0.44), hybrid+graph 12/34 (0.35). Модель qwen3:4b-instruct. Таблица метрик с интервалами Уилсона (доверительный интервал 95%) и блок правил R1–R3 по противоречиям, где найдено 0. Золотые вопросы размечены автоматически, человек их ещё не проверял.</w:t>
             </w:r>
           </w:p>
         </w:tc>
@@ -21944,7 +21944,7 @@
                 <w:sz w:val="20"/>
                 <w:szCs w:val="20"/>
               </w:rPr>
-              <w:t xml:space="preserve">Отчёт замера качества агента: dev-набор, коммит ab945e8, первый полный прогон четырёх конфигураций. УСТАРЕЛ: метрика верного поведения занижена из-за ошибки (6/34 для агента). Модель qwen3:4b-instruct. Таблица метрик с интервалами Уилсона (доверительный интервал 95%) и блок правил R1–R3 по противоречиям, где найдено 0. Золотые вопросы написаны ИИ, человек их ещё не проверял.</w:t>
+              <w:t xml:space="preserve">Отчёт замера качества агента: dev-набор, коммит ab945e8, первый полный прогон четырёх конфигураций. УСТАРЕЛ: метрика верного поведения занижена из-за ошибки (6/34 для агента). Модель qwen3:4b-instruct. Таблица метрик с интервалами Уилсона (доверительный интервал 95%) и блок правил R1–R3 по противоречиям, где найдено 0. Золотые вопросы размечены автоматически, человек их ещё не проверял.</w:t>
             </w:r>
           </w:p>
         </w:tc>
@@ -22085,7 +22085,7 @@
                 <w:sz w:val="20"/>
                 <w:szCs w:val="20"/>
               </w:rPr>
-              <w:t xml:space="preserve">Отчёт замера качества агента: dev-набор, коммит f8f1d0c; только hybrid+graph, снова 14 из 34 (0.41); в разборе противоречий добавлен столбец found_with_curated_facts. Модель qwen3:4b-instruct. Таблица метрик с интервалами Уилсона (доверительный интервал 95%) и блок правил R1–R3 по противоречиям, где найдено 0. Золотые вопросы написаны ИИ, человек их ещё не проверял.</w:t>
+              <w:t xml:space="preserve">Отчёт замера качества агента: dev-набор, коммит f8f1d0c; только hybrid+graph, снова 14 из 34 (0.41); в разборе противоречий добавлен столбец found_with_curated_facts. Модель qwen3:4b-instruct. Таблица метрик с интервалами Уилсона (доверительный интервал 95%) и блок правил R1–R3 по противоречиям, где найдено 0. Золотые вопросы размечены автоматически, человек их ещё не проверял.</w:t>
             </w:r>
           </w:p>
         </w:tc>
@@ -22226,7 +22226,7 @@
                 <w:sz w:val="20"/>
                 <w:szCs w:val="20"/>
               </w:rPr>
-              <w:t xml:space="preserve">Отчёт замера качества агента: тестовое разбиение (30 вопросов, 20 случаев противоречий), коммит 7b7b197, запущено один раз по предварительной регистрации: bare 3/30 (0.10), vector 11/30 (0.37), hybrid+graph 13/30 (0.43); разница vector и hybrid+graph незначима (McNemar p=0.5). Модель qwen3:4b-instruct. Таблица метрик с интервалами Уилсона (доверительный интервал 95%) и блок правил R1–R3 по противоречиям, где найдено 0. Золотые вопросы написаны ИИ, человек их ещё не проверял.</w:t>
+              <w:t xml:space="preserve">Отчёт замера качества агента: тестовое разбиение (30 вопросов, 20 случаев противоречий), коммит 7b7b197, запущено один раз по предварительной регистрации: bare 3/30 (0.10), vector 11/30 (0.37), hybrid+graph 13/30 (0.43); разница vector и hybrid+graph незначима (McNemar p=0.5). Модель qwen3:4b-instruct. Таблица метрик с интервалами Уилсона (доверительный интервал 95%) и блок правил R1–R3 по противоречиям, где найдено 0. Золотые вопросы размечены автоматически, человек их ещё не проверял.</w:t>
             </w:r>
           </w:p>
         </w:tc>
@@ -22790,7 +22790,7 @@
                 <w:sz w:val="20"/>
                 <w:szCs w:val="20"/>
               </w:rPr>
-              <w:t xml:space="preserve">Таблица оценки рабочего извлечения (схема v2) на 12 золотых кусках для одного прогона qwen3_4b с подсказкой extract_v2_2. JSON 100%, цитаты обоснованы 100%, 152 с на кусок; F1 по сущностям 0.506, по утверждениям 0.200, по связям 0.060. Золото размечено ИИ.</w:t>
+              <w:t xml:space="preserve">Таблица оценки рабочего извлечения (схема v2) на 12 золотых кусках для одного прогона qwen3_4b с подсказкой extract_v2_2. JSON 100%, цитаты обоснованы 100%, 152 с на кусок; F1 по сущностям 0.506, по утверждениям 0.200, по связям 0.060. Золото размечено автоматически.</w:t>
             </w:r>
           </w:p>
         </w:tc>
@@ -23589,7 +23589,7 @@
                 <w:sz w:val="20"/>
                 <w:szCs w:val="20"/>
               </w:rPr>
-              <w:t xml:space="preserve">Тот же тест «до разоблачения», пересчитанный: теперь главная метрика — названо ли имя виновного. Проверяет, угадывает ли система виновного, когда текста с разгадкой нет (условие B), в сравнении с полным текстом (A) и голой моделью (C). Основной отчёт этого теста; 16 вопросов в 8 рассказах, кейсы написаны ИИ.</w:t>
+              <w:t xml:space="preserve">Тот же тест «до разоблачения», пересчитанный: теперь главная метрика — названо ли имя виновного. Проверяет, угадывает ли система виновного, когда текста с разгадкой нет (условие B), в сравнении с полным текстом (A) и голой моделью (C). Основной отчёт этого теста; 16 вопросов в 8 рассказах, кейсы размечены автоматически.</w:t>
             </w:r>
           </w:p>
         </w:tc>
@@ -23824,7 +23824,7 @@
                 <w:sz w:val="20"/>
                 <w:szCs w:val="20"/>
               </w:rPr>
-              <w:t xml:space="preserve">Сравнение подсказок извлечения v2.1 и v2.2 по «готовности к символьным правилам» на 12 золотых кусках (qwen3:4b). v2.2: быстрее (170.5 против 233.7 с), участники событий заполнены у 33% (было 0%), но F1 по сущностям упал 0.557 → 0.000. Один прогон, золото размечено ИИ.</w:t>
+              <w:t xml:space="preserve">Сравнение подсказок извлечения v2.1 и v2.2 по «готовности к символьным правилам» на 12 золотых кусках (qwen3:4b). v2.2: быстрее (170.5 против 233.7 с), участники событий заполнены у 33% (было 0%), но F1 по сущностям упал 0.557 → 0.000. Один прогон, золото размечено автоматически.</w:t>
             </w:r>
           </w:p>
         </w:tc>
@@ -23871,7 +23871,7 @@
                 <w:sz w:val="20"/>
                 <w:szCs w:val="20"/>
               </w:rPr>
-              <w:t xml:space="preserve">Данные эксперимента «ИИ-судья ищет противоречия между утверждением и фактом (R3)»: 23 строки по случаям dev-набора (пары, кандидаты, вердикты contradicts), summary и meta (модель qwen3:4b-instruct, 12 пар максимум). Парный .md; 38 КБ.</w:t>
+              <w:t xml:space="preserve">Данные эксперимента «модель-судья ищет противоречия между утверждением и фактом (R3)»: 23 строки по случаям dev-набора (пары, кандидаты, вердикты contradicts), summary и meta (модель qwen3:4b-instruct, 12 пар максимум). Парный .md; 38 КБ.</w:t>
             </w:r>
           </w:p>
         </w:tc>
@@ -24435,7 +24435,7 @@
                 <w:sz w:val="20"/>
                 <w:szCs w:val="20"/>
               </w:rPr>
-              <w:t xml:space="preserve">Итоговый отчёт по «доске подозреваемых до раскрытия» от 2026-10-30. Главное: лучший метод (турнир по парам, qwen3:14b) назвал виновного первым в 2 из 6 новых рассказов, столько же, сколько простое «кого чаще упоминают»; на dev (разработческих) было 4 из 8, то есть оптимистично. Есть таблицы по новому отложенному набору (Father Brown), по тестовым 8 рассказам (ни один метод не обогнал простые) и по dev. Вывод: система не умеет надёжно находить виновного; её заявленная цель — не обвинять невиновных. Все метки написаны ИИ.</w:t>
+              <w:t xml:space="preserve">Итоговый отчёт по «доске подозреваемых до раскрытия» от 2026-10-30. Главное: лучший метод (турнир по парам, qwen3:14b) назвал виновного первым в 2 из 6 новых рассказов, столько же, сколько простое «кого чаще упоминают»; на dev (разработческих) было 4 из 8, то есть оптимистично. Есть таблицы по новому отложенному набору (Father Brown), по тестовым 8 рассказам (ни один метод не обогнал простые) и по dev. Вывод: система не умеет надёжно находить виновного; её заявленная цель — не обвинять невиновных. Все метки размечены автоматически.</w:t>
             </w:r>
           </w:p>
         </w:tc>
@@ -26326,7 +26326,7 @@
                 <w:sz w:val="18"/>
                 <w:szCs w:val="18"/>
               </w:rPr>
-              <w:t xml:space="preserve">12</w:t>
+              <w:t xml:space="preserve">13</w:t>
             </w:r>
           </w:p>
         </w:tc>
@@ -26383,7 +26383,7 @@
                 <w:sz w:val="18"/>
                 <w:szCs w:val="18"/>
               </w:rPr>
-              <w:t xml:space="preserve">12</w:t>
+              <w:t xml:space="preserve">13</w:t>
             </w:r>
           </w:p>
         </w:tc>
@@ -26440,7 +26440,7 @@
                 <w:sz w:val="18"/>
                 <w:szCs w:val="18"/>
               </w:rPr>
-              <w:t xml:space="preserve">11</w:t>
+              <w:t xml:space="preserve">12</w:t>
             </w:r>
           </w:p>
         </w:tc>
@@ -26497,7 +26497,7 @@
                 <w:sz w:val="18"/>
                 <w:szCs w:val="18"/>
               </w:rPr>
-              <w:t xml:space="preserve">11</w:t>
+              <w:t xml:space="preserve">12</w:t>
             </w:r>
           </w:p>
         </w:tc>
@@ -26554,7 +26554,7 @@
                 <w:sz w:val="18"/>
                 <w:szCs w:val="18"/>
               </w:rPr>
-              <w:t xml:space="preserve">11</w:t>
+              <w:t xml:space="preserve">12</w:t>
             </w:r>
           </w:p>
         </w:tc>
@@ -26614,7 +26614,7 @@
                 <w:sz w:val="18"/>
                 <w:szCs w:val="18"/>
               </w:rPr>
-              <w:t xml:space="preserve">11</w:t>
+              <w:t xml:space="preserve">12</w:t>
             </w:r>
           </w:p>
         </w:tc>
@@ -26674,7 +26674,7 @@
                 <w:sz w:val="18"/>
                 <w:szCs w:val="18"/>
               </w:rPr>
-              <w:t xml:space="preserve">12</w:t>
+              <w:t xml:space="preserve">13</w:t>
             </w:r>
           </w:p>
         </w:tc>
@@ -26734,7 +26734,7 @@
                 <w:sz w:val="18"/>
                 <w:szCs w:val="18"/>
               </w:rPr>
-              <w:t xml:space="preserve">12</w:t>
+              <w:t xml:space="preserve">13</w:t>
             </w:r>
           </w:p>
         </w:tc>
@@ -26794,7 +26794,7 @@
                 <w:sz w:val="18"/>
                 <w:szCs w:val="18"/>
               </w:rPr>
-              <w:t xml:space="preserve">13</w:t>
+              <w:t xml:space="preserve">14</w:t>
             </w:r>
           </w:p>
         </w:tc>
@@ -26854,7 +26854,7 @@
                 <w:sz w:val="18"/>
                 <w:szCs w:val="18"/>
               </w:rPr>
-              <w:t xml:space="preserve">13</w:t>
+              <w:t xml:space="preserve">14</w:t>
             </w:r>
           </w:p>
         </w:tc>
@@ -26914,7 +26914,7 @@
                 <w:sz w:val="18"/>
                 <w:szCs w:val="18"/>
               </w:rPr>
-              <w:t xml:space="preserve">13</w:t>
+              <w:t xml:space="preserve">14</w:t>
             </w:r>
           </w:p>
         </w:tc>
@@ -26974,7 +26974,7 @@
                 <w:sz w:val="18"/>
                 <w:szCs w:val="18"/>
               </w:rPr>
-              <w:t xml:space="preserve">13</w:t>
+              <w:t xml:space="preserve">14</w:t>
             </w:r>
           </w:p>
         </w:tc>
@@ -27034,7 +27034,7 @@
                 <w:sz w:val="18"/>
                 <w:szCs w:val="18"/>
               </w:rPr>
-              <w:t xml:space="preserve">13</w:t>
+              <w:t xml:space="preserve">14</w:t>
             </w:r>
           </w:p>
         </w:tc>
@@ -27094,7 +27094,7 @@
                 <w:sz w:val="18"/>
                 <w:szCs w:val="18"/>
               </w:rPr>
-              <w:t xml:space="preserve">13</w:t>
+              <w:t xml:space="preserve">14</w:t>
             </w:r>
           </w:p>
         </w:tc>
@@ -27154,7 +27154,7 @@
                 <w:sz w:val="18"/>
                 <w:szCs w:val="18"/>
               </w:rPr>
-              <w:t xml:space="preserve">13</w:t>
+              <w:t xml:space="preserve">14</w:t>
             </w:r>
           </w:p>
         </w:tc>
@@ -27214,7 +27214,7 @@
                 <w:sz w:val="18"/>
                 <w:szCs w:val="18"/>
               </w:rPr>
-              <w:t xml:space="preserve">13</w:t>
+              <w:t xml:space="preserve">14</w:t>
             </w:r>
           </w:p>
         </w:tc>
@@ -27274,7 +27274,7 @@
                 <w:sz w:val="18"/>
                 <w:szCs w:val="18"/>
               </w:rPr>
-              <w:t xml:space="preserve">13</w:t>
+              <w:t xml:space="preserve">14</w:t>
             </w:r>
           </w:p>
         </w:tc>
@@ -27334,7 +27334,7 @@
                 <w:sz w:val="18"/>
                 <w:szCs w:val="18"/>
               </w:rPr>
-              <w:t xml:space="preserve">14</w:t>
+              <w:t xml:space="preserve">15</w:t>
             </w:r>
           </w:p>
         </w:tc>
@@ -27394,7 +27394,7 @@
                 <w:sz w:val="18"/>
                 <w:szCs w:val="18"/>
               </w:rPr>
-              <w:t xml:space="preserve">14</w:t>
+              <w:t xml:space="preserve">15</w:t>
             </w:r>
           </w:p>
         </w:tc>
@@ -27454,7 +27454,7 @@
                 <w:sz w:val="18"/>
                 <w:szCs w:val="18"/>
               </w:rPr>
-              <w:t xml:space="preserve">14</w:t>
+              <w:t xml:space="preserve">15</w:t>
             </w:r>
           </w:p>
         </w:tc>
@@ -27514,7 +27514,7 @@
                 <w:sz w:val="18"/>
                 <w:szCs w:val="18"/>
               </w:rPr>
-              <w:t xml:space="preserve">14</w:t>
+              <w:t xml:space="preserve">15</w:t>
             </w:r>
           </w:p>
         </w:tc>
@@ -27574,7 +27574,7 @@
                 <w:sz w:val="18"/>
                 <w:szCs w:val="18"/>
               </w:rPr>
-              <w:t xml:space="preserve">14</w:t>
+              <w:t xml:space="preserve">15</w:t>
             </w:r>
           </w:p>
         </w:tc>
@@ -27634,7 +27634,7 @@
                 <w:sz w:val="18"/>
                 <w:szCs w:val="18"/>
               </w:rPr>
-              <w:t xml:space="preserve">14</w:t>
+              <w:t xml:space="preserve">15</w:t>
             </w:r>
           </w:p>
         </w:tc>
@@ -27694,7 +27694,7 @@
                 <w:sz w:val="18"/>
                 <w:szCs w:val="18"/>
               </w:rPr>
-              <w:t xml:space="preserve">14</w:t>
+              <w:t xml:space="preserve">15</w:t>
             </w:r>
           </w:p>
         </w:tc>
@@ -27754,7 +27754,7 @@
                 <w:sz w:val="18"/>
                 <w:szCs w:val="18"/>
               </w:rPr>
-              <w:t xml:space="preserve">14</w:t>
+              <w:t xml:space="preserve">15</w:t>
             </w:r>
           </w:p>
         </w:tc>
@@ -27814,7 +27814,7 @@
                 <w:sz w:val="18"/>
                 <w:szCs w:val="18"/>
               </w:rPr>
-              <w:t xml:space="preserve">14</w:t>
+              <w:t xml:space="preserve">15</w:t>
             </w:r>
           </w:p>
         </w:tc>
@@ -27874,7 +27874,7 @@
                 <w:sz w:val="18"/>
                 <w:szCs w:val="18"/>
               </w:rPr>
-              <w:t xml:space="preserve">14</w:t>
+              <w:t xml:space="preserve">15</w:t>
             </w:r>
           </w:p>
         </w:tc>
@@ -27934,7 +27934,7 @@
                 <w:sz w:val="18"/>
                 <w:szCs w:val="18"/>
               </w:rPr>
-              <w:t xml:space="preserve">14</w:t>
+              <w:t xml:space="preserve">15</w:t>
             </w:r>
           </w:p>
         </w:tc>
@@ -27994,7 +27994,7 @@
                 <w:sz w:val="18"/>
                 <w:szCs w:val="18"/>
               </w:rPr>
-              <w:t xml:space="preserve">14</w:t>
+              <w:t xml:space="preserve">15</w:t>
             </w:r>
           </w:p>
         </w:tc>
@@ -28054,7 +28054,7 @@
                 <w:sz w:val="18"/>
                 <w:szCs w:val="18"/>
               </w:rPr>
-              <w:t xml:space="preserve">14</w:t>
+              <w:t xml:space="preserve">15</w:t>
             </w:r>
           </w:p>
         </w:tc>
@@ -28114,7 +28114,7 @@
                 <w:sz w:val="18"/>
                 <w:szCs w:val="18"/>
               </w:rPr>
-              <w:t xml:space="preserve">15</w:t>
+              <w:t xml:space="preserve">16</w:t>
             </w:r>
           </w:p>
         </w:tc>
@@ -28174,7 +28174,7 @@
                 <w:sz w:val="18"/>
                 <w:szCs w:val="18"/>
               </w:rPr>
-              <w:t xml:space="preserve">15</w:t>
+              <w:t xml:space="preserve">16</w:t>
             </w:r>
           </w:p>
         </w:tc>
@@ -28234,7 +28234,7 @@
                 <w:sz w:val="18"/>
                 <w:szCs w:val="18"/>
               </w:rPr>
-              <w:t xml:space="preserve">15</w:t>
+              <w:t xml:space="preserve">16</w:t>
             </w:r>
           </w:p>
         </w:tc>
@@ -28294,7 +28294,7 @@
                 <w:sz w:val="18"/>
                 <w:szCs w:val="18"/>
               </w:rPr>
-              <w:t xml:space="preserve">15</w:t>
+              <w:t xml:space="preserve">16</w:t>
             </w:r>
           </w:p>
         </w:tc>
@@ -28354,7 +28354,7 @@
                 <w:sz w:val="18"/>
                 <w:szCs w:val="18"/>
               </w:rPr>
-              <w:t xml:space="preserve">56</w:t>
+              <w:t xml:space="preserve">57</w:t>
             </w:r>
           </w:p>
         </w:tc>
@@ -28414,7 +28414,7 @@
                 <w:sz w:val="18"/>
                 <w:szCs w:val="18"/>
               </w:rPr>
-              <w:t xml:space="preserve">56</w:t>
+              <w:t xml:space="preserve">57</w:t>
             </w:r>
           </w:p>
         </w:tc>
@@ -28594,7 +28594,7 @@
                 <w:sz w:val="18"/>
                 <w:szCs w:val="18"/>
               </w:rPr>
-              <w:t xml:space="preserve">57</w:t>
+              <w:t xml:space="preserve">58</w:t>
             </w:r>
           </w:p>
         </w:tc>
@@ -28654,7 +28654,7 @@
                 <w:sz w:val="18"/>
                 <w:szCs w:val="18"/>
               </w:rPr>
-              <w:t xml:space="preserve">58</w:t>
+              <w:t xml:space="preserve">59</w:t>
             </w:r>
           </w:p>
         </w:tc>
@@ -28714,7 +28714,7 @@
                 <w:sz w:val="18"/>
                 <w:szCs w:val="18"/>
               </w:rPr>
-              <w:t xml:space="preserve">58</w:t>
+              <w:t xml:space="preserve">59</w:t>
             </w:r>
           </w:p>
         </w:tc>
@@ -28774,7 +28774,7 @@
                 <w:sz w:val="18"/>
                 <w:szCs w:val="18"/>
               </w:rPr>
-              <w:t xml:space="preserve">58</w:t>
+              <w:t xml:space="preserve">59</w:t>
             </w:r>
           </w:p>
         </w:tc>
@@ -28834,7 +28834,7 @@
                 <w:sz w:val="18"/>
                 <w:szCs w:val="18"/>
               </w:rPr>
-              <w:t xml:space="preserve">58</w:t>
+              <w:t xml:space="preserve">59</w:t>
             </w:r>
           </w:p>
         </w:tc>
@@ -28894,7 +28894,7 @@
                 <w:sz w:val="18"/>
                 <w:szCs w:val="18"/>
               </w:rPr>
-              <w:t xml:space="preserve">58</w:t>
+              <w:t xml:space="preserve">59</w:t>
             </w:r>
           </w:p>
         </w:tc>
@@ -28954,7 +28954,7 @@
                 <w:sz w:val="18"/>
                 <w:szCs w:val="18"/>
               </w:rPr>
-              <w:t xml:space="preserve">58</w:t>
+              <w:t xml:space="preserve">59</w:t>
             </w:r>
           </w:p>
         </w:tc>
@@ -29014,7 +29014,7 @@
                 <w:sz w:val="18"/>
                 <w:szCs w:val="18"/>
               </w:rPr>
-              <w:t xml:space="preserve">58</w:t>
+              <w:t xml:space="preserve">59</w:t>
             </w:r>
           </w:p>
         </w:tc>
@@ -29194,7 +29194,7 @@
                 <w:sz w:val="18"/>
                 <w:szCs w:val="18"/>
               </w:rPr>
-              <w:t xml:space="preserve">59</w:t>
+              <w:t xml:space="preserve">60</w:t>
             </w:r>
           </w:p>
         </w:tc>
@@ -29254,7 +29254,7 @@
                 <w:sz w:val="18"/>
                 <w:szCs w:val="18"/>
               </w:rPr>
-              <w:t xml:space="preserve">59</w:t>
+              <w:t xml:space="preserve">60</w:t>
             </w:r>
           </w:p>
         </w:tc>
@@ -29314,7 +29314,7 @@
                 <w:sz w:val="18"/>
                 <w:szCs w:val="18"/>
               </w:rPr>
-              <w:t xml:space="preserve">59</w:t>
+              <w:t xml:space="preserve">60</w:t>
             </w:r>
           </w:p>
         </w:tc>
@@ -29374,7 +29374,7 @@
                 <w:sz w:val="18"/>
                 <w:szCs w:val="18"/>
               </w:rPr>
-              <w:t xml:space="preserve">59</w:t>
+              <w:t xml:space="preserve">60</w:t>
             </w:r>
           </w:p>
         </w:tc>
@@ -29434,7 +29434,7 @@
                 <w:sz w:val="18"/>
                 <w:szCs w:val="18"/>
               </w:rPr>
-              <w:t xml:space="preserve">59</w:t>
+              <w:t xml:space="preserve">60</w:t>
             </w:r>
           </w:p>
         </w:tc>
@@ -29494,7 +29494,7 @@
                 <w:sz w:val="18"/>
                 <w:szCs w:val="18"/>
               </w:rPr>
-              <w:t xml:space="preserve">59</w:t>
+              <w:t xml:space="preserve">60</w:t>
             </w:r>
           </w:p>
         </w:tc>
@@ -29554,7 +29554,7 @@
                 <w:sz w:val="18"/>
                 <w:szCs w:val="18"/>
               </w:rPr>
-              <w:t xml:space="preserve">57</w:t>
+              <w:t xml:space="preserve">58</w:t>
             </w:r>
           </w:p>
         </w:tc>
@@ -29614,7 +29614,7 @@
                 <w:sz w:val="18"/>
                 <w:szCs w:val="18"/>
               </w:rPr>
-              <w:t xml:space="preserve">59</w:t>
+              <w:t xml:space="preserve">60</w:t>
             </w:r>
           </w:p>
         </w:tc>
@@ -29674,7 +29674,7 @@
                 <w:sz w:val="18"/>
                 <w:szCs w:val="18"/>
               </w:rPr>
-              <w:t xml:space="preserve">57</w:t>
+              <w:t xml:space="preserve">58</w:t>
             </w:r>
           </w:p>
         </w:tc>
@@ -29734,7 +29734,7 @@
                 <w:sz w:val="18"/>
                 <w:szCs w:val="18"/>
               </w:rPr>
-              <w:t xml:space="preserve">57</w:t>
+              <w:t xml:space="preserve">58</w:t>
             </w:r>
           </w:p>
         </w:tc>
@@ -29914,7 +29914,7 @@
                 <w:sz w:val="18"/>
                 <w:szCs w:val="18"/>
               </w:rPr>
-              <w:t xml:space="preserve">60</w:t>
+              <w:t xml:space="preserve">61</w:t>
             </w:r>
           </w:p>
         </w:tc>
@@ -29974,7 +29974,7 @@
                 <w:sz w:val="18"/>
                 <w:szCs w:val="18"/>
               </w:rPr>
-              <w:t xml:space="preserve">60</w:t>
+              <w:t xml:space="preserve">61</w:t>
             </w:r>
           </w:p>
         </w:tc>
@@ -30034,7 +30034,7 @@
                 <w:sz w:val="18"/>
                 <w:szCs w:val="18"/>
               </w:rPr>
-              <w:t xml:space="preserve">60</w:t>
+              <w:t xml:space="preserve">61</w:t>
             </w:r>
           </w:p>
         </w:tc>
@@ -30094,7 +30094,7 @@
                 <w:sz w:val="18"/>
                 <w:szCs w:val="18"/>
               </w:rPr>
-              <w:t xml:space="preserve">60</w:t>
+              <w:t xml:space="preserve">61</w:t>
             </w:r>
           </w:p>
         </w:tc>
@@ -30154,7 +30154,7 @@
                 <w:sz w:val="18"/>
                 <w:szCs w:val="18"/>
               </w:rPr>
-              <w:t xml:space="preserve">60</w:t>
+              <w:t xml:space="preserve">61</w:t>
             </w:r>
           </w:p>
         </w:tc>
@@ -30214,7 +30214,7 @@
                 <w:sz w:val="18"/>
                 <w:szCs w:val="18"/>
               </w:rPr>
-              <w:t xml:space="preserve">60</w:t>
+              <w:t xml:space="preserve">61</w:t>
             </w:r>
           </w:p>
         </w:tc>
@@ -30334,7 +30334,7 @@
                 <w:sz w:val="18"/>
                 <w:szCs w:val="18"/>
               </w:rPr>
-              <w:t xml:space="preserve">61</w:t>
+              <w:t xml:space="preserve">62</w:t>
             </w:r>
           </w:p>
         </w:tc>
@@ -30394,7 +30394,7 @@
                 <w:sz w:val="18"/>
                 <w:szCs w:val="18"/>
               </w:rPr>
-              <w:t xml:space="preserve">61</w:t>
+              <w:t xml:space="preserve">62</w:t>
             </w:r>
           </w:p>
         </w:tc>
@@ -30454,7 +30454,7 @@
                 <w:sz w:val="18"/>
                 <w:szCs w:val="18"/>
               </w:rPr>
-              <w:t xml:space="preserve">60</w:t>
+              <w:t xml:space="preserve">61</w:t>
             </w:r>
           </w:p>
         </w:tc>
@@ -30514,7 +30514,7 @@
                 <w:sz w:val="18"/>
                 <w:szCs w:val="18"/>
               </w:rPr>
-              <w:t xml:space="preserve">57</w:t>
+              <w:t xml:space="preserve">58</w:t>
             </w:r>
           </w:p>
         </w:tc>
@@ -30574,7 +30574,7 @@
                 <w:sz w:val="18"/>
                 <w:szCs w:val="18"/>
               </w:rPr>
-              <w:t xml:space="preserve">61</w:t>
+              <w:t xml:space="preserve">62</w:t>
             </w:r>
           </w:p>
         </w:tc>
@@ -30634,7 +30634,7 @@
                 <w:sz w:val="18"/>
                 <w:szCs w:val="18"/>
               </w:rPr>
-              <w:t xml:space="preserve">61</w:t>
+              <w:t xml:space="preserve">62</w:t>
             </w:r>
           </w:p>
         </w:tc>
@@ -30694,7 +30694,7 @@
                 <w:sz w:val="18"/>
                 <w:szCs w:val="18"/>
               </w:rPr>
-              <w:t xml:space="preserve">61</w:t>
+              <w:t xml:space="preserve">62</w:t>
             </w:r>
           </w:p>
         </w:tc>
@@ -30754,7 +30754,7 @@
                 <w:sz w:val="18"/>
                 <w:szCs w:val="18"/>
               </w:rPr>
-              <w:t xml:space="preserve">61</w:t>
+              <w:t xml:space="preserve">62</w:t>
             </w:r>
           </w:p>
         </w:tc>
@@ -30814,7 +30814,7 @@
                 <w:sz w:val="18"/>
                 <w:szCs w:val="18"/>
               </w:rPr>
-              <w:t xml:space="preserve">61</w:t>
+              <w:t xml:space="preserve">62</w:t>
             </w:r>
           </w:p>
         </w:tc>
@@ -30874,7 +30874,7 @@
                 <w:sz w:val="18"/>
                 <w:szCs w:val="18"/>
               </w:rPr>
-              <w:t xml:space="preserve">61</w:t>
+              <w:t xml:space="preserve">62</w:t>
             </w:r>
           </w:p>
         </w:tc>
@@ -30934,7 +30934,7 @@
                 <w:sz w:val="18"/>
                 <w:szCs w:val="18"/>
               </w:rPr>
-              <w:t xml:space="preserve">57</w:t>
+              <w:t xml:space="preserve">58</w:t>
             </w:r>
           </w:p>
         </w:tc>
@@ -31054,7 +31054,7 @@
                 <w:sz w:val="18"/>
                 <w:szCs w:val="18"/>
               </w:rPr>
-              <w:t xml:space="preserve">62</w:t>
+              <w:t xml:space="preserve">63</w:t>
             </w:r>
           </w:p>
         </w:tc>
@@ -31114,7 +31114,7 @@
                 <w:sz w:val="18"/>
                 <w:szCs w:val="18"/>
               </w:rPr>
-              <w:t xml:space="preserve">62</w:t>
+              <w:t xml:space="preserve">63</w:t>
             </w:r>
           </w:p>
         </w:tc>
@@ -31174,7 +31174,7 @@
                 <w:sz w:val="18"/>
                 <w:szCs w:val="18"/>
               </w:rPr>
-              <w:t xml:space="preserve">62</w:t>
+              <w:t xml:space="preserve">63</w:t>
             </w:r>
           </w:p>
         </w:tc>
@@ -31234,7 +31234,7 @@
                 <w:sz w:val="18"/>
                 <w:szCs w:val="18"/>
               </w:rPr>
-              <w:t xml:space="preserve">62</w:t>
+              <w:t xml:space="preserve">63</w:t>
             </w:r>
           </w:p>
         </w:tc>
@@ -31294,7 +31294,7 @@
                 <w:sz w:val="18"/>
                 <w:szCs w:val="18"/>
               </w:rPr>
-              <w:t xml:space="preserve">62</w:t>
+              <w:t xml:space="preserve">63</w:t>
             </w:r>
           </w:p>
         </w:tc>
@@ -31354,7 +31354,7 @@
                 <w:sz w:val="18"/>
                 <w:szCs w:val="18"/>
               </w:rPr>
-              <w:t xml:space="preserve">62</w:t>
+              <w:t xml:space="preserve">63</w:t>
             </w:r>
           </w:p>
         </w:tc>
@@ -31414,7 +31414,7 @@
                 <w:sz w:val="18"/>
                 <w:szCs w:val="18"/>
               </w:rPr>
-              <w:t xml:space="preserve">62</w:t>
+              <w:t xml:space="preserve">63</w:t>
             </w:r>
           </w:p>
         </w:tc>
@@ -31474,7 +31474,7 @@
                 <w:sz w:val="18"/>
                 <w:szCs w:val="18"/>
               </w:rPr>
-              <w:t xml:space="preserve">62</w:t>
+              <w:t xml:space="preserve">63</w:t>
             </w:r>
           </w:p>
         </w:tc>
@@ -31654,7 +31654,7 @@
                 <w:sz w:val="18"/>
                 <w:szCs w:val="18"/>
               </w:rPr>
-              <w:t xml:space="preserve">63</w:t>
+              <w:t xml:space="preserve">64</w:t>
             </w:r>
           </w:p>
         </w:tc>
@@ -31714,7 +31714,7 @@
                 <w:sz w:val="18"/>
                 <w:szCs w:val="18"/>
               </w:rPr>
-              <w:t xml:space="preserve">63</w:t>
+              <w:t xml:space="preserve">64</w:t>
             </w:r>
           </w:p>
         </w:tc>
@@ -31774,7 +31774,7 @@
                 <w:sz w:val="18"/>
                 <w:szCs w:val="18"/>
               </w:rPr>
-              <w:t xml:space="preserve">63</w:t>
+              <w:t xml:space="preserve">64</w:t>
             </w:r>
           </w:p>
         </w:tc>
@@ -31834,7 +31834,7 @@
                 <w:sz w:val="18"/>
                 <w:szCs w:val="18"/>
               </w:rPr>
-              <w:t xml:space="preserve">63</w:t>
+              <w:t xml:space="preserve">64</w:t>
             </w:r>
           </w:p>
         </w:tc>
@@ -31894,7 +31894,7 @@
                 <w:sz w:val="18"/>
                 <w:szCs w:val="18"/>
               </w:rPr>
-              <w:t xml:space="preserve">63</w:t>
+              <w:t xml:space="preserve">64</w:t>
             </w:r>
           </w:p>
         </w:tc>
@@ -32134,7 +32134,7 @@
                 <w:sz w:val="18"/>
                 <w:szCs w:val="18"/>
               </w:rPr>
-              <w:t xml:space="preserve">64</w:t>
+              <w:t xml:space="preserve">65</w:t>
             </w:r>
           </w:p>
         </w:tc>
@@ -32194,7 +32194,7 @@
                 <w:sz w:val="18"/>
                 <w:szCs w:val="18"/>
               </w:rPr>
-              <w:t xml:space="preserve">64</w:t>
+              <w:t xml:space="preserve">65</w:t>
             </w:r>
           </w:p>
         </w:tc>
@@ -32254,7 +32254,7 @@
                 <w:sz w:val="18"/>
                 <w:szCs w:val="18"/>
               </w:rPr>
-              <w:t xml:space="preserve">64</w:t>
+              <w:t xml:space="preserve">65</w:t>
             </w:r>
           </w:p>
         </w:tc>
@@ -32314,7 +32314,7 @@
                 <w:sz w:val="18"/>
                 <w:szCs w:val="18"/>
               </w:rPr>
-              <w:t xml:space="preserve">64</w:t>
+              <w:t xml:space="preserve">65</w:t>
             </w:r>
           </w:p>
         </w:tc>
@@ -32374,7 +32374,7 @@
                 <w:sz w:val="18"/>
                 <w:szCs w:val="18"/>
               </w:rPr>
-              <w:t xml:space="preserve">64</w:t>
+              <w:t xml:space="preserve">65</w:t>
             </w:r>
           </w:p>
         </w:tc>
@@ -32434,7 +32434,7 @@
                 <w:sz w:val="18"/>
                 <w:szCs w:val="18"/>
               </w:rPr>
-              <w:t xml:space="preserve">64</w:t>
+              <w:t xml:space="preserve">65</w:t>
             </w:r>
           </w:p>
         </w:tc>
@@ -32494,7 +32494,7 @@
                 <w:sz w:val="18"/>
                 <w:szCs w:val="18"/>
               </w:rPr>
-              <w:t xml:space="preserve">64</w:t>
+              <w:t xml:space="preserve">65</w:t>
             </w:r>
           </w:p>
         </w:tc>
@@ -32554,7 +32554,7 @@
                 <w:sz w:val="18"/>
                 <w:szCs w:val="18"/>
               </w:rPr>
-              <w:t xml:space="preserve">64</w:t>
+              <w:t xml:space="preserve">65</w:t>
             </w:r>
           </w:p>
         </w:tc>
@@ -32794,7 +32794,7 @@
                 <w:sz w:val="18"/>
                 <w:szCs w:val="18"/>
               </w:rPr>
-              <w:t xml:space="preserve">65</w:t>
+              <w:t xml:space="preserve">66</w:t>
             </w:r>
           </w:p>
         </w:tc>
@@ -32854,7 +32854,7 @@
                 <w:sz w:val="18"/>
                 <w:szCs w:val="18"/>
               </w:rPr>
-              <w:t xml:space="preserve">65</w:t>
+              <w:t xml:space="preserve">66</w:t>
             </w:r>
           </w:p>
         </w:tc>
@@ -32914,7 +32914,7 @@
                 <w:sz w:val="18"/>
                 <w:szCs w:val="18"/>
               </w:rPr>
-              <w:t xml:space="preserve">65</w:t>
+              <w:t xml:space="preserve">66</w:t>
             </w:r>
           </w:p>
         </w:tc>
@@ -32974,7 +32974,7 @@
                 <w:sz w:val="18"/>
                 <w:szCs w:val="18"/>
               </w:rPr>
-              <w:t xml:space="preserve">65</w:t>
+              <w:t xml:space="preserve">66</w:t>
             </w:r>
           </w:p>
         </w:tc>
@@ -33034,7 +33034,7 @@
                 <w:sz w:val="18"/>
                 <w:szCs w:val="18"/>
               </w:rPr>
-              <w:t xml:space="preserve">65</w:t>
+              <w:t xml:space="preserve">66</w:t>
             </w:r>
           </w:p>
         </w:tc>
@@ -33094,7 +33094,7 @@
                 <w:sz w:val="18"/>
                 <w:szCs w:val="18"/>
               </w:rPr>
-              <w:t xml:space="preserve">65</w:t>
+              <w:t xml:space="preserve">66</w:t>
             </w:r>
           </w:p>
         </w:tc>
@@ -33154,7 +33154,7 @@
                 <w:sz w:val="18"/>
                 <w:szCs w:val="18"/>
               </w:rPr>
-              <w:t xml:space="preserve">71</w:t>
+              <w:t xml:space="preserve">72</w:t>
             </w:r>
           </w:p>
         </w:tc>
@@ -33214,7 +33214,7 @@
                 <w:sz w:val="18"/>
                 <w:szCs w:val="18"/>
               </w:rPr>
-              <w:t xml:space="preserve">71</w:t>
+              <w:t xml:space="preserve">72</w:t>
             </w:r>
           </w:p>
         </w:tc>
@@ -33274,7 +33274,7 @@
                 <w:sz w:val="18"/>
                 <w:szCs w:val="18"/>
               </w:rPr>
-              <w:t xml:space="preserve">71</w:t>
+              <w:t xml:space="preserve">72</w:t>
             </w:r>
           </w:p>
         </w:tc>
@@ -33334,7 +33334,7 @@
                 <w:sz w:val="18"/>
                 <w:szCs w:val="18"/>
               </w:rPr>
-              <w:t xml:space="preserve">71</w:t>
+              <w:t xml:space="preserve">72</w:t>
             </w:r>
           </w:p>
         </w:tc>
@@ -33394,7 +33394,7 @@
                 <w:sz w:val="18"/>
                 <w:szCs w:val="18"/>
               </w:rPr>
-              <w:t xml:space="preserve">71</w:t>
+              <w:t xml:space="preserve">72</w:t>
             </w:r>
           </w:p>
         </w:tc>
@@ -33454,7 +33454,7 @@
                 <w:sz w:val="18"/>
                 <w:szCs w:val="18"/>
               </w:rPr>
-              <w:t xml:space="preserve">71</w:t>
+              <w:t xml:space="preserve">72</w:t>
             </w:r>
           </w:p>
         </w:tc>
@@ -33814,7 +33814,7 @@
                 <w:sz w:val="18"/>
                 <w:szCs w:val="18"/>
               </w:rPr>
-              <w:t xml:space="preserve">72</w:t>
+              <w:t xml:space="preserve">73</w:t>
             </w:r>
           </w:p>
         </w:tc>
@@ -33874,7 +33874,7 @@
                 <w:sz w:val="18"/>
                 <w:szCs w:val="18"/>
               </w:rPr>
-              <w:t xml:space="preserve">72</w:t>
+              <w:t xml:space="preserve">73</w:t>
             </w:r>
           </w:p>
         </w:tc>
@@ -33934,7 +33934,7 @@
                 <w:sz w:val="18"/>
                 <w:szCs w:val="18"/>
               </w:rPr>
-              <w:t xml:space="preserve">72</w:t>
+              <w:t xml:space="preserve">73</w:t>
             </w:r>
           </w:p>
         </w:tc>
@@ -33994,7 +33994,7 @@
                 <w:sz w:val="18"/>
                 <w:szCs w:val="18"/>
               </w:rPr>
-              <w:t xml:space="preserve">72</w:t>
+              <w:t xml:space="preserve">73</w:t>
             </w:r>
           </w:p>
         </w:tc>
@@ -34054,7 +34054,7 @@
                 <w:sz w:val="18"/>
                 <w:szCs w:val="18"/>
               </w:rPr>
-              <w:t xml:space="preserve">72</w:t>
+              <w:t xml:space="preserve">73</w:t>
             </w:r>
           </w:p>
         </w:tc>
@@ -34114,7 +34114,7 @@
                 <w:sz w:val="18"/>
                 <w:szCs w:val="18"/>
               </w:rPr>
-              <w:t xml:space="preserve">72</w:t>
+              <w:t xml:space="preserve">73</w:t>
             </w:r>
           </w:p>
         </w:tc>
@@ -34174,7 +34174,7 @@
                 <w:sz w:val="18"/>
                 <w:szCs w:val="18"/>
               </w:rPr>
-              <w:t xml:space="preserve">72</w:t>
+              <w:t xml:space="preserve">73</w:t>
             </w:r>
           </w:p>
         </w:tc>
@@ -34234,7 +34234,7 @@
                 <w:sz w:val="18"/>
                 <w:szCs w:val="18"/>
               </w:rPr>
-              <w:t xml:space="preserve">72</w:t>
+              <w:t xml:space="preserve">73</w:t>
             </w:r>
           </w:p>
         </w:tc>
@@ -34474,7 +34474,7 @@
                 <w:sz w:val="18"/>
                 <w:szCs w:val="18"/>
               </w:rPr>
-              <w:t xml:space="preserve">65</w:t>
+              <w:t xml:space="preserve">66</w:t>
             </w:r>
           </w:p>
         </w:tc>
@@ -34534,7 +34534,7 @@
                 <w:sz w:val="18"/>
                 <w:szCs w:val="18"/>
               </w:rPr>
-              <w:t xml:space="preserve">65</w:t>
+              <w:t xml:space="preserve">66</w:t>
             </w:r>
           </w:p>
         </w:tc>
@@ -34594,7 +34594,7 @@
                 <w:sz w:val="18"/>
                 <w:szCs w:val="18"/>
               </w:rPr>
-              <w:t xml:space="preserve">65</w:t>
+              <w:t xml:space="preserve">66</w:t>
             </w:r>
           </w:p>
         </w:tc>
@@ -34834,7 +34834,7 @@
                 <w:sz w:val="18"/>
                 <w:szCs w:val="18"/>
               </w:rPr>
-              <w:t xml:space="preserve">66</w:t>
+              <w:t xml:space="preserve">67</w:t>
             </w:r>
           </w:p>
         </w:tc>
@@ -34894,7 +34894,7 @@
                 <w:sz w:val="18"/>
                 <w:szCs w:val="18"/>
               </w:rPr>
-              <w:t xml:space="preserve">66</w:t>
+              <w:t xml:space="preserve">67</w:t>
             </w:r>
           </w:p>
         </w:tc>
@@ -34954,7 +34954,7 @@
                 <w:sz w:val="18"/>
                 <w:szCs w:val="18"/>
               </w:rPr>
-              <w:t xml:space="preserve">66</w:t>
+              <w:t xml:space="preserve">67</w:t>
             </w:r>
           </w:p>
         </w:tc>
@@ -35014,7 +35014,7 @@
                 <w:sz w:val="18"/>
                 <w:szCs w:val="18"/>
               </w:rPr>
-              <w:t xml:space="preserve">66</w:t>
+              <w:t xml:space="preserve">67</w:t>
             </w:r>
           </w:p>
         </w:tc>
@@ -35074,7 +35074,7 @@
                 <w:sz w:val="18"/>
                 <w:szCs w:val="18"/>
               </w:rPr>
-              <w:t xml:space="preserve">66</w:t>
+              <w:t xml:space="preserve">67</w:t>
             </w:r>
           </w:p>
         </w:tc>
@@ -35134,7 +35134,7 @@
                 <w:sz w:val="18"/>
                 <w:szCs w:val="18"/>
               </w:rPr>
-              <w:t xml:space="preserve">66</w:t>
+              <w:t xml:space="preserve">67</w:t>
             </w:r>
           </w:p>
         </w:tc>
@@ -35194,7 +35194,7 @@
                 <w:sz w:val="18"/>
                 <w:szCs w:val="18"/>
               </w:rPr>
-              <w:t xml:space="preserve">66</w:t>
+              <w:t xml:space="preserve">67</w:t>
             </w:r>
           </w:p>
         </w:tc>
@@ -35254,7 +35254,7 @@
                 <w:sz w:val="18"/>
                 <w:szCs w:val="18"/>
               </w:rPr>
-              <w:t xml:space="preserve">66</w:t>
+              <w:t xml:space="preserve">67</w:t>
             </w:r>
           </w:p>
         </w:tc>
@@ -35314,7 +35314,7 @@
                 <w:sz w:val="18"/>
                 <w:szCs w:val="18"/>
               </w:rPr>
-              <w:t xml:space="preserve">66</w:t>
+              <w:t xml:space="preserve">67</w:t>
             </w:r>
           </w:p>
         </w:tc>
@@ -35554,7 +35554,7 @@
                 <w:sz w:val="18"/>
                 <w:szCs w:val="18"/>
               </w:rPr>
-              <w:t xml:space="preserve">67</w:t>
+              <w:t xml:space="preserve">68</w:t>
             </w:r>
           </w:p>
         </w:tc>
@@ -35614,7 +35614,7 @@
                 <w:sz w:val="18"/>
                 <w:szCs w:val="18"/>
               </w:rPr>
-              <w:t xml:space="preserve">67</w:t>
+              <w:t xml:space="preserve">68</w:t>
             </w:r>
           </w:p>
         </w:tc>
@@ -35674,7 +35674,7 @@
                 <w:sz w:val="18"/>
                 <w:szCs w:val="18"/>
               </w:rPr>
-              <w:t xml:space="preserve">67</w:t>
+              <w:t xml:space="preserve">68</w:t>
             </w:r>
           </w:p>
         </w:tc>
@@ -35734,7 +35734,7 @@
                 <w:sz w:val="18"/>
                 <w:szCs w:val="18"/>
               </w:rPr>
-              <w:t xml:space="preserve">67</w:t>
+              <w:t xml:space="preserve">68</w:t>
             </w:r>
           </w:p>
         </w:tc>
@@ -35794,7 +35794,7 @@
                 <w:sz w:val="18"/>
                 <w:szCs w:val="18"/>
               </w:rPr>
-              <w:t xml:space="preserve">67</w:t>
+              <w:t xml:space="preserve">68</w:t>
             </w:r>
           </w:p>
         </w:tc>
@@ -35854,7 +35854,7 @@
                 <w:sz w:val="18"/>
                 <w:szCs w:val="18"/>
               </w:rPr>
-              <w:t xml:space="preserve">67</w:t>
+              <w:t xml:space="preserve">68</w:t>
             </w:r>
           </w:p>
         </w:tc>
@@ -35914,7 +35914,7 @@
                 <w:sz w:val="18"/>
                 <w:szCs w:val="18"/>
               </w:rPr>
-              <w:t xml:space="preserve">67</w:t>
+              <w:t xml:space="preserve">68</w:t>
             </w:r>
           </w:p>
         </w:tc>
@@ -35974,7 +35974,7 @@
                 <w:sz w:val="18"/>
                 <w:szCs w:val="18"/>
               </w:rPr>
-              <w:t xml:space="preserve">67</w:t>
+              <w:t xml:space="preserve">68</w:t>
             </w:r>
           </w:p>
         </w:tc>
@@ -36034,7 +36034,7 @@
                 <w:sz w:val="18"/>
                 <w:szCs w:val="18"/>
               </w:rPr>
-              <w:t xml:space="preserve">67</w:t>
+              <w:t xml:space="preserve">68</w:t>
             </w:r>
           </w:p>
         </w:tc>
@@ -36274,7 +36274,7 @@
                 <w:sz w:val="18"/>
                 <w:szCs w:val="18"/>
               </w:rPr>
-              <w:t xml:space="preserve">68</w:t>
+              <w:t xml:space="preserve">69</w:t>
             </w:r>
           </w:p>
         </w:tc>
@@ -36334,7 +36334,7 @@
                 <w:sz w:val="18"/>
                 <w:szCs w:val="18"/>
               </w:rPr>
-              <w:t xml:space="preserve">68</w:t>
+              <w:t xml:space="preserve">69</w:t>
             </w:r>
           </w:p>
         </w:tc>
@@ -36394,7 +36394,7 @@
                 <w:sz w:val="18"/>
                 <w:szCs w:val="18"/>
               </w:rPr>
-              <w:t xml:space="preserve">68</w:t>
+              <w:t xml:space="preserve">69</w:t>
             </w:r>
           </w:p>
         </w:tc>
@@ -36454,7 +36454,7 @@
                 <w:sz w:val="18"/>
                 <w:szCs w:val="18"/>
               </w:rPr>
-              <w:t xml:space="preserve">68</w:t>
+              <w:t xml:space="preserve">69</w:t>
             </w:r>
           </w:p>
         </w:tc>
@@ -36514,7 +36514,7 @@
                 <w:sz w:val="18"/>
                 <w:szCs w:val="18"/>
               </w:rPr>
-              <w:t xml:space="preserve">68</w:t>
+              <w:t xml:space="preserve">69</w:t>
             </w:r>
           </w:p>
         </w:tc>
@@ -36574,7 +36574,7 @@
                 <w:sz w:val="18"/>
                 <w:szCs w:val="18"/>
               </w:rPr>
-              <w:t xml:space="preserve">68</w:t>
+              <w:t xml:space="preserve">69</w:t>
             </w:r>
           </w:p>
         </w:tc>
@@ -36634,7 +36634,7 @@
                 <w:sz w:val="18"/>
                 <w:szCs w:val="18"/>
               </w:rPr>
-              <w:t xml:space="preserve">68</w:t>
+              <w:t xml:space="preserve">69</w:t>
             </w:r>
           </w:p>
         </w:tc>
@@ -36694,7 +36694,7 @@
                 <w:sz w:val="18"/>
                 <w:szCs w:val="18"/>
               </w:rPr>
-              <w:t xml:space="preserve">68</w:t>
+              <w:t xml:space="preserve">69</w:t>
             </w:r>
           </w:p>
         </w:tc>
@@ -36754,7 +36754,7 @@
                 <w:sz w:val="18"/>
                 <w:szCs w:val="18"/>
               </w:rPr>
-              <w:t xml:space="preserve">68</w:t>
+              <w:t xml:space="preserve">69</w:t>
             </w:r>
           </w:p>
         </w:tc>
@@ -36814,7 +36814,7 @@
                 <w:sz w:val="18"/>
                 <w:szCs w:val="18"/>
               </w:rPr>
-              <w:t xml:space="preserve">68</w:t>
+              <w:t xml:space="preserve">69</w:t>
             </w:r>
           </w:p>
         </w:tc>
@@ -37054,7 +37054,7 @@
                 <w:sz w:val="18"/>
                 <w:szCs w:val="18"/>
               </w:rPr>
-              <w:t xml:space="preserve">69</w:t>
+              <w:t xml:space="preserve">70</w:t>
             </w:r>
           </w:p>
         </w:tc>
@@ -37114,7 +37114,7 @@
                 <w:sz w:val="18"/>
                 <w:szCs w:val="18"/>
               </w:rPr>
-              <w:t xml:space="preserve">69</w:t>
+              <w:t xml:space="preserve">70</w:t>
             </w:r>
           </w:p>
         </w:tc>
@@ -37174,7 +37174,7 @@
                 <w:sz w:val="18"/>
                 <w:szCs w:val="18"/>
               </w:rPr>
-              <w:t xml:space="preserve">69</w:t>
+              <w:t xml:space="preserve">70</w:t>
             </w:r>
           </w:p>
         </w:tc>
@@ -37234,7 +37234,7 @@
                 <w:sz w:val="18"/>
                 <w:szCs w:val="18"/>
               </w:rPr>
-              <w:t xml:space="preserve">69</w:t>
+              <w:t xml:space="preserve">70</w:t>
             </w:r>
           </w:p>
         </w:tc>
@@ -37294,7 +37294,7 @@
                 <w:sz w:val="18"/>
                 <w:szCs w:val="18"/>
               </w:rPr>
-              <w:t xml:space="preserve">69</w:t>
+              <w:t xml:space="preserve">70</w:t>
             </w:r>
           </w:p>
         </w:tc>
@@ -37354,7 +37354,7 @@
                 <w:sz w:val="18"/>
                 <w:szCs w:val="18"/>
               </w:rPr>
-              <w:t xml:space="preserve">69</w:t>
+              <w:t xml:space="preserve">70</w:t>
             </w:r>
           </w:p>
         </w:tc>
@@ -37414,7 +37414,7 @@
                 <w:sz w:val="18"/>
                 <w:szCs w:val="18"/>
               </w:rPr>
-              <w:t xml:space="preserve">69</w:t>
+              <w:t xml:space="preserve">70</w:t>
             </w:r>
           </w:p>
         </w:tc>
@@ -37474,7 +37474,7 @@
                 <w:sz w:val="18"/>
                 <w:szCs w:val="18"/>
               </w:rPr>
-              <w:t xml:space="preserve">69</w:t>
+              <w:t xml:space="preserve">70</w:t>
             </w:r>
           </w:p>
         </w:tc>
@@ -37534,7 +37534,7 @@
                 <w:sz w:val="18"/>
                 <w:szCs w:val="18"/>
               </w:rPr>
-              <w:t xml:space="preserve">69</w:t>
+              <w:t xml:space="preserve">70</w:t>
             </w:r>
           </w:p>
         </w:tc>
@@ -37594,7 +37594,7 @@
                 <w:sz w:val="18"/>
                 <w:szCs w:val="18"/>
               </w:rPr>
-              <w:t xml:space="preserve">69</w:t>
+              <w:t xml:space="preserve">70</w:t>
             </w:r>
           </w:p>
         </w:tc>
@@ -37654,7 +37654,7 @@
                 <w:sz w:val="18"/>
                 <w:szCs w:val="18"/>
               </w:rPr>
-              <w:t xml:space="preserve">69</w:t>
+              <w:t xml:space="preserve">70</w:t>
             </w:r>
           </w:p>
         </w:tc>
@@ -37954,7 +37954,7 @@
                 <w:sz w:val="18"/>
                 <w:szCs w:val="18"/>
               </w:rPr>
-              <w:t xml:space="preserve">70</w:t>
+              <w:t xml:space="preserve">71</w:t>
             </w:r>
           </w:p>
         </w:tc>
@@ -38014,7 +38014,7 @@
                 <w:sz w:val="18"/>
                 <w:szCs w:val="18"/>
               </w:rPr>
-              <w:t xml:space="preserve">70</w:t>
+              <w:t xml:space="preserve">71</w:t>
             </w:r>
           </w:p>
         </w:tc>
@@ -38074,7 +38074,7 @@
                 <w:sz w:val="18"/>
                 <w:szCs w:val="18"/>
               </w:rPr>
-              <w:t xml:space="preserve">70</w:t>
+              <w:t xml:space="preserve">71</w:t>
             </w:r>
           </w:p>
         </w:tc>
@@ -38134,7 +38134,7 @@
                 <w:sz w:val="18"/>
                 <w:szCs w:val="18"/>
               </w:rPr>
-              <w:t xml:space="preserve">70</w:t>
+              <w:t xml:space="preserve">71</w:t>
             </w:r>
           </w:p>
         </w:tc>
@@ -38194,7 +38194,7 @@
                 <w:sz w:val="18"/>
                 <w:szCs w:val="18"/>
               </w:rPr>
-              <w:t xml:space="preserve">70</w:t>
+              <w:t xml:space="preserve">71</w:t>
             </w:r>
           </w:p>
         </w:tc>
@@ -38254,7 +38254,7 @@
                 <w:sz w:val="18"/>
                 <w:szCs w:val="18"/>
               </w:rPr>
-              <w:t xml:space="preserve">70</w:t>
+              <w:t xml:space="preserve">71</w:t>
             </w:r>
           </w:p>
         </w:tc>
@@ -38494,7 +38494,7 @@
                 <w:sz w:val="18"/>
                 <w:szCs w:val="18"/>
               </w:rPr>
-              <w:t xml:space="preserve">57</w:t>
+              <w:t xml:space="preserve">58</w:t>
             </w:r>
           </w:p>
         </w:tc>
@@ -38614,7 +38614,7 @@
                 <w:sz w:val="18"/>
                 <w:szCs w:val="18"/>
               </w:rPr>
-              <w:t xml:space="preserve">73</w:t>
+              <w:t xml:space="preserve">74</w:t>
             </w:r>
           </w:p>
         </w:tc>
@@ -38674,7 +38674,7 @@
                 <w:sz w:val="18"/>
                 <w:szCs w:val="18"/>
               </w:rPr>
-              <w:t xml:space="preserve">73</w:t>
+              <w:t xml:space="preserve">74</w:t>
             </w:r>
           </w:p>
         </w:tc>
@@ -38734,7 +38734,7 @@
                 <w:sz w:val="18"/>
                 <w:szCs w:val="18"/>
               </w:rPr>
-              <w:t xml:space="preserve">73</w:t>
+              <w:t xml:space="preserve">74</w:t>
             </w:r>
           </w:p>
         </w:tc>
@@ -38794,7 +38794,7 @@
                 <w:sz w:val="18"/>
                 <w:szCs w:val="18"/>
               </w:rPr>
-              <w:t xml:space="preserve">73</w:t>
+              <w:t xml:space="preserve">74</w:t>
             </w:r>
           </w:p>
         </w:tc>
@@ -38854,7 +38854,7 @@
                 <w:sz w:val="18"/>
                 <w:szCs w:val="18"/>
               </w:rPr>
-              <w:t xml:space="preserve">73</w:t>
+              <w:t xml:space="preserve">74</w:t>
             </w:r>
           </w:p>
         </w:tc>
@@ -39154,7 +39154,7 @@
                 <w:sz w:val="18"/>
                 <w:szCs w:val="18"/>
               </w:rPr>
-              <w:t xml:space="preserve">74</w:t>
+              <w:t xml:space="preserve">75</w:t>
             </w:r>
           </w:p>
         </w:tc>
@@ -39274,7 +39274,7 @@
                 <w:sz w:val="18"/>
                 <w:szCs w:val="18"/>
               </w:rPr>
-              <w:t xml:space="preserve">41</w:t>
+              <w:t xml:space="preserve">42</w:t>
             </w:r>
           </w:p>
         </w:tc>
@@ -39334,7 +39334,7 @@
                 <w:sz w:val="18"/>
                 <w:szCs w:val="18"/>
               </w:rPr>
-              <w:t xml:space="preserve">43</w:t>
+              <w:t xml:space="preserve">44</w:t>
             </w:r>
           </w:p>
         </w:tc>
@@ -39394,7 +39394,7 @@
                 <w:sz w:val="18"/>
                 <w:szCs w:val="18"/>
               </w:rPr>
-              <w:t xml:space="preserve">43</w:t>
+              <w:t xml:space="preserve">44</w:t>
             </w:r>
           </w:p>
         </w:tc>
@@ -39454,7 +39454,7 @@
                 <w:sz w:val="18"/>
                 <w:szCs w:val="18"/>
               </w:rPr>
-              <w:t xml:space="preserve">44</w:t>
+              <w:t xml:space="preserve">45</w:t>
             </w:r>
           </w:p>
         </w:tc>
@@ -39514,7 +39514,7 @@
                 <w:sz w:val="18"/>
                 <w:szCs w:val="18"/>
               </w:rPr>
-              <w:t xml:space="preserve">44</w:t>
+              <w:t xml:space="preserve">45</w:t>
             </w:r>
           </w:p>
         </w:tc>
@@ -39574,7 +39574,7 @@
                 <w:sz w:val="18"/>
                 <w:szCs w:val="18"/>
               </w:rPr>
-              <w:t xml:space="preserve">44</w:t>
+              <w:t xml:space="preserve">45</w:t>
             </w:r>
           </w:p>
         </w:tc>
@@ -39634,7 +39634,7 @@
                 <w:sz w:val="18"/>
                 <w:szCs w:val="18"/>
               </w:rPr>
-              <w:t xml:space="preserve">44</w:t>
+              <w:t xml:space="preserve">45</w:t>
             </w:r>
           </w:p>
         </w:tc>
@@ -39694,7 +39694,7 @@
                 <w:sz w:val="18"/>
                 <w:szCs w:val="18"/>
               </w:rPr>
-              <w:t xml:space="preserve">44</w:t>
+              <w:t xml:space="preserve">45</w:t>
             </w:r>
           </w:p>
         </w:tc>
@@ -39754,7 +39754,7 @@
                 <w:sz w:val="18"/>
                 <w:szCs w:val="18"/>
               </w:rPr>
-              <w:t xml:space="preserve">44</w:t>
+              <w:t xml:space="preserve">45</w:t>
             </w:r>
           </w:p>
         </w:tc>
@@ -39814,7 +39814,7 @@
                 <w:sz w:val="18"/>
                 <w:szCs w:val="18"/>
               </w:rPr>
-              <w:t xml:space="preserve">44</w:t>
+              <w:t xml:space="preserve">45</w:t>
             </w:r>
           </w:p>
         </w:tc>
@@ -39874,7 +39874,7 @@
                 <w:sz w:val="18"/>
                 <w:szCs w:val="18"/>
               </w:rPr>
-              <w:t xml:space="preserve">44</w:t>
+              <w:t xml:space="preserve">45</w:t>
             </w:r>
           </w:p>
         </w:tc>
@@ -39994,7 +39994,7 @@
                 <w:sz w:val="18"/>
                 <w:szCs w:val="18"/>
               </w:rPr>
-              <w:t xml:space="preserve">45</w:t>
+              <w:t xml:space="preserve">46</w:t>
             </w:r>
           </w:p>
         </w:tc>
@@ -40054,7 +40054,7 @@
                 <w:sz w:val="18"/>
                 <w:szCs w:val="18"/>
               </w:rPr>
-              <w:t xml:space="preserve">45</w:t>
+              <w:t xml:space="preserve">46</w:t>
             </w:r>
           </w:p>
         </w:tc>
@@ -40114,7 +40114,7 @@
                 <w:sz w:val="18"/>
                 <w:szCs w:val="18"/>
               </w:rPr>
-              <w:t xml:space="preserve">42</w:t>
+              <w:t xml:space="preserve">43</w:t>
             </w:r>
           </w:p>
         </w:tc>
@@ -40174,7 +40174,7 @@
                 <w:sz w:val="18"/>
                 <w:szCs w:val="18"/>
               </w:rPr>
-              <w:t xml:space="preserve">45</w:t>
+              <w:t xml:space="preserve">46</w:t>
             </w:r>
           </w:p>
         </w:tc>
@@ -40234,7 +40234,7 @@
                 <w:sz w:val="18"/>
                 <w:szCs w:val="18"/>
               </w:rPr>
-              <w:t xml:space="preserve">45</w:t>
+              <w:t xml:space="preserve">46</w:t>
             </w:r>
           </w:p>
         </w:tc>
@@ -40294,7 +40294,7 @@
                 <w:sz w:val="18"/>
                 <w:szCs w:val="18"/>
               </w:rPr>
-              <w:t xml:space="preserve">45</w:t>
+              <w:t xml:space="preserve">46</w:t>
             </w:r>
           </w:p>
         </w:tc>
@@ -40354,7 +40354,7 @@
                 <w:sz w:val="18"/>
                 <w:szCs w:val="18"/>
               </w:rPr>
-              <w:t xml:space="preserve">45</w:t>
+              <w:t xml:space="preserve">46</w:t>
             </w:r>
           </w:p>
         </w:tc>
@@ -40414,7 +40414,7 @@
                 <w:sz w:val="18"/>
                 <w:szCs w:val="18"/>
               </w:rPr>
-              <w:t xml:space="preserve">42</w:t>
+              <w:t xml:space="preserve">43</w:t>
             </w:r>
           </w:p>
         </w:tc>
@@ -40474,7 +40474,7 @@
                 <w:sz w:val="18"/>
                 <w:szCs w:val="18"/>
               </w:rPr>
-              <w:t xml:space="preserve">42</w:t>
+              <w:t xml:space="preserve">43</w:t>
             </w:r>
           </w:p>
         </w:tc>
@@ -40534,7 +40534,7 @@
                 <w:sz w:val="18"/>
                 <w:szCs w:val="18"/>
               </w:rPr>
-              <w:t xml:space="preserve">46</w:t>
+              <w:t xml:space="preserve">47</w:t>
             </w:r>
           </w:p>
         </w:tc>
@@ -40594,7 +40594,7 @@
                 <w:sz w:val="18"/>
                 <w:szCs w:val="18"/>
               </w:rPr>
-              <w:t xml:space="preserve">42</w:t>
+              <w:t xml:space="preserve">43</w:t>
             </w:r>
           </w:p>
         </w:tc>
@@ -40654,7 +40654,7 @@
                 <w:sz w:val="18"/>
                 <w:szCs w:val="18"/>
               </w:rPr>
-              <w:t xml:space="preserve">42</w:t>
+              <w:t xml:space="preserve">43</w:t>
             </w:r>
           </w:p>
         </w:tc>
@@ -40714,7 +40714,7 @@
                 <w:sz w:val="18"/>
                 <w:szCs w:val="18"/>
               </w:rPr>
-              <w:t xml:space="preserve">42</w:t>
+              <w:t xml:space="preserve">43</w:t>
             </w:r>
           </w:p>
         </w:tc>
@@ -40774,7 +40774,7 @@
                 <w:sz w:val="18"/>
                 <w:szCs w:val="18"/>
               </w:rPr>
-              <w:t xml:space="preserve">42</w:t>
+              <w:t xml:space="preserve">43</w:t>
             </w:r>
           </w:p>
         </w:tc>
@@ -40834,7 +40834,7 @@
                 <w:sz w:val="18"/>
                 <w:szCs w:val="18"/>
               </w:rPr>
-              <w:t xml:space="preserve">43</w:t>
+              <w:t xml:space="preserve">44</w:t>
             </w:r>
           </w:p>
         </w:tc>
@@ -40894,7 +40894,7 @@
                 <w:sz w:val="18"/>
                 <w:szCs w:val="18"/>
               </w:rPr>
-              <w:t xml:space="preserve">43</w:t>
+              <w:t xml:space="preserve">44</w:t>
             </w:r>
           </w:p>
         </w:tc>
@@ -40954,7 +40954,7 @@
                 <w:sz w:val="18"/>
                 <w:szCs w:val="18"/>
               </w:rPr>
-              <w:t xml:space="preserve">43</w:t>
+              <w:t xml:space="preserve">44</w:t>
             </w:r>
           </w:p>
         </w:tc>
@@ -41014,7 +41014,7 @@
                 <w:sz w:val="18"/>
                 <w:szCs w:val="18"/>
               </w:rPr>
-              <w:t xml:space="preserve">46</w:t>
+              <w:t xml:space="preserve">47</w:t>
             </w:r>
           </w:p>
         </w:tc>
@@ -41074,7 +41074,7 @@
                 <w:sz w:val="18"/>
                 <w:szCs w:val="18"/>
               </w:rPr>
-              <w:t xml:space="preserve">46</w:t>
+              <w:t xml:space="preserve">47</w:t>
             </w:r>
           </w:p>
         </w:tc>
@@ -41134,7 +41134,7 @@
                 <w:sz w:val="18"/>
                 <w:szCs w:val="18"/>
               </w:rPr>
-              <w:t xml:space="preserve">46</w:t>
+              <w:t xml:space="preserve">47</w:t>
             </w:r>
           </w:p>
         </w:tc>
@@ -41194,7 +41194,7 @@
                 <w:sz w:val="18"/>
                 <w:szCs w:val="18"/>
               </w:rPr>
-              <w:t xml:space="preserve">46</w:t>
+              <w:t xml:space="preserve">47</w:t>
             </w:r>
           </w:p>
         </w:tc>
@@ -41254,7 +41254,7 @@
                 <w:sz w:val="18"/>
                 <w:szCs w:val="18"/>
               </w:rPr>
-              <w:t xml:space="preserve">46</w:t>
+              <w:t xml:space="preserve">47</w:t>
             </w:r>
           </w:p>
         </w:tc>
@@ -41314,7 +41314,7 @@
                 <w:sz w:val="18"/>
                 <w:szCs w:val="18"/>
               </w:rPr>
-              <w:t xml:space="preserve">43</w:t>
+              <w:t xml:space="preserve">44</w:t>
             </w:r>
           </w:p>
         </w:tc>
@@ -41374,7 +41374,7 @@
                 <w:sz w:val="18"/>
                 <w:szCs w:val="18"/>
               </w:rPr>
-              <w:t xml:space="preserve">43</w:t>
+              <w:t xml:space="preserve">44</w:t>
             </w:r>
           </w:p>
         </w:tc>
@@ -41434,7 +41434,7 @@
                 <w:sz w:val="18"/>
                 <w:szCs w:val="18"/>
               </w:rPr>
-              <w:t xml:space="preserve">12</w:t>
+              <w:t xml:space="preserve">13</w:t>
             </w:r>
           </w:p>
         </w:tc>
@@ -41494,7 +41494,7 @@
                 <w:sz w:val="18"/>
                 <w:szCs w:val="18"/>
               </w:rPr>
-              <w:t xml:space="preserve">15</w:t>
+              <w:t xml:space="preserve">16</w:t>
             </w:r>
           </w:p>
         </w:tc>
@@ -41554,7 +41554,7 @@
                 <w:sz w:val="18"/>
                 <w:szCs w:val="18"/>
               </w:rPr>
-              <w:t xml:space="preserve">15</w:t>
+              <w:t xml:space="preserve">16</w:t>
             </w:r>
           </w:p>
         </w:tc>
@@ -41614,7 +41614,7 @@
                 <w:sz w:val="18"/>
                 <w:szCs w:val="18"/>
               </w:rPr>
-              <w:t xml:space="preserve">16</w:t>
+              <w:t xml:space="preserve">17</w:t>
             </w:r>
           </w:p>
         </w:tc>
@@ -41674,7 +41674,7 @@
                 <w:sz w:val="18"/>
                 <w:szCs w:val="18"/>
               </w:rPr>
-              <w:t xml:space="preserve">16</w:t>
+              <w:t xml:space="preserve">17</w:t>
             </w:r>
           </w:p>
         </w:tc>
@@ -41734,7 +41734,7 @@
                 <w:sz w:val="18"/>
                 <w:szCs w:val="18"/>
               </w:rPr>
-              <w:t xml:space="preserve">16</w:t>
+              <w:t xml:space="preserve">17</w:t>
             </w:r>
           </w:p>
         </w:tc>
@@ -41794,7 +41794,7 @@
                 <w:sz w:val="18"/>
                 <w:szCs w:val="18"/>
               </w:rPr>
-              <w:t xml:space="preserve">16</w:t>
+              <w:t xml:space="preserve">17</w:t>
             </w:r>
           </w:p>
         </w:tc>
@@ -41854,7 +41854,7 @@
                 <w:sz w:val="18"/>
                 <w:szCs w:val="18"/>
               </w:rPr>
-              <w:t xml:space="preserve">12</w:t>
+              <w:t xml:space="preserve">13</w:t>
             </w:r>
           </w:p>
         </w:tc>
@@ -41914,7 +41914,7 @@
                 <w:sz w:val="18"/>
                 <w:szCs w:val="18"/>
               </w:rPr>
-              <w:t xml:space="preserve">47</w:t>
+              <w:t xml:space="preserve">48</w:t>
             </w:r>
           </w:p>
         </w:tc>
@@ -41974,7 +41974,7 @@
                 <w:sz w:val="18"/>
                 <w:szCs w:val="18"/>
               </w:rPr>
-              <w:t xml:space="preserve">49</w:t>
+              <w:t xml:space="preserve">50</w:t>
             </w:r>
           </w:p>
         </w:tc>
@@ -42034,7 +42034,7 @@
                 <w:sz w:val="18"/>
                 <w:szCs w:val="18"/>
               </w:rPr>
-              <w:t xml:space="preserve">49</w:t>
+              <w:t xml:space="preserve">50</w:t>
             </w:r>
           </w:p>
         </w:tc>
@@ -42154,7 +42154,7 @@
                 <w:sz w:val="18"/>
                 <w:szCs w:val="18"/>
               </w:rPr>
-              <w:t xml:space="preserve">50</w:t>
+              <w:t xml:space="preserve">51</w:t>
             </w:r>
           </w:p>
         </w:tc>
@@ -42214,7 +42214,7 @@
                 <w:sz w:val="18"/>
                 <w:szCs w:val="18"/>
               </w:rPr>
-              <w:t xml:space="preserve">50</w:t>
+              <w:t xml:space="preserve">51</w:t>
             </w:r>
           </w:p>
         </w:tc>
@@ -42274,7 +42274,7 @@
                 <w:sz w:val="18"/>
                 <w:szCs w:val="18"/>
               </w:rPr>
-              <w:t xml:space="preserve">50</w:t>
+              <w:t xml:space="preserve">51</w:t>
             </w:r>
           </w:p>
         </w:tc>
@@ -42334,7 +42334,7 @@
                 <w:sz w:val="18"/>
                 <w:szCs w:val="18"/>
               </w:rPr>
-              <w:t xml:space="preserve">50</w:t>
+              <w:t xml:space="preserve">51</w:t>
             </w:r>
           </w:p>
         </w:tc>
@@ -42394,7 +42394,7 @@
                 <w:sz w:val="18"/>
                 <w:szCs w:val="18"/>
               </w:rPr>
-              <w:t xml:space="preserve">47</w:t>
+              <w:t xml:space="preserve">48</w:t>
             </w:r>
           </w:p>
         </w:tc>
@@ -42454,7 +42454,7 @@
                 <w:sz w:val="18"/>
                 <w:szCs w:val="18"/>
               </w:rPr>
-              <w:t xml:space="preserve">47</w:t>
+              <w:t xml:space="preserve">48</w:t>
             </w:r>
           </w:p>
         </w:tc>
@@ -42514,7 +42514,7 @@
                 <w:sz w:val="18"/>
                 <w:szCs w:val="18"/>
               </w:rPr>
-              <w:t xml:space="preserve">47</w:t>
+              <w:t xml:space="preserve">48</w:t>
             </w:r>
           </w:p>
         </w:tc>
@@ -42574,7 +42574,7 @@
                 <w:sz w:val="18"/>
                 <w:szCs w:val="18"/>
               </w:rPr>
-              <w:t xml:space="preserve">47</w:t>
+              <w:t xml:space="preserve">48</w:t>
             </w:r>
           </w:p>
         </w:tc>
@@ -42634,7 +42634,7 @@
                 <w:sz w:val="18"/>
                 <w:szCs w:val="18"/>
               </w:rPr>
-              <w:t xml:space="preserve">47</w:t>
+              <w:t xml:space="preserve">48</w:t>
             </w:r>
           </w:p>
         </w:tc>
@@ -42694,7 +42694,7 @@
                 <w:sz w:val="18"/>
                 <w:szCs w:val="18"/>
               </w:rPr>
-              <w:t xml:space="preserve">47</w:t>
+              <w:t xml:space="preserve">48</w:t>
             </w:r>
           </w:p>
         </w:tc>
@@ -42814,7 +42814,7 @@
                 <w:sz w:val="18"/>
                 <w:szCs w:val="18"/>
               </w:rPr>
-              <w:t xml:space="preserve">48</w:t>
+              <w:t xml:space="preserve">49</w:t>
             </w:r>
           </w:p>
         </w:tc>
@@ -42874,7 +42874,7 @@
                 <w:sz w:val="18"/>
                 <w:szCs w:val="18"/>
               </w:rPr>
-              <w:t xml:space="preserve">48</w:t>
+              <w:t xml:space="preserve">49</w:t>
             </w:r>
           </w:p>
         </w:tc>
@@ -42934,7 +42934,7 @@
                 <w:sz w:val="18"/>
                 <w:szCs w:val="18"/>
               </w:rPr>
-              <w:t xml:space="preserve">48</w:t>
+              <w:t xml:space="preserve">49</w:t>
             </w:r>
           </w:p>
         </w:tc>
@@ -42994,7 +42994,7 @@
                 <w:sz w:val="18"/>
                 <w:szCs w:val="18"/>
               </w:rPr>
-              <w:t xml:space="preserve">48</w:t>
+              <w:t xml:space="preserve">49</w:t>
             </w:r>
           </w:p>
         </w:tc>
@@ -43054,7 +43054,7 @@
                 <w:sz w:val="18"/>
                 <w:szCs w:val="18"/>
               </w:rPr>
-              <w:t xml:space="preserve">48</w:t>
+              <w:t xml:space="preserve">49</w:t>
             </w:r>
           </w:p>
         </w:tc>
@@ -43114,7 +43114,7 @@
                 <w:sz w:val="18"/>
                 <w:szCs w:val="18"/>
               </w:rPr>
-              <w:t xml:space="preserve">48</w:t>
+              <w:t xml:space="preserve">49</w:t>
             </w:r>
           </w:p>
         </w:tc>
@@ -43174,7 +43174,7 @@
                 <w:sz w:val="18"/>
                 <w:szCs w:val="18"/>
               </w:rPr>
-              <w:t xml:space="preserve">48</w:t>
+              <w:t xml:space="preserve">49</w:t>
             </w:r>
           </w:p>
         </w:tc>
@@ -43234,7 +43234,7 @@
                 <w:sz w:val="18"/>
                 <w:szCs w:val="18"/>
               </w:rPr>
-              <w:t xml:space="preserve">48</w:t>
+              <w:t xml:space="preserve">49</w:t>
             </w:r>
           </w:p>
         </w:tc>
@@ -43354,7 +43354,7 @@
                 <w:sz w:val="18"/>
                 <w:szCs w:val="18"/>
               </w:rPr>
-              <w:t xml:space="preserve">50</w:t>
+              <w:t xml:space="preserve">51</w:t>
             </w:r>
           </w:p>
         </w:tc>
@@ -43414,7 +43414,7 @@
                 <w:sz w:val="18"/>
                 <w:szCs w:val="18"/>
               </w:rPr>
-              <w:t xml:space="preserve">50</w:t>
+              <w:t xml:space="preserve">51</w:t>
             </w:r>
           </w:p>
         </w:tc>
@@ -43534,7 +43534,7 @@
                 <w:sz w:val="18"/>
                 <w:szCs w:val="18"/>
               </w:rPr>
-              <w:t xml:space="preserve">51</w:t>
+              <w:t xml:space="preserve">52</w:t>
             </w:r>
           </w:p>
         </w:tc>
@@ -43594,7 +43594,7 @@
                 <w:sz w:val="18"/>
                 <w:szCs w:val="18"/>
               </w:rPr>
-              <w:t xml:space="preserve">51</w:t>
+              <w:t xml:space="preserve">52</w:t>
             </w:r>
           </w:p>
         </w:tc>
@@ -43654,7 +43654,7 @@
                 <w:sz w:val="18"/>
                 <w:szCs w:val="18"/>
               </w:rPr>
-              <w:t xml:space="preserve">51</w:t>
+              <w:t xml:space="preserve">52</w:t>
             </w:r>
           </w:p>
         </w:tc>
@@ -43714,7 +43714,7 @@
                 <w:sz w:val="18"/>
                 <w:szCs w:val="18"/>
               </w:rPr>
-              <w:t xml:space="preserve">51</w:t>
+              <w:t xml:space="preserve">52</w:t>
             </w:r>
           </w:p>
         </w:tc>
@@ -43774,7 +43774,7 @@
                 <w:sz w:val="18"/>
                 <w:szCs w:val="18"/>
               </w:rPr>
-              <w:t xml:space="preserve">51</w:t>
+              <w:t xml:space="preserve">52</w:t>
             </w:r>
           </w:p>
         </w:tc>
@@ -43834,7 +43834,7 @@
                 <w:sz w:val="18"/>
                 <w:szCs w:val="18"/>
               </w:rPr>
-              <w:t xml:space="preserve">51</w:t>
+              <w:t xml:space="preserve">52</w:t>
             </w:r>
           </w:p>
         </w:tc>
@@ -43894,7 +43894,7 @@
                 <w:sz w:val="18"/>
                 <w:szCs w:val="18"/>
               </w:rPr>
-              <w:t xml:space="preserve">51</w:t>
+              <w:t xml:space="preserve">52</w:t>
             </w:r>
           </w:p>
         </w:tc>
@@ -43954,7 +43954,7 @@
                 <w:sz w:val="18"/>
                 <w:szCs w:val="18"/>
               </w:rPr>
-              <w:t xml:space="preserve">51</w:t>
+              <w:t xml:space="preserve">52</w:t>
             </w:r>
           </w:p>
         </w:tc>
@@ -44074,7 +44074,7 @@
                 <w:sz w:val="18"/>
                 <w:szCs w:val="18"/>
               </w:rPr>
-              <w:t xml:space="preserve">52</w:t>
+              <w:t xml:space="preserve">53</w:t>
             </w:r>
           </w:p>
         </w:tc>
@@ -44134,7 +44134,7 @@
                 <w:sz w:val="18"/>
                 <w:szCs w:val="18"/>
               </w:rPr>
-              <w:t xml:space="preserve">52</w:t>
+              <w:t xml:space="preserve">53</w:t>
             </w:r>
           </w:p>
         </w:tc>
@@ -44194,7 +44194,7 @@
                 <w:sz w:val="18"/>
                 <w:szCs w:val="18"/>
               </w:rPr>
-              <w:t xml:space="preserve">49</w:t>
+              <w:t xml:space="preserve">50</w:t>
             </w:r>
           </w:p>
         </w:tc>
@@ -44254,7 +44254,7 @@
                 <w:sz w:val="18"/>
                 <w:szCs w:val="18"/>
               </w:rPr>
-              <w:t xml:space="preserve">49</w:t>
+              <w:t xml:space="preserve">50</w:t>
             </w:r>
           </w:p>
         </w:tc>
@@ -44314,7 +44314,7 @@
                 <w:sz w:val="18"/>
                 <w:szCs w:val="18"/>
               </w:rPr>
-              <w:t xml:space="preserve">49</w:t>
+              <w:t xml:space="preserve">50</w:t>
             </w:r>
           </w:p>
         </w:tc>
@@ -44374,7 +44374,7 @@
                 <w:sz w:val="18"/>
                 <w:szCs w:val="18"/>
               </w:rPr>
-              <w:t xml:space="preserve">16</w:t>
+              <w:t xml:space="preserve">17</w:t>
             </w:r>
           </w:p>
         </w:tc>
@@ -44434,7 +44434,7 @@
                 <w:sz w:val="18"/>
                 <w:szCs w:val="18"/>
               </w:rPr>
-              <w:t xml:space="preserve">16</w:t>
+              <w:t xml:space="preserve">17</w:t>
             </w:r>
           </w:p>
         </w:tc>
@@ -44494,7 +44494,7 @@
                 <w:sz w:val="18"/>
                 <w:szCs w:val="18"/>
               </w:rPr>
-              <w:t xml:space="preserve">16</w:t>
+              <w:t xml:space="preserve">17</w:t>
             </w:r>
           </w:p>
         </w:tc>
@@ -44554,7 +44554,7 @@
                 <w:sz w:val="18"/>
                 <w:szCs w:val="18"/>
               </w:rPr>
-              <w:t xml:space="preserve">17</w:t>
+              <w:t xml:space="preserve">18</w:t>
             </w:r>
           </w:p>
         </w:tc>
@@ -44614,7 +44614,7 @@
                 <w:sz w:val="18"/>
                 <w:szCs w:val="18"/>
               </w:rPr>
-              <w:t xml:space="preserve">17</w:t>
+              <w:t xml:space="preserve">18</w:t>
             </w:r>
           </w:p>
         </w:tc>
@@ -44674,7 +44674,7 @@
                 <w:sz w:val="18"/>
                 <w:szCs w:val="18"/>
               </w:rPr>
-              <w:t xml:space="preserve">17</w:t>
+              <w:t xml:space="preserve">18</w:t>
             </w:r>
           </w:p>
         </w:tc>
@@ -44734,7 +44734,7 @@
                 <w:sz w:val="18"/>
                 <w:szCs w:val="18"/>
               </w:rPr>
-              <w:t xml:space="preserve">17</w:t>
+              <w:t xml:space="preserve">18</w:t>
             </w:r>
           </w:p>
         </w:tc>
@@ -44794,7 +44794,7 @@
                 <w:sz w:val="18"/>
                 <w:szCs w:val="18"/>
               </w:rPr>
-              <w:t xml:space="preserve">17</w:t>
+              <w:t xml:space="preserve">18</w:t>
             </w:r>
           </w:p>
         </w:tc>
@@ -44854,7 +44854,7 @@
                 <w:sz w:val="18"/>
                 <w:szCs w:val="18"/>
               </w:rPr>
-              <w:t xml:space="preserve">17</w:t>
+              <w:t xml:space="preserve">18</w:t>
             </w:r>
           </w:p>
         </w:tc>
@@ -44914,7 +44914,7 @@
                 <w:sz w:val="18"/>
                 <w:szCs w:val="18"/>
               </w:rPr>
-              <w:t xml:space="preserve">17</w:t>
+              <w:t xml:space="preserve">18</w:t>
             </w:r>
           </w:p>
         </w:tc>
@@ -44974,7 +44974,7 @@
                 <w:sz w:val="18"/>
                 <w:szCs w:val="18"/>
               </w:rPr>
-              <w:t xml:space="preserve">17</w:t>
+              <w:t xml:space="preserve">18</w:t>
             </w:r>
           </w:p>
         </w:tc>
@@ -45034,7 +45034,7 @@
                 <w:sz w:val="18"/>
                 <w:szCs w:val="18"/>
               </w:rPr>
-              <w:t xml:space="preserve">17</w:t>
+              <w:t xml:space="preserve">18</w:t>
             </w:r>
           </w:p>
         </w:tc>
@@ -45094,7 +45094,7 @@
                 <w:sz w:val="18"/>
                 <w:szCs w:val="18"/>
               </w:rPr>
-              <w:t xml:space="preserve">17</w:t>
+              <w:t xml:space="preserve">18</w:t>
             </w:r>
           </w:p>
         </w:tc>
@@ -45154,7 +45154,7 @@
                 <w:sz w:val="18"/>
                 <w:szCs w:val="18"/>
               </w:rPr>
-              <w:t xml:space="preserve">18</w:t>
+              <w:t xml:space="preserve">19</w:t>
             </w:r>
           </w:p>
         </w:tc>
@@ -45214,7 +45214,7 @@
                 <w:sz w:val="18"/>
                 <w:szCs w:val="18"/>
               </w:rPr>
-              <w:t xml:space="preserve">18</w:t>
+              <w:t xml:space="preserve">19</w:t>
             </w:r>
           </w:p>
         </w:tc>
@@ -45274,7 +45274,7 @@
                 <w:sz w:val="18"/>
                 <w:szCs w:val="18"/>
               </w:rPr>
-              <w:t xml:space="preserve">18</w:t>
+              <w:t xml:space="preserve">19</w:t>
             </w:r>
           </w:p>
         </w:tc>
@@ -45334,7 +45334,7 @@
                 <w:sz w:val="18"/>
                 <w:szCs w:val="18"/>
               </w:rPr>
-              <w:t xml:space="preserve">18</w:t>
+              <w:t xml:space="preserve">19</w:t>
             </w:r>
           </w:p>
         </w:tc>
@@ -45394,7 +45394,7 @@
                 <w:sz w:val="18"/>
                 <w:szCs w:val="18"/>
               </w:rPr>
-              <w:t xml:space="preserve">18</w:t>
+              <w:t xml:space="preserve">19</w:t>
             </w:r>
           </w:p>
         </w:tc>
@@ -45454,7 +45454,7 @@
                 <w:sz w:val="18"/>
                 <w:szCs w:val="18"/>
               </w:rPr>
-              <w:t xml:space="preserve">18</w:t>
+              <w:t xml:space="preserve">19</w:t>
             </w:r>
           </w:p>
         </w:tc>
@@ -45514,7 +45514,7 @@
                 <w:sz w:val="18"/>
                 <w:szCs w:val="18"/>
               </w:rPr>
-              <w:t xml:space="preserve">18</w:t>
+              <w:t xml:space="preserve">19</w:t>
             </w:r>
           </w:p>
         </w:tc>
@@ -45574,7 +45574,7 @@
                 <w:sz w:val="18"/>
                 <w:szCs w:val="18"/>
               </w:rPr>
-              <w:t xml:space="preserve">18</w:t>
+              <w:t xml:space="preserve">19</w:t>
             </w:r>
           </w:p>
         </w:tc>
@@ -45634,7 +45634,7 @@
                 <w:sz w:val="18"/>
                 <w:szCs w:val="18"/>
               </w:rPr>
-              <w:t xml:space="preserve">18</w:t>
+              <w:t xml:space="preserve">19</w:t>
             </w:r>
           </w:p>
         </w:tc>
@@ -45694,7 +45694,7 @@
                 <w:sz w:val="18"/>
                 <w:szCs w:val="18"/>
               </w:rPr>
-              <w:t xml:space="preserve">19</w:t>
+              <w:t xml:space="preserve">20</w:t>
             </w:r>
           </w:p>
         </w:tc>
@@ -45754,7 +45754,7 @@
                 <w:sz w:val="18"/>
                 <w:szCs w:val="18"/>
               </w:rPr>
-              <w:t xml:space="preserve">19</w:t>
+              <w:t xml:space="preserve">20</w:t>
             </w:r>
           </w:p>
         </w:tc>
@@ -45814,7 +45814,7 @@
                 <w:sz w:val="18"/>
                 <w:szCs w:val="18"/>
               </w:rPr>
-              <w:t xml:space="preserve">19</w:t>
+              <w:t xml:space="preserve">20</w:t>
             </w:r>
           </w:p>
         </w:tc>
@@ -45874,7 +45874,7 @@
                 <w:sz w:val="18"/>
                 <w:szCs w:val="18"/>
               </w:rPr>
-              <w:t xml:space="preserve">19</w:t>
+              <w:t xml:space="preserve">20</w:t>
             </w:r>
           </w:p>
         </w:tc>
@@ -45934,7 +45934,7 @@
                 <w:sz w:val="18"/>
                 <w:szCs w:val="18"/>
               </w:rPr>
-              <w:t xml:space="preserve">19</w:t>
+              <w:t xml:space="preserve">20</w:t>
             </w:r>
           </w:p>
         </w:tc>
@@ -45994,7 +45994,7 @@
                 <w:sz w:val="18"/>
                 <w:szCs w:val="18"/>
               </w:rPr>
-              <w:t xml:space="preserve">19</w:t>
+              <w:t xml:space="preserve">20</w:t>
             </w:r>
           </w:p>
         </w:tc>
@@ -46054,7 +46054,7 @@
                 <w:sz w:val="18"/>
                 <w:szCs w:val="18"/>
               </w:rPr>
-              <w:t xml:space="preserve">19</w:t>
+              <w:t xml:space="preserve">20</w:t>
             </w:r>
           </w:p>
         </w:tc>
@@ -46114,7 +46114,7 @@
                 <w:sz w:val="18"/>
                 <w:szCs w:val="18"/>
               </w:rPr>
-              <w:t xml:space="preserve">19</w:t>
+              <w:t xml:space="preserve">20</w:t>
             </w:r>
           </w:p>
         </w:tc>
@@ -46174,7 +46174,7 @@
                 <w:sz w:val="18"/>
                 <w:szCs w:val="18"/>
               </w:rPr>
-              <w:t xml:space="preserve">20</w:t>
+              <w:t xml:space="preserve">21</w:t>
             </w:r>
           </w:p>
         </w:tc>
@@ -46234,7 +46234,7 @@
                 <w:sz w:val="18"/>
                 <w:szCs w:val="18"/>
               </w:rPr>
-              <w:t xml:space="preserve">20</w:t>
+              <w:t xml:space="preserve">21</w:t>
             </w:r>
           </w:p>
         </w:tc>
@@ -46294,7 +46294,7 @@
                 <w:sz w:val="18"/>
                 <w:szCs w:val="18"/>
               </w:rPr>
-              <w:t xml:space="preserve">20</w:t>
+              <w:t xml:space="preserve">21</w:t>
             </w:r>
           </w:p>
         </w:tc>
@@ -46354,7 +46354,7 @@
                 <w:sz w:val="18"/>
                 <w:szCs w:val="18"/>
               </w:rPr>
-              <w:t xml:space="preserve">20</w:t>
+              <w:t xml:space="preserve">21</w:t>
             </w:r>
           </w:p>
         </w:tc>
@@ -46414,7 +46414,7 @@
                 <w:sz w:val="18"/>
                 <w:szCs w:val="18"/>
               </w:rPr>
-              <w:t xml:space="preserve">20</w:t>
+              <w:t xml:space="preserve">21</w:t>
             </w:r>
           </w:p>
         </w:tc>
@@ -46474,7 +46474,7 @@
                 <w:sz w:val="18"/>
                 <w:szCs w:val="18"/>
               </w:rPr>
-              <w:t xml:space="preserve">20</w:t>
+              <w:t xml:space="preserve">21</w:t>
             </w:r>
           </w:p>
         </w:tc>
@@ -46534,7 +46534,7 @@
                 <w:sz w:val="18"/>
                 <w:szCs w:val="18"/>
               </w:rPr>
-              <w:t xml:space="preserve">20</w:t>
+              <w:t xml:space="preserve">21</w:t>
             </w:r>
           </w:p>
         </w:tc>
@@ -46594,7 +46594,7 @@
                 <w:sz w:val="18"/>
                 <w:szCs w:val="18"/>
               </w:rPr>
-              <w:t xml:space="preserve">20</w:t>
+              <w:t xml:space="preserve">21</w:t>
             </w:r>
           </w:p>
         </w:tc>
@@ -46654,7 +46654,7 @@
                 <w:sz w:val="18"/>
                 <w:szCs w:val="18"/>
               </w:rPr>
-              <w:t xml:space="preserve">20</w:t>
+              <w:t xml:space="preserve">21</w:t>
             </w:r>
           </w:p>
         </w:tc>
@@ -46774,7 +46774,7 @@
                 <w:sz w:val="18"/>
                 <w:szCs w:val="18"/>
               </w:rPr>
-              <w:t xml:space="preserve">21</w:t>
+              <w:t xml:space="preserve">22</w:t>
             </w:r>
           </w:p>
         </w:tc>
@@ -46834,7 +46834,7 @@
                 <w:sz w:val="18"/>
                 <w:szCs w:val="18"/>
               </w:rPr>
-              <w:t xml:space="preserve">21</w:t>
+              <w:t xml:space="preserve">22</w:t>
             </w:r>
           </w:p>
         </w:tc>
@@ -46894,7 +46894,7 @@
                 <w:sz w:val="18"/>
                 <w:szCs w:val="18"/>
               </w:rPr>
-              <w:t xml:space="preserve">21</w:t>
+              <w:t xml:space="preserve">22</w:t>
             </w:r>
           </w:p>
         </w:tc>
@@ -46954,7 +46954,7 @@
                 <w:sz w:val="18"/>
                 <w:szCs w:val="18"/>
               </w:rPr>
-              <w:t xml:space="preserve">21</w:t>
+              <w:t xml:space="preserve">22</w:t>
             </w:r>
           </w:p>
         </w:tc>
@@ -47014,7 +47014,7 @@
                 <w:sz w:val="18"/>
                 <w:szCs w:val="18"/>
               </w:rPr>
-              <w:t xml:space="preserve">21</w:t>
+              <w:t xml:space="preserve">22</w:t>
             </w:r>
           </w:p>
         </w:tc>
@@ -47074,7 +47074,7 @@
                 <w:sz w:val="18"/>
                 <w:szCs w:val="18"/>
               </w:rPr>
-              <w:t xml:space="preserve">21</w:t>
+              <w:t xml:space="preserve">22</w:t>
             </w:r>
           </w:p>
         </w:tc>
@@ -47134,7 +47134,7 @@
                 <w:sz w:val="18"/>
                 <w:szCs w:val="18"/>
               </w:rPr>
-              <w:t xml:space="preserve">21</w:t>
+              <w:t xml:space="preserve">22</w:t>
             </w:r>
           </w:p>
         </w:tc>
@@ -47194,7 +47194,7 @@
                 <w:sz w:val="18"/>
                 <w:szCs w:val="18"/>
               </w:rPr>
-              <w:t xml:space="preserve">21</w:t>
+              <w:t xml:space="preserve">22</w:t>
             </w:r>
           </w:p>
         </w:tc>
@@ -47254,7 +47254,7 @@
                 <w:sz w:val="18"/>
                 <w:szCs w:val="18"/>
               </w:rPr>
-              <w:t xml:space="preserve">21</w:t>
+              <w:t xml:space="preserve">22</w:t>
             </w:r>
           </w:p>
         </w:tc>
@@ -47314,7 +47314,7 @@
                 <w:sz w:val="18"/>
                 <w:szCs w:val="18"/>
               </w:rPr>
-              <w:t xml:space="preserve">21</w:t>
+              <w:t xml:space="preserve">22</w:t>
             </w:r>
           </w:p>
         </w:tc>
@@ -47374,7 +47374,7 @@
                 <w:sz w:val="18"/>
                 <w:szCs w:val="18"/>
               </w:rPr>
-              <w:t xml:space="preserve">22</w:t>
+              <w:t xml:space="preserve">23</w:t>
             </w:r>
           </w:p>
         </w:tc>
@@ -47434,7 +47434,7 @@
                 <w:sz w:val="18"/>
                 <w:szCs w:val="18"/>
               </w:rPr>
-              <w:t xml:space="preserve">22</w:t>
+              <w:t xml:space="preserve">23</w:t>
             </w:r>
           </w:p>
         </w:tc>
@@ -47494,7 +47494,7 @@
                 <w:sz w:val="18"/>
                 <w:szCs w:val="18"/>
               </w:rPr>
-              <w:t xml:space="preserve">22</w:t>
+              <w:t xml:space="preserve">23</w:t>
             </w:r>
           </w:p>
         </w:tc>
@@ -47554,7 +47554,7 @@
                 <w:sz w:val="18"/>
                 <w:szCs w:val="18"/>
               </w:rPr>
-              <w:t xml:space="preserve">22</w:t>
+              <w:t xml:space="preserve">23</w:t>
             </w:r>
           </w:p>
         </w:tc>
@@ -47614,7 +47614,7 @@
                 <w:sz w:val="18"/>
                 <w:szCs w:val="18"/>
               </w:rPr>
-              <w:t xml:space="preserve">22</w:t>
+              <w:t xml:space="preserve">23</w:t>
             </w:r>
           </w:p>
         </w:tc>
@@ -47674,7 +47674,7 @@
                 <w:sz w:val="18"/>
                 <w:szCs w:val="18"/>
               </w:rPr>
-              <w:t xml:space="preserve">22</w:t>
+              <w:t xml:space="preserve">23</w:t>
             </w:r>
           </w:p>
         </w:tc>
@@ -47734,7 +47734,7 @@
                 <w:sz w:val="18"/>
                 <w:szCs w:val="18"/>
               </w:rPr>
-              <w:t xml:space="preserve">22</w:t>
+              <w:t xml:space="preserve">23</w:t>
             </w:r>
           </w:p>
         </w:tc>
@@ -47794,7 +47794,7 @@
                 <w:sz w:val="18"/>
                 <w:szCs w:val="18"/>
               </w:rPr>
-              <w:t xml:space="preserve">22</w:t>
+              <w:t xml:space="preserve">23</w:t>
             </w:r>
           </w:p>
         </w:tc>
@@ -47854,7 +47854,7 @@
                 <w:sz w:val="18"/>
                 <w:szCs w:val="18"/>
               </w:rPr>
-              <w:t xml:space="preserve">22</w:t>
+              <w:t xml:space="preserve">23</w:t>
             </w:r>
           </w:p>
         </w:tc>
@@ -47914,7 +47914,7 @@
                 <w:sz w:val="18"/>
                 <w:szCs w:val="18"/>
               </w:rPr>
-              <w:t xml:space="preserve">22</w:t>
+              <w:t xml:space="preserve">23</w:t>
             </w:r>
           </w:p>
         </w:tc>
@@ -47974,7 +47974,7 @@
                 <w:sz w:val="18"/>
                 <w:szCs w:val="18"/>
               </w:rPr>
-              <w:t xml:space="preserve">23</w:t>
+              <w:t xml:space="preserve">24</w:t>
             </w:r>
           </w:p>
         </w:tc>
@@ -48034,7 +48034,7 @@
                 <w:sz w:val="18"/>
                 <w:szCs w:val="18"/>
               </w:rPr>
-              <w:t xml:space="preserve">23</w:t>
+              <w:t xml:space="preserve">24</w:t>
             </w:r>
           </w:p>
         </w:tc>
@@ -48094,7 +48094,7 @@
                 <w:sz w:val="18"/>
                 <w:szCs w:val="18"/>
               </w:rPr>
-              <w:t xml:space="preserve">23</w:t>
+              <w:t xml:space="preserve">24</w:t>
             </w:r>
           </w:p>
         </w:tc>
@@ -48154,7 +48154,7 @@
                 <w:sz w:val="18"/>
                 <w:szCs w:val="18"/>
               </w:rPr>
-              <w:t xml:space="preserve">23</w:t>
+              <w:t xml:space="preserve">24</w:t>
             </w:r>
           </w:p>
         </w:tc>
@@ -48214,7 +48214,7 @@
                 <w:sz w:val="18"/>
                 <w:szCs w:val="18"/>
               </w:rPr>
-              <w:t xml:space="preserve">23</w:t>
+              <w:t xml:space="preserve">24</w:t>
             </w:r>
           </w:p>
         </w:tc>
@@ -48274,7 +48274,7 @@
                 <w:sz w:val="18"/>
                 <w:szCs w:val="18"/>
               </w:rPr>
-              <w:t xml:space="preserve">23</w:t>
+              <w:t xml:space="preserve">24</w:t>
             </w:r>
           </w:p>
         </w:tc>
@@ -48334,7 +48334,7 @@
                 <w:sz w:val="18"/>
                 <w:szCs w:val="18"/>
               </w:rPr>
-              <w:t xml:space="preserve">23</w:t>
+              <w:t xml:space="preserve">24</w:t>
             </w:r>
           </w:p>
         </w:tc>
@@ -48394,7 +48394,7 @@
                 <w:sz w:val="18"/>
                 <w:szCs w:val="18"/>
               </w:rPr>
-              <w:t xml:space="preserve">23</w:t>
+              <w:t xml:space="preserve">24</w:t>
             </w:r>
           </w:p>
         </w:tc>
@@ -48454,7 +48454,7 @@
                 <w:sz w:val="18"/>
                 <w:szCs w:val="18"/>
               </w:rPr>
-              <w:t xml:space="preserve">24</w:t>
+              <w:t xml:space="preserve">25</w:t>
             </w:r>
           </w:p>
         </w:tc>
@@ -48514,7 +48514,7 @@
                 <w:sz w:val="18"/>
                 <w:szCs w:val="18"/>
               </w:rPr>
-              <w:t xml:space="preserve">24</w:t>
+              <w:t xml:space="preserve">25</w:t>
             </w:r>
           </w:p>
         </w:tc>
@@ -48574,7 +48574,7 @@
                 <w:sz w:val="18"/>
                 <w:szCs w:val="18"/>
               </w:rPr>
-              <w:t xml:space="preserve">24</w:t>
+              <w:t xml:space="preserve">25</w:t>
             </w:r>
           </w:p>
         </w:tc>
@@ -48634,7 +48634,7 @@
                 <w:sz w:val="18"/>
                 <w:szCs w:val="18"/>
               </w:rPr>
-              <w:t xml:space="preserve">24</w:t>
+              <w:t xml:space="preserve">25</w:t>
             </w:r>
           </w:p>
         </w:tc>
@@ -48694,7 +48694,7 @@
                 <w:sz w:val="18"/>
                 <w:szCs w:val="18"/>
               </w:rPr>
-              <w:t xml:space="preserve">24</w:t>
+              <w:t xml:space="preserve">25</w:t>
             </w:r>
           </w:p>
         </w:tc>
@@ -48754,7 +48754,7 @@
                 <w:sz w:val="18"/>
                 <w:szCs w:val="18"/>
               </w:rPr>
-              <w:t xml:space="preserve">24</w:t>
+              <w:t xml:space="preserve">25</w:t>
             </w:r>
           </w:p>
         </w:tc>
@@ -48814,7 +48814,7 @@
                 <w:sz w:val="18"/>
                 <w:szCs w:val="18"/>
               </w:rPr>
-              <w:t xml:space="preserve">24</w:t>
+              <w:t xml:space="preserve">25</w:t>
             </w:r>
           </w:p>
         </w:tc>
@@ -48874,7 +48874,7 @@
                 <w:sz w:val="18"/>
                 <w:szCs w:val="18"/>
               </w:rPr>
-              <w:t xml:space="preserve">24</w:t>
+              <w:t xml:space="preserve">25</w:t>
             </w:r>
           </w:p>
         </w:tc>
@@ -48934,7 +48934,7 @@
                 <w:sz w:val="18"/>
                 <w:szCs w:val="18"/>
               </w:rPr>
-              <w:t xml:space="preserve">24</w:t>
+              <w:t xml:space="preserve">25</w:t>
             </w:r>
           </w:p>
         </w:tc>
@@ -48994,7 +48994,7 @@
                 <w:sz w:val="18"/>
                 <w:szCs w:val="18"/>
               </w:rPr>
-              <w:t xml:space="preserve">25</w:t>
+              <w:t xml:space="preserve">26</w:t>
             </w:r>
           </w:p>
         </w:tc>
@@ -49054,7 +49054,7 @@
                 <w:sz w:val="18"/>
                 <w:szCs w:val="18"/>
               </w:rPr>
-              <w:t xml:space="preserve">25</w:t>
+              <w:t xml:space="preserve">26</w:t>
             </w:r>
           </w:p>
         </w:tc>
@@ -49114,7 +49114,7 @@
                 <w:sz w:val="18"/>
                 <w:szCs w:val="18"/>
               </w:rPr>
-              <w:t xml:space="preserve">25</w:t>
+              <w:t xml:space="preserve">26</w:t>
             </w:r>
           </w:p>
         </w:tc>
@@ -49174,7 +49174,7 @@
                 <w:sz w:val="18"/>
                 <w:szCs w:val="18"/>
               </w:rPr>
-              <w:t xml:space="preserve">25</w:t>
+              <w:t xml:space="preserve">26</w:t>
             </w:r>
           </w:p>
         </w:tc>
@@ -49234,7 +49234,7 @@
                 <w:sz w:val="18"/>
                 <w:szCs w:val="18"/>
               </w:rPr>
-              <w:t xml:space="preserve">25</w:t>
+              <w:t xml:space="preserve">26</w:t>
             </w:r>
           </w:p>
         </w:tc>
@@ -49294,7 +49294,7 @@
                 <w:sz w:val="18"/>
                 <w:szCs w:val="18"/>
               </w:rPr>
-              <w:t xml:space="preserve">25</w:t>
+              <w:t xml:space="preserve">26</w:t>
             </w:r>
           </w:p>
         </w:tc>
@@ -49354,7 +49354,7 @@
                 <w:sz w:val="18"/>
                 <w:szCs w:val="18"/>
               </w:rPr>
-              <w:t xml:space="preserve">25</w:t>
+              <w:t xml:space="preserve">26</w:t>
             </w:r>
           </w:p>
         </w:tc>
@@ -49414,7 +49414,7 @@
                 <w:sz w:val="18"/>
                 <w:szCs w:val="18"/>
               </w:rPr>
-              <w:t xml:space="preserve">25</w:t>
+              <w:t xml:space="preserve">26</w:t>
             </w:r>
           </w:p>
         </w:tc>
@@ -49474,7 +49474,7 @@
                 <w:sz w:val="18"/>
                 <w:szCs w:val="18"/>
               </w:rPr>
-              <w:t xml:space="preserve">26</w:t>
+              <w:t xml:space="preserve">27</w:t>
             </w:r>
           </w:p>
         </w:tc>
@@ -49534,7 +49534,7 @@
                 <w:sz w:val="18"/>
                 <w:szCs w:val="18"/>
               </w:rPr>
-              <w:t xml:space="preserve">26</w:t>
+              <w:t xml:space="preserve">27</w:t>
             </w:r>
           </w:p>
         </w:tc>
@@ -49594,7 +49594,7 @@
                 <w:sz w:val="18"/>
                 <w:szCs w:val="18"/>
               </w:rPr>
-              <w:t xml:space="preserve">26</w:t>
+              <w:t xml:space="preserve">27</w:t>
             </w:r>
           </w:p>
         </w:tc>
@@ -49654,7 +49654,7 @@
                 <w:sz w:val="18"/>
                 <w:szCs w:val="18"/>
               </w:rPr>
-              <w:t xml:space="preserve">26</w:t>
+              <w:t xml:space="preserve">27</w:t>
             </w:r>
           </w:p>
         </w:tc>
@@ -49714,7 +49714,7 @@
                 <w:sz w:val="18"/>
                 <w:szCs w:val="18"/>
               </w:rPr>
-              <w:t xml:space="preserve">26</w:t>
+              <w:t xml:space="preserve">27</w:t>
             </w:r>
           </w:p>
         </w:tc>
@@ -49774,7 +49774,7 @@
                 <w:sz w:val="18"/>
                 <w:szCs w:val="18"/>
               </w:rPr>
-              <w:t xml:space="preserve">26</w:t>
+              <w:t xml:space="preserve">27</w:t>
             </w:r>
           </w:p>
         </w:tc>
@@ -49834,7 +49834,7 @@
                 <w:sz w:val="18"/>
                 <w:szCs w:val="18"/>
               </w:rPr>
-              <w:t xml:space="preserve">26</w:t>
+              <w:t xml:space="preserve">27</w:t>
             </w:r>
           </w:p>
         </w:tc>
@@ -49894,7 +49894,7 @@
                 <w:sz w:val="18"/>
                 <w:szCs w:val="18"/>
               </w:rPr>
-              <w:t xml:space="preserve">26</w:t>
+              <w:t xml:space="preserve">27</w:t>
             </w:r>
           </w:p>
         </w:tc>
@@ -49954,7 +49954,7 @@
                 <w:sz w:val="18"/>
                 <w:szCs w:val="18"/>
               </w:rPr>
-              <w:t xml:space="preserve">27</w:t>
+              <w:t xml:space="preserve">28</w:t>
             </w:r>
           </w:p>
         </w:tc>
@@ -50014,7 +50014,7 @@
                 <w:sz w:val="18"/>
                 <w:szCs w:val="18"/>
               </w:rPr>
-              <w:t xml:space="preserve">27</w:t>
+              <w:t xml:space="preserve">28</w:t>
             </w:r>
           </w:p>
         </w:tc>
@@ -50074,7 +50074,7 @@
                 <w:sz w:val="18"/>
                 <w:szCs w:val="18"/>
               </w:rPr>
-              <w:t xml:space="preserve">27</w:t>
+              <w:t xml:space="preserve">28</w:t>
             </w:r>
           </w:p>
         </w:tc>
@@ -50134,7 +50134,7 @@
                 <w:sz w:val="18"/>
                 <w:szCs w:val="18"/>
               </w:rPr>
-              <w:t xml:space="preserve">27</w:t>
+              <w:t xml:space="preserve">28</w:t>
             </w:r>
           </w:p>
         </w:tc>
@@ -50194,7 +50194,7 @@
                 <w:sz w:val="18"/>
                 <w:szCs w:val="18"/>
               </w:rPr>
-              <w:t xml:space="preserve">26</w:t>
+              <w:t xml:space="preserve">27</w:t>
             </w:r>
           </w:p>
         </w:tc>
@@ -50254,7 +50254,7 @@
                 <w:sz w:val="18"/>
                 <w:szCs w:val="18"/>
               </w:rPr>
-              <w:t xml:space="preserve">27</w:t>
+              <w:t xml:space="preserve">28</w:t>
             </w:r>
           </w:p>
         </w:tc>
@@ -50314,7 +50314,7 @@
                 <w:sz w:val="18"/>
                 <w:szCs w:val="18"/>
               </w:rPr>
-              <w:t xml:space="preserve">29</w:t>
+              <w:t xml:space="preserve">30</w:t>
             </w:r>
           </w:p>
         </w:tc>
@@ -50374,7 +50374,7 @@
                 <w:sz w:val="18"/>
                 <w:szCs w:val="18"/>
               </w:rPr>
-              <w:t xml:space="preserve">29</w:t>
+              <w:t xml:space="preserve">30</w:t>
             </w:r>
           </w:p>
         </w:tc>
@@ -50434,7 +50434,7 @@
                 <w:sz w:val="18"/>
                 <w:szCs w:val="18"/>
               </w:rPr>
-              <w:t xml:space="preserve">29</w:t>
+              <w:t xml:space="preserve">30</w:t>
             </w:r>
           </w:p>
         </w:tc>
@@ -50494,7 +50494,7 @@
                 <w:sz w:val="18"/>
                 <w:szCs w:val="18"/>
               </w:rPr>
-              <w:t xml:space="preserve">29</w:t>
+              <w:t xml:space="preserve">30</w:t>
             </w:r>
           </w:p>
         </w:tc>
@@ -50554,7 +50554,7 @@
                 <w:sz w:val="18"/>
                 <w:szCs w:val="18"/>
               </w:rPr>
-              <w:t xml:space="preserve">29</w:t>
+              <w:t xml:space="preserve">30</w:t>
             </w:r>
           </w:p>
         </w:tc>
@@ -50614,7 +50614,7 @@
                 <w:sz w:val="18"/>
                 <w:szCs w:val="18"/>
               </w:rPr>
-              <w:t xml:space="preserve">30</w:t>
+              <w:t xml:space="preserve">31</w:t>
             </w:r>
           </w:p>
         </w:tc>
@@ -50674,7 +50674,7 @@
                 <w:sz w:val="18"/>
                 <w:szCs w:val="18"/>
               </w:rPr>
-              <w:t xml:space="preserve">30</w:t>
+              <w:t xml:space="preserve">31</w:t>
             </w:r>
           </w:p>
         </w:tc>
@@ -50734,7 +50734,7 @@
                 <w:sz w:val="18"/>
                 <w:szCs w:val="18"/>
               </w:rPr>
-              <w:t xml:space="preserve">30</w:t>
+              <w:t xml:space="preserve">31</w:t>
             </w:r>
           </w:p>
         </w:tc>
@@ -50794,7 +50794,7 @@
                 <w:sz w:val="18"/>
                 <w:szCs w:val="18"/>
               </w:rPr>
-              <w:t xml:space="preserve">30</w:t>
+              <w:t xml:space="preserve">31</w:t>
             </w:r>
           </w:p>
         </w:tc>
@@ -50854,7 +50854,7 @@
                 <w:sz w:val="18"/>
                 <w:szCs w:val="18"/>
               </w:rPr>
-              <w:t xml:space="preserve">30</w:t>
+              <w:t xml:space="preserve">31</w:t>
             </w:r>
           </w:p>
         </w:tc>
@@ -50914,7 +50914,7 @@
                 <w:sz w:val="18"/>
                 <w:szCs w:val="18"/>
               </w:rPr>
-              <w:t xml:space="preserve">30</w:t>
+              <w:t xml:space="preserve">31</w:t>
             </w:r>
           </w:p>
         </w:tc>
@@ -50974,7 +50974,7 @@
                 <w:sz w:val="18"/>
                 <w:szCs w:val="18"/>
               </w:rPr>
-              <w:t xml:space="preserve">31</w:t>
+              <w:t xml:space="preserve">32</w:t>
             </w:r>
           </w:p>
         </w:tc>
@@ -51034,7 +51034,7 @@
                 <w:sz w:val="18"/>
                 <w:szCs w:val="18"/>
               </w:rPr>
-              <w:t xml:space="preserve">31</w:t>
+              <w:t xml:space="preserve">32</w:t>
             </w:r>
           </w:p>
         </w:tc>
@@ -51094,7 +51094,7 @@
                 <w:sz w:val="18"/>
                 <w:szCs w:val="18"/>
               </w:rPr>
-              <w:t xml:space="preserve">31</w:t>
+              <w:t xml:space="preserve">32</w:t>
             </w:r>
           </w:p>
         </w:tc>
@@ -51154,7 +51154,7 @@
                 <w:sz w:val="18"/>
                 <w:szCs w:val="18"/>
               </w:rPr>
-              <w:t xml:space="preserve">31</w:t>
+              <w:t xml:space="preserve">32</w:t>
             </w:r>
           </w:p>
         </w:tc>
@@ -51214,7 +51214,7 @@
                 <w:sz w:val="18"/>
                 <w:szCs w:val="18"/>
               </w:rPr>
-              <w:t xml:space="preserve">31</w:t>
+              <w:t xml:space="preserve">32</w:t>
             </w:r>
           </w:p>
         </w:tc>
@@ -51274,7 +51274,7 @@
                 <w:sz w:val="18"/>
                 <w:szCs w:val="18"/>
               </w:rPr>
-              <w:t xml:space="preserve">31</w:t>
+              <w:t xml:space="preserve">32</w:t>
             </w:r>
           </w:p>
         </w:tc>
@@ -51334,7 +51334,7 @@
                 <w:sz w:val="18"/>
                 <w:szCs w:val="18"/>
               </w:rPr>
-              <w:t xml:space="preserve">31</w:t>
+              <w:t xml:space="preserve">32</w:t>
             </w:r>
           </w:p>
         </w:tc>
@@ -51394,7 +51394,7 @@
                 <w:sz w:val="18"/>
                 <w:szCs w:val="18"/>
               </w:rPr>
-              <w:t xml:space="preserve">32</w:t>
+              <w:t xml:space="preserve">33</w:t>
             </w:r>
           </w:p>
         </w:tc>
@@ -51454,7 +51454,7 @@
                 <w:sz w:val="18"/>
                 <w:szCs w:val="18"/>
               </w:rPr>
-              <w:t xml:space="preserve">32</w:t>
+              <w:t xml:space="preserve">33</w:t>
             </w:r>
           </w:p>
         </w:tc>
@@ -51514,7 +51514,7 @@
                 <w:sz w:val="18"/>
                 <w:szCs w:val="18"/>
               </w:rPr>
-              <w:t xml:space="preserve">32</w:t>
+              <w:t xml:space="preserve">33</w:t>
             </w:r>
           </w:p>
         </w:tc>
@@ -51574,7 +51574,7 @@
                 <w:sz w:val="18"/>
                 <w:szCs w:val="18"/>
               </w:rPr>
-              <w:t xml:space="preserve">32</w:t>
+              <w:t xml:space="preserve">33</w:t>
             </w:r>
           </w:p>
         </w:tc>
@@ -51634,7 +51634,7 @@
                 <w:sz w:val="18"/>
                 <w:szCs w:val="18"/>
               </w:rPr>
-              <w:t xml:space="preserve">32</w:t>
+              <w:t xml:space="preserve">33</w:t>
             </w:r>
           </w:p>
         </w:tc>
@@ -51694,7 +51694,7 @@
                 <w:sz w:val="18"/>
                 <w:szCs w:val="18"/>
               </w:rPr>
-              <w:t xml:space="preserve">32</w:t>
+              <w:t xml:space="preserve">33</w:t>
             </w:r>
           </w:p>
         </w:tc>
@@ -51754,7 +51754,7 @@
                 <w:sz w:val="18"/>
                 <w:szCs w:val="18"/>
               </w:rPr>
-              <w:t xml:space="preserve">32</w:t>
+              <w:t xml:space="preserve">33</w:t>
             </w:r>
           </w:p>
         </w:tc>
@@ -51814,7 +51814,7 @@
                 <w:sz w:val="18"/>
                 <w:szCs w:val="18"/>
               </w:rPr>
-              <w:t xml:space="preserve">33</w:t>
+              <w:t xml:space="preserve">34</w:t>
             </w:r>
           </w:p>
         </w:tc>
@@ -51874,7 +51874,7 @@
                 <w:sz w:val="18"/>
                 <w:szCs w:val="18"/>
               </w:rPr>
-              <w:t xml:space="preserve">33</w:t>
+              <w:t xml:space="preserve">34</w:t>
             </w:r>
           </w:p>
         </w:tc>
@@ -51934,7 +51934,7 @@
                 <w:sz w:val="18"/>
                 <w:szCs w:val="18"/>
               </w:rPr>
-              <w:t xml:space="preserve">33</w:t>
+              <w:t xml:space="preserve">34</w:t>
             </w:r>
           </w:p>
         </w:tc>
@@ -51994,7 +51994,7 @@
                 <w:sz w:val="18"/>
                 <w:szCs w:val="18"/>
               </w:rPr>
-              <w:t xml:space="preserve">33</w:t>
+              <w:t xml:space="preserve">34</w:t>
             </w:r>
           </w:p>
         </w:tc>
@@ -52054,7 +52054,7 @@
                 <w:sz w:val="18"/>
                 <w:szCs w:val="18"/>
               </w:rPr>
-              <w:t xml:space="preserve">33</w:t>
+              <w:t xml:space="preserve">34</w:t>
             </w:r>
           </w:p>
         </w:tc>
@@ -52114,7 +52114,7 @@
                 <w:sz w:val="18"/>
                 <w:szCs w:val="18"/>
               </w:rPr>
-              <w:t xml:space="preserve">33</w:t>
+              <w:t xml:space="preserve">34</w:t>
             </w:r>
           </w:p>
         </w:tc>
@@ -52174,7 +52174,7 @@
                 <w:sz w:val="18"/>
                 <w:szCs w:val="18"/>
               </w:rPr>
-              <w:t xml:space="preserve">33</w:t>
+              <w:t xml:space="preserve">34</w:t>
             </w:r>
           </w:p>
         </w:tc>
@@ -52234,7 +52234,7 @@
                 <w:sz w:val="18"/>
                 <w:szCs w:val="18"/>
               </w:rPr>
-              <w:t xml:space="preserve">34</w:t>
+              <w:t xml:space="preserve">35</w:t>
             </w:r>
           </w:p>
         </w:tc>
@@ -52294,7 +52294,7 @@
                 <w:sz w:val="18"/>
                 <w:szCs w:val="18"/>
               </w:rPr>
-              <w:t xml:space="preserve">34</w:t>
+              <w:t xml:space="preserve">35</w:t>
             </w:r>
           </w:p>
         </w:tc>
@@ -52354,7 +52354,7 @@
                 <w:sz w:val="18"/>
                 <w:szCs w:val="18"/>
               </w:rPr>
-              <w:t xml:space="preserve">34</w:t>
+              <w:t xml:space="preserve">35</w:t>
             </w:r>
           </w:p>
         </w:tc>
@@ -52414,7 +52414,7 @@
                 <w:sz w:val="18"/>
                 <w:szCs w:val="18"/>
               </w:rPr>
-              <w:t xml:space="preserve">34</w:t>
+              <w:t xml:space="preserve">35</w:t>
             </w:r>
           </w:p>
         </w:tc>
@@ -52474,7 +52474,7 @@
                 <w:sz w:val="18"/>
                 <w:szCs w:val="18"/>
               </w:rPr>
-              <w:t xml:space="preserve">34</w:t>
+              <w:t xml:space="preserve">35</w:t>
             </w:r>
           </w:p>
         </w:tc>
@@ -52534,7 +52534,7 @@
                 <w:sz w:val="18"/>
                 <w:szCs w:val="18"/>
               </w:rPr>
-              <w:t xml:space="preserve">34</w:t>
+              <w:t xml:space="preserve">35</w:t>
             </w:r>
           </w:p>
         </w:tc>
@@ -52594,7 +52594,7 @@
                 <w:sz w:val="18"/>
                 <w:szCs w:val="18"/>
               </w:rPr>
-              <w:t xml:space="preserve">34</w:t>
+              <w:t xml:space="preserve">35</w:t>
             </w:r>
           </w:p>
         </w:tc>
@@ -52654,7 +52654,7 @@
                 <w:sz w:val="18"/>
                 <w:szCs w:val="18"/>
               </w:rPr>
-              <w:t xml:space="preserve">35</w:t>
+              <w:t xml:space="preserve">36</w:t>
             </w:r>
           </w:p>
         </w:tc>
@@ -52714,7 +52714,7 @@
                 <w:sz w:val="18"/>
                 <w:szCs w:val="18"/>
               </w:rPr>
-              <w:t xml:space="preserve">35</w:t>
+              <w:t xml:space="preserve">36</w:t>
             </w:r>
           </w:p>
         </w:tc>
@@ -52774,7 +52774,7 @@
                 <w:sz w:val="18"/>
                 <w:szCs w:val="18"/>
               </w:rPr>
-              <w:t xml:space="preserve">35</w:t>
+              <w:t xml:space="preserve">36</w:t>
             </w:r>
           </w:p>
         </w:tc>
@@ -52834,7 +52834,7 @@
                 <w:sz w:val="18"/>
                 <w:szCs w:val="18"/>
               </w:rPr>
-              <w:t xml:space="preserve">35</w:t>
+              <w:t xml:space="preserve">36</w:t>
             </w:r>
           </w:p>
         </w:tc>
@@ -52894,7 +52894,7 @@
                 <w:sz w:val="18"/>
                 <w:szCs w:val="18"/>
               </w:rPr>
-              <w:t xml:space="preserve">35</w:t>
+              <w:t xml:space="preserve">36</w:t>
             </w:r>
           </w:p>
         </w:tc>
@@ -52954,7 +52954,7 @@
                 <w:sz w:val="18"/>
                 <w:szCs w:val="18"/>
               </w:rPr>
-              <w:t xml:space="preserve">35</w:t>
+              <w:t xml:space="preserve">36</w:t>
             </w:r>
           </w:p>
         </w:tc>
@@ -53014,7 +53014,7 @@
                 <w:sz w:val="18"/>
                 <w:szCs w:val="18"/>
               </w:rPr>
-              <w:t xml:space="preserve">35</w:t>
+              <w:t xml:space="preserve">36</w:t>
             </w:r>
           </w:p>
         </w:tc>
@@ -53074,7 +53074,7 @@
                 <w:sz w:val="18"/>
                 <w:szCs w:val="18"/>
               </w:rPr>
-              <w:t xml:space="preserve">36</w:t>
+              <w:t xml:space="preserve">37</w:t>
             </w:r>
           </w:p>
         </w:tc>
@@ -53134,7 +53134,7 @@
                 <w:sz w:val="18"/>
                 <w:szCs w:val="18"/>
               </w:rPr>
-              <w:t xml:space="preserve">36</w:t>
+              <w:t xml:space="preserve">37</w:t>
             </w:r>
           </w:p>
         </w:tc>
@@ -53194,7 +53194,7 @@
                 <w:sz w:val="18"/>
                 <w:szCs w:val="18"/>
               </w:rPr>
-              <w:t xml:space="preserve">36</w:t>
+              <w:t xml:space="preserve">37</w:t>
             </w:r>
           </w:p>
         </w:tc>
@@ -53254,7 +53254,7 @@
                 <w:sz w:val="18"/>
                 <w:szCs w:val="18"/>
               </w:rPr>
-              <w:t xml:space="preserve">36</w:t>
+              <w:t xml:space="preserve">37</w:t>
             </w:r>
           </w:p>
         </w:tc>
@@ -53314,7 +53314,7 @@
                 <w:sz w:val="18"/>
                 <w:szCs w:val="18"/>
               </w:rPr>
-              <w:t xml:space="preserve">36</w:t>
+              <w:t xml:space="preserve">37</w:t>
             </w:r>
           </w:p>
         </w:tc>
@@ -53374,7 +53374,7 @@
                 <w:sz w:val="18"/>
                 <w:szCs w:val="18"/>
               </w:rPr>
-              <w:t xml:space="preserve">36</w:t>
+              <w:t xml:space="preserve">37</w:t>
             </w:r>
           </w:p>
         </w:tc>
@@ -53434,7 +53434,7 @@
                 <w:sz w:val="18"/>
                 <w:szCs w:val="18"/>
               </w:rPr>
-              <w:t xml:space="preserve">36</w:t>
+              <w:t xml:space="preserve">37</w:t>
             </w:r>
           </w:p>
         </w:tc>
@@ -53494,7 +53494,7 @@
                 <w:sz w:val="18"/>
                 <w:szCs w:val="18"/>
               </w:rPr>
-              <w:t xml:space="preserve">37</w:t>
+              <w:t xml:space="preserve">38</w:t>
             </w:r>
           </w:p>
         </w:tc>
@@ -53554,7 +53554,7 @@
                 <w:sz w:val="18"/>
                 <w:szCs w:val="18"/>
               </w:rPr>
-              <w:t xml:space="preserve">37</w:t>
+              <w:t xml:space="preserve">38</w:t>
             </w:r>
           </w:p>
         </w:tc>
@@ -53614,7 +53614,7 @@
                 <w:sz w:val="18"/>
                 <w:szCs w:val="18"/>
               </w:rPr>
-              <w:t xml:space="preserve">37</w:t>
+              <w:t xml:space="preserve">38</w:t>
             </w:r>
           </w:p>
         </w:tc>
@@ -53674,7 +53674,7 @@
                 <w:sz w:val="18"/>
                 <w:szCs w:val="18"/>
               </w:rPr>
-              <w:t xml:space="preserve">37</w:t>
+              <w:t xml:space="preserve">38</w:t>
             </w:r>
           </w:p>
         </w:tc>
@@ -53734,7 +53734,7 @@
                 <w:sz w:val="18"/>
                 <w:szCs w:val="18"/>
               </w:rPr>
-              <w:t xml:space="preserve">37</w:t>
+              <w:t xml:space="preserve">38</w:t>
             </w:r>
           </w:p>
         </w:tc>
@@ -53794,7 +53794,7 @@
                 <w:sz w:val="18"/>
                 <w:szCs w:val="18"/>
               </w:rPr>
-              <w:t xml:space="preserve">37</w:t>
+              <w:t xml:space="preserve">38</w:t>
             </w:r>
           </w:p>
         </w:tc>
@@ -53854,7 +53854,7 @@
                 <w:sz w:val="18"/>
                 <w:szCs w:val="18"/>
               </w:rPr>
-              <w:t xml:space="preserve">37</w:t>
+              <w:t xml:space="preserve">38</w:t>
             </w:r>
           </w:p>
         </w:tc>
@@ -53914,7 +53914,7 @@
                 <w:sz w:val="18"/>
                 <w:szCs w:val="18"/>
               </w:rPr>
-              <w:t xml:space="preserve">37</w:t>
+              <w:t xml:space="preserve">38</w:t>
             </w:r>
           </w:p>
         </w:tc>
@@ -53974,7 +53974,7 @@
                 <w:sz w:val="18"/>
                 <w:szCs w:val="18"/>
               </w:rPr>
-              <w:t xml:space="preserve">37</w:t>
+              <w:t xml:space="preserve">38</w:t>
             </w:r>
           </w:p>
         </w:tc>
@@ -54034,7 +54034,7 @@
                 <w:sz w:val="18"/>
                 <w:szCs w:val="18"/>
               </w:rPr>
-              <w:t xml:space="preserve">38</w:t>
+              <w:t xml:space="preserve">39</w:t>
             </w:r>
           </w:p>
         </w:tc>
@@ -54094,7 +54094,7 @@
                 <w:sz w:val="18"/>
                 <w:szCs w:val="18"/>
               </w:rPr>
-              <w:t xml:space="preserve">38</w:t>
+              <w:t xml:space="preserve">39</w:t>
             </w:r>
           </w:p>
         </w:tc>
@@ -54154,7 +54154,7 @@
                 <w:sz w:val="18"/>
                 <w:szCs w:val="18"/>
               </w:rPr>
-              <w:t xml:space="preserve">38</w:t>
+              <w:t xml:space="preserve">39</w:t>
             </w:r>
           </w:p>
         </w:tc>
@@ -54214,7 +54214,7 @@
                 <w:sz w:val="18"/>
                 <w:szCs w:val="18"/>
               </w:rPr>
-              <w:t xml:space="preserve">38</w:t>
+              <w:t xml:space="preserve">39</w:t>
             </w:r>
           </w:p>
         </w:tc>
@@ -54274,7 +54274,7 @@
                 <w:sz w:val="18"/>
                 <w:szCs w:val="18"/>
               </w:rPr>
-              <w:t xml:space="preserve">38</w:t>
+              <w:t xml:space="preserve">39</w:t>
             </w:r>
           </w:p>
         </w:tc>
@@ -54334,7 +54334,7 @@
                 <w:sz w:val="18"/>
                 <w:szCs w:val="18"/>
               </w:rPr>
-              <w:t xml:space="preserve">38</w:t>
+              <w:t xml:space="preserve">39</w:t>
             </w:r>
           </w:p>
         </w:tc>
@@ -54394,7 +54394,7 @@
                 <w:sz w:val="18"/>
                 <w:szCs w:val="18"/>
               </w:rPr>
-              <w:t xml:space="preserve">38</w:t>
+              <w:t xml:space="preserve">39</w:t>
             </w:r>
           </w:p>
         </w:tc>
@@ -54454,7 +54454,7 @@
                 <w:sz w:val="18"/>
                 <w:szCs w:val="18"/>
               </w:rPr>
-              <w:t xml:space="preserve">39</w:t>
+              <w:t xml:space="preserve">40</w:t>
             </w:r>
           </w:p>
         </w:tc>
@@ -54514,7 +54514,7 @@
                 <w:sz w:val="18"/>
                 <w:szCs w:val="18"/>
               </w:rPr>
-              <w:t xml:space="preserve">39</w:t>
+              <w:t xml:space="preserve">40</w:t>
             </w:r>
           </w:p>
         </w:tc>
@@ -54574,7 +54574,7 @@
                 <w:sz w:val="18"/>
                 <w:szCs w:val="18"/>
               </w:rPr>
-              <w:t xml:space="preserve">39</w:t>
+              <w:t xml:space="preserve">40</w:t>
             </w:r>
           </w:p>
         </w:tc>
@@ -54634,7 +54634,7 @@
                 <w:sz w:val="18"/>
                 <w:szCs w:val="18"/>
               </w:rPr>
-              <w:t xml:space="preserve">39</w:t>
+              <w:t xml:space="preserve">40</w:t>
             </w:r>
           </w:p>
         </w:tc>
@@ -54694,7 +54694,7 @@
                 <w:sz w:val="18"/>
                 <w:szCs w:val="18"/>
               </w:rPr>
-              <w:t xml:space="preserve">39</w:t>
+              <w:t xml:space="preserve">40</w:t>
             </w:r>
           </w:p>
         </w:tc>
@@ -54754,7 +54754,7 @@
                 <w:sz w:val="18"/>
                 <w:szCs w:val="18"/>
               </w:rPr>
-              <w:t xml:space="preserve">39</w:t>
+              <w:t xml:space="preserve">40</w:t>
             </w:r>
           </w:p>
         </w:tc>
@@ -54814,7 +54814,7 @@
                 <w:sz w:val="18"/>
                 <w:szCs w:val="18"/>
               </w:rPr>
-              <w:t xml:space="preserve">39</w:t>
+              <w:t xml:space="preserve">40</w:t>
             </w:r>
           </w:p>
         </w:tc>
@@ -54874,7 +54874,7 @@
                 <w:sz w:val="18"/>
                 <w:szCs w:val="18"/>
               </w:rPr>
-              <w:t xml:space="preserve">39</w:t>
+              <w:t xml:space="preserve">40</w:t>
             </w:r>
           </w:p>
         </w:tc>
@@ -54934,7 +54934,7 @@
                 <w:sz w:val="18"/>
                 <w:szCs w:val="18"/>
               </w:rPr>
-              <w:t xml:space="preserve">40</w:t>
+              <w:t xml:space="preserve">41</w:t>
             </w:r>
           </w:p>
         </w:tc>
@@ -54994,7 +54994,7 @@
                 <w:sz w:val="18"/>
                 <w:szCs w:val="18"/>
               </w:rPr>
-              <w:t xml:space="preserve">40</w:t>
+              <w:t xml:space="preserve">41</w:t>
             </w:r>
           </w:p>
         </w:tc>
@@ -55054,7 +55054,7 @@
                 <w:sz w:val="18"/>
                 <w:szCs w:val="18"/>
               </w:rPr>
-              <w:t xml:space="preserve">40</w:t>
+              <w:t xml:space="preserve">41</w:t>
             </w:r>
           </w:p>
         </w:tc>
@@ -55114,7 +55114,7 @@
                 <w:sz w:val="18"/>
                 <w:szCs w:val="18"/>
               </w:rPr>
-              <w:t xml:space="preserve">40</w:t>
+              <w:t xml:space="preserve">41</w:t>
             </w:r>
           </w:p>
         </w:tc>
@@ -55174,7 +55174,7 @@
                 <w:sz w:val="18"/>
                 <w:szCs w:val="18"/>
               </w:rPr>
-              <w:t xml:space="preserve">27</w:t>
+              <w:t xml:space="preserve">28</w:t>
             </w:r>
           </w:p>
         </w:tc>
@@ -55234,7 +55234,7 @@
                 <w:sz w:val="18"/>
                 <w:szCs w:val="18"/>
               </w:rPr>
-              <w:t xml:space="preserve">27</w:t>
+              <w:t xml:space="preserve">28</w:t>
             </w:r>
           </w:p>
         </w:tc>
@@ -55294,7 +55294,7 @@
                 <w:sz w:val="18"/>
                 <w:szCs w:val="18"/>
               </w:rPr>
-              <w:t xml:space="preserve">28</w:t>
+              <w:t xml:space="preserve">29</w:t>
             </w:r>
           </w:p>
         </w:tc>
@@ -55354,7 +55354,7 @@
                 <w:sz w:val="18"/>
                 <w:szCs w:val="18"/>
               </w:rPr>
-              <w:t xml:space="preserve">28</w:t>
+              <w:t xml:space="preserve">29</w:t>
             </w:r>
           </w:p>
         </w:tc>
@@ -55414,7 +55414,7 @@
                 <w:sz w:val="18"/>
                 <w:szCs w:val="18"/>
               </w:rPr>
-              <w:t xml:space="preserve">28</w:t>
+              <w:t xml:space="preserve">29</w:t>
             </w:r>
           </w:p>
         </w:tc>
@@ -55474,7 +55474,7 @@
                 <w:sz w:val="18"/>
                 <w:szCs w:val="18"/>
               </w:rPr>
-              <w:t xml:space="preserve">28</w:t>
+              <w:t xml:space="preserve">29</w:t>
             </w:r>
           </w:p>
         </w:tc>
@@ -55534,7 +55534,7 @@
                 <w:sz w:val="18"/>
                 <w:szCs w:val="18"/>
               </w:rPr>
-              <w:t xml:space="preserve">28</w:t>
+              <w:t xml:space="preserve">29</w:t>
             </w:r>
           </w:p>
         </w:tc>
@@ -55594,7 +55594,7 @@
                 <w:sz w:val="18"/>
                 <w:szCs w:val="18"/>
               </w:rPr>
-              <w:t xml:space="preserve">28</w:t>
+              <w:t xml:space="preserve">29</w:t>
             </w:r>
           </w:p>
         </w:tc>
@@ -55654,7 +55654,7 @@
                 <w:sz w:val="18"/>
                 <w:szCs w:val="18"/>
               </w:rPr>
-              <w:t xml:space="preserve">28</w:t>
+              <w:t xml:space="preserve">29</w:t>
             </w:r>
           </w:p>
         </w:tc>
@@ -55714,7 +55714,7 @@
                 <w:sz w:val="18"/>
                 <w:szCs w:val="18"/>
               </w:rPr>
-              <w:t xml:space="preserve">28</w:t>
+              <w:t xml:space="preserve">29</w:t>
             </w:r>
           </w:p>
         </w:tc>
@@ -55774,7 +55774,7 @@
                 <w:sz w:val="18"/>
                 <w:szCs w:val="18"/>
               </w:rPr>
-              <w:t xml:space="preserve">29</w:t>
+              <w:t xml:space="preserve">30</w:t>
             </w:r>
           </w:p>
         </w:tc>
@@ -55834,7 +55834,7 @@
                 <w:sz w:val="18"/>
                 <w:szCs w:val="18"/>
               </w:rPr>
-              <w:t xml:space="preserve">40</w:t>
+              <w:t xml:space="preserve">41</w:t>
             </w:r>
           </w:p>
         </w:tc>
@@ -55894,7 +55894,7 @@
                 <w:sz w:val="18"/>
                 <w:szCs w:val="18"/>
               </w:rPr>
-              <w:t xml:space="preserve">40</w:t>
+              <w:t xml:space="preserve">41</w:t>
             </w:r>
           </w:p>
         </w:tc>
@@ -55954,7 +55954,7 @@
                 <w:sz w:val="18"/>
                 <w:szCs w:val="18"/>
               </w:rPr>
-              <w:t xml:space="preserve">40</w:t>
+              <w:t xml:space="preserve">41</w:t>
             </w:r>
           </w:p>
         </w:tc>
@@ -56014,7 +56014,7 @@
                 <w:sz w:val="18"/>
                 <w:szCs w:val="18"/>
               </w:rPr>
-              <w:t xml:space="preserve">41</w:t>
+              <w:t xml:space="preserve">42</w:t>
             </w:r>
           </w:p>
         </w:tc>
@@ -56074,7 +56074,7 @@
                 <w:sz w:val="18"/>
                 <w:szCs w:val="18"/>
               </w:rPr>
-              <w:t xml:space="preserve">41</w:t>
+              <w:t xml:space="preserve">42</w:t>
             </w:r>
           </w:p>
         </w:tc>
@@ -56134,7 +56134,7 @@
                 <w:sz w:val="18"/>
                 <w:szCs w:val="18"/>
               </w:rPr>
-              <w:t xml:space="preserve">41</w:t>
+              <w:t xml:space="preserve">42</w:t>
             </w:r>
           </w:p>
         </w:tc>
@@ -56194,7 +56194,7 @@
                 <w:sz w:val="18"/>
                 <w:szCs w:val="18"/>
               </w:rPr>
-              <w:t xml:space="preserve">41</w:t>
+              <w:t xml:space="preserve">42</w:t>
             </w:r>
           </w:p>
         </w:tc>
@@ -56251,7 +56251,7 @@
                 <w:sz w:val="18"/>
                 <w:szCs w:val="18"/>
               </w:rPr>
-              <w:t xml:space="preserve">12</w:t>
+              <w:t xml:space="preserve">13</w:t>
             </w:r>
           </w:p>
         </w:tc>
@@ -56311,7 +56311,7 @@
                 <w:sz w:val="18"/>
                 <w:szCs w:val="18"/>
               </w:rPr>
-              <w:t xml:space="preserve">52</w:t>
+              <w:t xml:space="preserve">53</w:t>
             </w:r>
           </w:p>
         </w:tc>
@@ -56371,7 +56371,7 @@
                 <w:sz w:val="18"/>
                 <w:szCs w:val="18"/>
               </w:rPr>
-              <w:t xml:space="preserve">52</w:t>
+              <w:t xml:space="preserve">53</w:t>
             </w:r>
           </w:p>
         </w:tc>
@@ -56431,7 +56431,7 @@
                 <w:sz w:val="18"/>
                 <w:szCs w:val="18"/>
               </w:rPr>
-              <w:t xml:space="preserve">52</w:t>
+              <w:t xml:space="preserve">53</w:t>
             </w:r>
           </w:p>
         </w:tc>
@@ -56491,7 +56491,7 @@
                 <w:sz w:val="18"/>
                 <w:szCs w:val="18"/>
               </w:rPr>
-              <w:t xml:space="preserve">52</w:t>
+              <w:t xml:space="preserve">53</w:t>
             </w:r>
           </w:p>
         </w:tc>
@@ -56611,7 +56611,7 @@
                 <w:sz w:val="18"/>
                 <w:szCs w:val="18"/>
               </w:rPr>
-              <w:t xml:space="preserve">53</w:t>
+              <w:t xml:space="preserve">54</w:t>
             </w:r>
           </w:p>
         </w:tc>
@@ -56671,7 +56671,7 @@
                 <w:sz w:val="18"/>
                 <w:szCs w:val="18"/>
               </w:rPr>
-              <w:t xml:space="preserve">53</w:t>
+              <w:t xml:space="preserve">54</w:t>
             </w:r>
           </w:p>
         </w:tc>
@@ -56731,7 +56731,7 @@
                 <w:sz w:val="18"/>
                 <w:szCs w:val="18"/>
               </w:rPr>
-              <w:t xml:space="preserve">53</w:t>
+              <w:t xml:space="preserve">54</w:t>
             </w:r>
           </w:p>
         </w:tc>
@@ -56791,7 +56791,7 @@
                 <w:sz w:val="18"/>
                 <w:szCs w:val="18"/>
               </w:rPr>
-              <w:t xml:space="preserve">53</w:t>
+              <w:t xml:space="preserve">54</w:t>
             </w:r>
           </w:p>
         </w:tc>
@@ -56851,7 +56851,7 @@
                 <w:sz w:val="18"/>
                 <w:szCs w:val="18"/>
               </w:rPr>
-              <w:t xml:space="preserve">53</w:t>
+              <w:t xml:space="preserve">54</w:t>
             </w:r>
           </w:p>
         </w:tc>
@@ -56911,7 +56911,7 @@
                 <w:sz w:val="18"/>
                 <w:szCs w:val="18"/>
               </w:rPr>
-              <w:t xml:space="preserve">53</w:t>
+              <w:t xml:space="preserve">54</w:t>
             </w:r>
           </w:p>
         </w:tc>
@@ -56971,7 +56971,7 @@
                 <w:sz w:val="18"/>
                 <w:szCs w:val="18"/>
               </w:rPr>
-              <w:t xml:space="preserve">53</w:t>
+              <w:t xml:space="preserve">54</w:t>
             </w:r>
           </w:p>
         </w:tc>
@@ -57091,7 +57091,7 @@
                 <w:sz w:val="18"/>
                 <w:szCs w:val="18"/>
               </w:rPr>
-              <w:t xml:space="preserve">54</w:t>
+              <w:t xml:space="preserve">55</w:t>
             </w:r>
           </w:p>
         </w:tc>
@@ -57151,7 +57151,7 @@
                 <w:sz w:val="18"/>
                 <w:szCs w:val="18"/>
               </w:rPr>
-              <w:t xml:space="preserve">54</w:t>
+              <w:t xml:space="preserve">55</w:t>
             </w:r>
           </w:p>
         </w:tc>
@@ -57211,7 +57211,7 @@
                 <w:sz w:val="18"/>
                 <w:szCs w:val="18"/>
               </w:rPr>
-              <w:t xml:space="preserve">54</w:t>
+              <w:t xml:space="preserve">55</w:t>
             </w:r>
           </w:p>
         </w:tc>
@@ -57271,7 +57271,7 @@
                 <w:sz w:val="18"/>
                 <w:szCs w:val="18"/>
               </w:rPr>
-              <w:t xml:space="preserve">54</w:t>
+              <w:t xml:space="preserve">55</w:t>
             </w:r>
           </w:p>
         </w:tc>
@@ -57331,7 +57331,7 @@
                 <w:sz w:val="18"/>
                 <w:szCs w:val="18"/>
               </w:rPr>
-              <w:t xml:space="preserve">54</w:t>
+              <w:t xml:space="preserve">55</w:t>
             </w:r>
           </w:p>
         </w:tc>
@@ -57391,7 +57391,7 @@
                 <w:sz w:val="18"/>
                 <w:szCs w:val="18"/>
               </w:rPr>
-              <w:t xml:space="preserve">54</w:t>
+              <w:t xml:space="preserve">55</w:t>
             </w:r>
           </w:p>
         </w:tc>
@@ -57451,7 +57451,7 @@
                 <w:sz w:val="18"/>
                 <w:szCs w:val="18"/>
               </w:rPr>
-              <w:t xml:space="preserve">54</w:t>
+              <w:t xml:space="preserve">55</w:t>
             </w:r>
           </w:p>
         </w:tc>
@@ -57511,7 +57511,7 @@
                 <w:sz w:val="18"/>
                 <w:szCs w:val="18"/>
               </w:rPr>
-              <w:t xml:space="preserve">54</w:t>
+              <w:t xml:space="preserve">55</w:t>
             </w:r>
           </w:p>
         </w:tc>
@@ -57571,7 +57571,7 @@
                 <w:sz w:val="18"/>
                 <w:szCs w:val="18"/>
               </w:rPr>
-              <w:t xml:space="preserve">54</w:t>
+              <w:t xml:space="preserve">55</w:t>
             </w:r>
           </w:p>
         </w:tc>
@@ -57751,7 +57751,7 @@
                 <w:sz w:val="18"/>
                 <w:szCs w:val="18"/>
               </w:rPr>
-              <w:t xml:space="preserve">55</w:t>
+              <w:t xml:space="preserve">56</w:t>
             </w:r>
           </w:p>
         </w:tc>
@@ -57811,7 +57811,7 @@
                 <w:sz w:val="18"/>
                 <w:szCs w:val="18"/>
               </w:rPr>
-              <w:t xml:space="preserve">55</w:t>
+              <w:t xml:space="preserve">56</w:t>
             </w:r>
           </w:p>
         </w:tc>
@@ -57871,7 +57871,7 @@
                 <w:sz w:val="18"/>
                 <w:szCs w:val="18"/>
               </w:rPr>
-              <w:t xml:space="preserve">55</w:t>
+              <w:t xml:space="preserve">56</w:t>
             </w:r>
           </w:p>
         </w:tc>
@@ -57931,7 +57931,7 @@
                 <w:sz w:val="18"/>
                 <w:szCs w:val="18"/>
               </w:rPr>
-              <w:t xml:space="preserve">55</w:t>
+              <w:t xml:space="preserve">56</w:t>
             </w:r>
           </w:p>
         </w:tc>
@@ -57991,7 +57991,7 @@
                 <w:sz w:val="18"/>
                 <w:szCs w:val="18"/>
               </w:rPr>
-              <w:t xml:space="preserve">55</w:t>
+              <w:t xml:space="preserve">56</w:t>
             </w:r>
           </w:p>
         </w:tc>
@@ -58051,7 +58051,7 @@
                 <w:sz w:val="18"/>
                 <w:szCs w:val="18"/>
               </w:rPr>
-              <w:t xml:space="preserve">55</w:t>
+              <w:t xml:space="preserve">56</w:t>
             </w:r>
           </w:p>
         </w:tc>
@@ -58111,7 +58111,7 @@
                 <w:sz w:val="18"/>
                 <w:szCs w:val="18"/>
               </w:rPr>
-              <w:t xml:space="preserve">55</w:t>
+              <w:t xml:space="preserve">56</w:t>
             </w:r>
           </w:p>
         </w:tc>
@@ -58171,7 +58171,7 @@
                 <w:sz w:val="18"/>
                 <w:szCs w:val="18"/>
               </w:rPr>
-              <w:t xml:space="preserve">55</w:t>
+              <w:t xml:space="preserve">56</w:t>
             </w:r>
           </w:p>
         </w:tc>
@@ -58231,7 +58231,7 @@
                 <w:sz w:val="18"/>
                 <w:szCs w:val="18"/>
               </w:rPr>
-              <w:t xml:space="preserve">55</w:t>
+              <w:t xml:space="preserve">56</w:t>
             </w:r>
           </w:p>
         </w:tc>
@@ -58411,7 +58411,7 @@
                 <w:sz w:val="18"/>
                 <w:szCs w:val="18"/>
               </w:rPr>
-              <w:t xml:space="preserve">56</w:t>
+              <w:t xml:space="preserve">57</w:t>
             </w:r>
           </w:p>
         </w:tc>
@@ -58471,7 +58471,7 @@
                 <w:sz w:val="18"/>
                 <w:szCs w:val="18"/>
               </w:rPr>
-              <w:t xml:space="preserve">56</w:t>
+              <w:t xml:space="preserve">57</w:t>
             </w:r>
           </w:p>
         </w:tc>
@@ -58531,7 +58531,7 @@
                 <w:sz w:val="18"/>
                 <w:szCs w:val="18"/>
               </w:rPr>
-              <w:t xml:space="preserve">56</w:t>
+              <w:t xml:space="preserve">57</w:t>
             </w:r>
           </w:p>
         </w:tc>
@@ -58591,7 +58591,7 @@
                 <w:sz w:val="18"/>
                 <w:szCs w:val="18"/>
               </w:rPr>
-              <w:t xml:space="preserve">56</w:t>
+              <w:t xml:space="preserve">57</w:t>
             </w:r>
           </w:p>
         </w:tc>
@@ -58651,7 +58651,7 @@
                 <w:sz w:val="18"/>
                 <w:szCs w:val="18"/>
               </w:rPr>
-              <w:t xml:space="preserve">56</w:t>
+              <w:t xml:space="preserve">57</w:t>
             </w:r>
           </w:p>
         </w:tc>
@@ -58711,7 +58711,7 @@
                 <w:sz w:val="18"/>
                 <w:szCs w:val="18"/>
               </w:rPr>
-              <w:t xml:space="preserve">56</w:t>
+              <w:t xml:space="preserve">57</w:t>
             </w:r>
           </w:p>
         </w:tc>

--- a/docs/gost/proekt-dlya-vseh.docx
+++ b/docs/gost/proekt-dlya-vseh.docx
@@ -2398,7 +2398,7 @@
                 <w:sz w:val="24"/>
                 <w:szCs w:val="24"/>
               </w:rPr>
-              <w:t xml:space="preserve">Карточку для демонстрации ввели вручную; повторная проверка человеком ещё впереди. Так и подписано на экране.</w:t>
+              <w:t xml:space="preserve">Карточку для демонстрации ввели вручную, человек перепроверил её 29.10.2026; вывод всё равно conditional. Так и подписано на экране.</w:t>
             </w:r>
           </w:p>
         </w:tc>
@@ -5087,7 +5087,7 @@
         <w:pStyle w:val="FT"/>
       </w:pPr>
       <w:r>
-        <w:t xml:space="preserve">Вручную отобранные «факты присутствия» для демо: 8 записей, 10 094 байта, JSONL. Каждая говорит, что человек (например Aloysius Garcia, Charles McCarthy, Lady Brackenstall) был в таком-то месте в такое-то время, с дословной цитатой, говорящим, полярностью (affirm — утверждает) и уверенностью. Записи сгруппированы по эталонным случаям (c001, c002, c042) и подготовлены для правила R1 (один человек не может быть в двух местах сразу); введены вручную, повторная проверка человеком ещё впереди.</w:t>
+        <w:t xml:space="preserve">Вручную отобранные «факты присутствия» для демо: 8 записей, 10 094 байта, JSONL. Каждая говорит, что человек (например Aloysius Garcia, Charles McCarthy, Lady Brackenstall) был в таком-то месте в такое-то время, с дословной цитатой, говорящим, полярностью (affirm — утверждает) и уверенностью. Записи сгруппированы по эталонным случаям (c001, c002, c042) и подготовлены для правила R1 (один человек не может быть в двух местах сразу); введены вручную и перепроверены человеком 29.10.2026 (поля reviewed_by / reviewed_on).</w:t>
       </w:r>
     </w:p>
     <w:p>
@@ -5115,7 +5115,7 @@
         <w:pStyle w:val="FT"/>
       </w:pPr>
       <w:r>
-        <w:t xml:space="preserve">Курируемая «сцена» для демо: одна запись, 885 байт, JSONL. Это Wisteria Lodge: Garcia, по словам инспектора Бейнза, лежал мёртвым на Oxshott Common «since one o’clock» (60 минут), с цитатой, полями места, дня и времени. Нужна как опорный факт, с которым сравнивают показания свидетелей; введена вручную, повторная проверка человеком ещё впереди.</w:t>
+        <w:t xml:space="preserve">Курируемая «сцена» для демо: одна запись, 885 байт, JSONL. Это Wisteria Lodge: Garcia, по словам инспектора Бейнза, лежал мёртвым на Oxshott Common «since one o’clock» (60 минут), с цитатой, полями места, дня и времени. Нужна как опорный факт, с которым сравнивают показания свидетелей; введена вручную и перепроверена человеком 29.10.2026 (reviewed_by / reviewed_on).</w:t>
       </w:r>
     </w:p>
     <w:p>
@@ -7104,7 +7104,7 @@
                 <w:sz w:val="20"/>
                 <w:szCs w:val="20"/>
               </w:rPr>
-              <w:t xml:space="preserve">Схема вручную введённых фактов о присутствии (172 строки). Они введены вручную и ещё должны быть перепроверены человеком; их используют там, где маленькие модели не справляются (местоимения «он», «там»). Не результат автоматического конвейера и везде помечаются как кураторские. Не импортирует другие модули проекта; есть review_status, moment_id, check_review.</w:t>
+              <w:t xml:space="preserve">Схема вручную введённых и перепроверенных человеком фактов о присутствии (172 строки). Они введены вручную и перепроверены человеком (review_status, reviewed_by, reviewed_on); их используют там, где маленькие модели не справляются (местоимения «он», «там»). Не результат автоматического конвейера и везде помечаются как кураторские. Не импортирует другие модули проекта; есть review_status, moment_id, check_review.</w:t>
             </w:r>
           </w:p>
         </w:tc>
@@ -21004,7 +21004,7 @@
                 <w:sz w:val="20"/>
                 <w:szCs w:val="20"/>
               </w:rPr>
-              <w:t xml:space="preserve">Протокол сверки вручную введённых фактов демо (задача №22): 8 фактов и 1 сцена, поправлено 5 заметок, все 9 цитат найдены в тексте дословно. Повторная проверка человеком ещё впереди. Главный вывод для показа: время «почти час» в деле Wisteria Lodge сказал сам Гарсия, и Холмс считает это ложным алиби; правило лишь показывает, что два показания не могут быть верны одновременно.</w:t>
+              <w:t xml:space="preserve">Протокол проверки вручную введённых фактов демо (задача №22): 8 фактов и 1 сцена, поправлено 5 заметок, все 9 цитат найдены в тексте дословно. Сверку с текстом рассказа выполнил человек 29.10.2026 и расхождений не нашёл. Главный вывод для показа: время «почти час» в деле Wisteria Lodge сказал сам Гарсия, и Холмс считает это ложным алиби; правило лишь показывает, что два показания не могут быть верны одновременно.</w:t>
             </w:r>
           </w:p>
         </w:tc>
@@ -46714,7 +46714,7 @@
                 <w:sz w:val="18"/>
                 <w:szCs w:val="18"/>
               </w:rPr>
-              <w:t xml:space="preserve">21</w:t>
+              <w:t xml:space="preserve">22</w:t>
             </w:r>
           </w:p>
         </w:tc>

--- a/docs/gost/proekt-dlya-vseh.docx
+++ b/docs/gost/proekt-dlya-vseh.docx
@@ -334,7 +334,7 @@
         <w:pStyle w:val="TOC1"/>
       </w:pPr>
       <w:r>
-        <w:t xml:space="preserve">4 ЧЕГО ПРОЕКТ ПОКА НЕ УМЕЕТ</w:t>
+        <w:t xml:space="preserve">4 ЧТО СИСТЕМА УМЕЕТ И ЧТО МЫ УЛУЧШАЕМ ДАЛЬШЕ</w:t>
       </w:r>
       <w:r>
         <w:tab/>
@@ -368,7 +368,7 @@
         <w:tab/>
       </w:r>
       <w:r>
-        <w:t xml:space="preserve">10</w:t>
+        <w:t xml:space="preserve">11</w:t>
       </w:r>
     </w:p>
     <w:p>
@@ -1520,10 +1520,10 @@
         <w:rPr>
           <w:b/>
         </w:rPr>
-        <w:t xml:space="preserve">Чего не стоит ждать.</w:t>
-      </w:r>
-      <w:r>
-        <w:t xml:space="preserve"> Это учебный проект. Он не заменяет чтение рассказа и не умеет надёжно называть виновного. Подробно – в разделе 4.</w:t>
+        <w:t xml:space="preserve">Что ещё развиваем.</w:t>
+      </w:r>
+      <w:r>
+        <w:t xml:space="preserve"> Это учебный проект: он помогает работать с текстом, а не заменяет чтение рассказа; угадывание виновного пока эксперимент. Подробно – в разделе 4.</w:t>
       </w:r>
     </w:p>
     <w:p>
@@ -2541,7 +2541,32 @@
         <w:pStyle w:val="Heading1"/>
       </w:pPr>
       <w:r>
-        <w:t xml:space="preserve">4 Чего проект пока НЕ умеет</w:t>
+        <w:t xml:space="preserve">4 Что система умеет и что мы улучшаем дальше</w:t>
+      </w:r>
+    </w:p>
+    <w:p>
+      <w:r>
+        <w:rPr>
+          <w:b/>
+        </w:rPr>
+        <w:t xml:space="preserve">Что уже работает.</w:t>
+      </w:r>
+      <w:r>
+        <w:t xml:space="preserve"> Ответ с цитатой из рассказа или честный отказ. Правила R1–R3 с объяснением, из каких карточек сделан вывод. На 6 вопросах, ответа на которые в рассказах нет, агент отказал во всех 6. 986 автотестов проходят. Доска в интерфейсе перерисована так, чтобы большая доска не тормозила. Агент даёт лучший результат из трёх вариантов на тесте: 13 из 30.</w:t>
+      </w:r>
+    </w:p>
+    <w:p>
+      <w:pPr>
+        <w:pStyle w:val="NoIndent"/>
+      </w:pPr>
+      <w:r>
+        <w:rPr>
+          <w:b/>
+        </w:rPr>
+        <w:t xml:space="preserve">Что проверим и расширим дальше.</w:t>
+      </w:r>
+      <w:r>
+        <w:t xml:space="preserve"> Каждый пункт – конкретный следующий шаг, а не приговор.</w:t>
       </w:r>
     </w:p>
     <w:p>
@@ -2556,10 +2581,10 @@
         <w:rPr>
           <w:b/>
         </w:rPr>
-        <w:t xml:space="preserve">Не угадывает виновного надёжно.</w:t>
-      </w:r>
-      <w:r>
-        <w:t xml:space="preserve"> Опытный режим («матрица подозреваемых») это отдельный экспериментальный код (папки </w:t>
+        <w:t xml:space="preserve">Угадывание виновного – эксперимент.</w:t>
+      </w:r>
+      <w:r>
+        <w:t xml:space="preserve"> Опытный режим («матрица подозреваемых») – отдельный код (папки </w:t>
       </w:r>
       <w:hyperlink r:id="rIdLnk5" w:history="1">
         <w:r>
@@ -2587,7 +2612,7 @@
         </w:r>
       </w:hyperlink>
       <w:r>
-        <w:t xml:space="preserve">), в основной путь ответов он не включён. На тесте из 8 рассказов ни один метод не победил простые приёмы вроде «кто чаще упомянут». На 8 рассказах для разработки лучший из примерно 35 вариантов угадал 4 из 8, но он отбирался на этих же рассказах, цифра завышена. На 6 совсем новых рассказах (отец Браун) тот же метод назвал виновного первым 2 раза из 6, ровно как «самый упоминаемый»; интервал 0,10–0,70; один оправданный человек был назван первым. Не обвинять невиновного получается только ценой отказа отвечать. Кто виновен и где обрезать текст – разметка автоматическая, нужна проверка человеком (</w:t>
+        <w:t xml:space="preserve">), в основной путь ответов он не включён. На тесте из 8 рассказов ни один метод не победил простые приёмы вроде «кто чаще упомянут». На 8 рассказах для разработки лучший из примерно 35 вариантов угадал 4 из 8; он отбирался на этих же рассказах, поэтому цифра оптимистична. На 6 совсем новых рассказах (отец Браун) тот же метод назвал виновного первым 2 раза из 6 – на уровне «самого упоминаемого»; интервал 0,10–0,70; один оправданный человек был назван первым. Осторожный режим невиновного не называл, но отвечает редко. Дальше: новые рассказы и проверка меток человеком (кто виновен и где обрезать текст, разметка автоматическая; </w:t>
       </w:r>
       <w:hyperlink r:id="rIdLnk7" w:history="1">
         <w:r>
@@ -2616,10 +2641,10 @@
         <w:rPr>
           <w:b/>
         </w:rPr>
-        <w:t xml:space="preserve">Сама почти не находит противоречия.</w:t>
-      </w:r>
-      <w:r>
-        <w:t xml:space="preserve"> Из 12 противоречий в контрольном наборе правила нашли 0. На 19 из 20 рассказов не нашли ничего. Причина: из текста модель редко вытаскивает пары «кто + где + когда» (у 0,7 % высказываний). Единственная находка сделана на восьми карточках, введённых вручную.</w:t>
+        <w:t xml:space="preserve">Правила: нужно больше фактов.</w:t>
+      </w:r>
+      <w:r>
+        <w:t xml:space="preserve"> Из 12 противоречий в контрольном наборе правила на автоматическом графе нашли 0; на 19 из 20 рассказов находок нет. Причина понятна: из текста модель редко вытаскивает пары «кто + где + когда» (у 0,7 % высказываний). Единственная находка сделана на восьми карточках, введённых вручную и перепроверенных человеком 29.10.2026. Дальше: больше фактов «кто где был».</w:t>
       </w:r>
     </w:p>
     <w:p>
@@ -2634,10 +2659,10 @@
         <w:rPr>
           <w:b/>
         </w:rPr>
-        <w:t xml:space="preserve">Слабо запоминает, кто где был.</w:t>
-      </w:r>
-      <w:r>
-        <w:t xml:space="preserve"> Целевой проход на 159 кусочках оставил 16 фактов (большая модель) и 7 (маленькая); ни у одного нет дня рассказа. Эталон для проверки – всего 4 строгих факта, поэтому качество оценить нельзя (</w:t>
+        <w:t xml:space="preserve">«Кто где был»: основа есть.</w:t>
+      </w:r>
+      <w:r>
+        <w:t xml:space="preserve"> Целевой проход на 159 кусочках оставил 16 фактов (большая модель) и 7 (маленькая); пока ни у одного нет дня рассказа – это следующий шаг. Эталон для проверки – 4 строгих факта: расширим набор, тогда качество можно будет оценить (</w:t>
       </w:r>
       <w:hyperlink r:id="rIdLnk8" w:history="1">
         <w:r>
@@ -2666,10 +2691,10 @@
         <w:rPr>
           <w:b/>
         </w:rPr>
-        <w:t xml:space="preserve">Не лучше простого поиска.</w:t>
-      </w:r>
-      <w:r>
-        <w:t xml:space="preserve"> Агент 13 из 30 против 11 из 30 – разница не значима. На другой выборке (dev, 34 вопроса) агент хуже: 12 против 15.</w:t>
+        <w:t xml:space="preserve">Агент и простой поиск идут рядом.</w:t>
+      </w:r>
+      <w:r>
+        <w:t xml:space="preserve"> Агент 13 из 30, поиск 11 из 30 – разница в пределах шума. На другой выборке (dev, 34 вопроса) поиск впереди: 15 против 12. Дальше: больше вопросов и проверка меток.</w:t>
       </w:r>
     </w:p>
     <w:p>
@@ -2684,10 +2709,10 @@
         <w:rPr>
           <w:b/>
         </w:rPr>
-        <w:t xml:space="preserve">Эталон не проверен человеком.</w:t>
-      </w:r>
-      <w:r>
-        <w:t xml:space="preserve"> Вопросы и правильные ответы для измерений размечены автоматически.</w:t>
+        <w:t xml:space="preserve">Эталон проверит человек.</w:t>
+      </w:r>
+      <w:r>
+        <w:t xml:space="preserve"> Вопросы и правильные ответы для измерений размечены автоматически; проверка человеком – следующий шаг.</w:t>
       </w:r>
     </w:p>
     <w:p>
@@ -2702,10 +2727,10 @@
         <w:rPr>
           <w:b/>
         </w:rPr>
-        <w:t xml:space="preserve">Только английские рассказы.</w:t>
-      </w:r>
-      <w:r>
-        <w:t xml:space="preserve"> Русский вопрос переводится моделью; качество для русского отдельно не измерено.</w:t>
+        <w:t xml:space="preserve">Рассказы английские.</w:t>
+      </w:r>
+      <w:r>
+        <w:t xml:space="preserve"> Русский вопрос переводится моделью; качество для русского отдельно измерим.</w:t>
       </w:r>
     </w:p>
     <w:p>
@@ -2720,10 +2745,10 @@
         <w:rPr>
           <w:b/>
         </w:rPr>
-        <w:t xml:space="preserve">Одна проверка установки.</w:t>
-      </w:r>
-      <w:r>
-        <w:t xml:space="preserve"> Офлайн-пакет проверен на одном ноутбуке, а не на двух. Скорость измерена не в чистых условиях (шли другие программы).</w:t>
+        <w:t xml:space="preserve">Установку проверим на втором ноутбуке.</w:t>
+      </w:r>
+      <w:r>
+        <w:t xml:space="preserve"> Офлайн-пакет проверен на одном ноутбуке. Скорость измерена не в чистых условиях (шли другие программы): повторим в чистом окне.</w:t>
       </w:r>
     </w:p>
     <w:p>
